--- a/SECURITY TEST REPORT v2.docx
+++ b/SECURITY TEST REPORT v2.docx
@@ -619,7 +619,87 @@
               <w:rPr>
                 <w:lang w:val="en-US"/>
               </w:rPr>
-              <w:t>Findings Table ordered by CVSS Score</w:t>
+              <w:t>Findings</w:t>
+            </w:r>
+            <w:r>
+              <w:rPr>
+                <w:lang w:val="en-US"/>
+              </w:rPr>
+              <w:t>-T</w:t>
+            </w:r>
+            <w:r>
+              <w:rPr>
+                <w:lang w:val="en-US"/>
+              </w:rPr>
+              <w:t>able ordered by CVSS Score</w:t>
+            </w:r>
+          </w:p>
+        </w:tc>
+      </w:tr>
+      <w:tr>
+        <w:tc>
+          <w:tcPr>
+            <w:tcW w:w="2122" w:type="dxa"/>
+          </w:tcPr>
+          <w:p>
+            <w:pPr>
+              <w:rPr>
+                <w:lang w:val="en-US"/>
+              </w:rPr>
+            </w:pPr>
+            <w:r>
+              <w:rPr>
+                <w:lang w:val="en-US"/>
+              </w:rPr>
+              <w:t>2026-06-28</w:t>
+            </w:r>
+          </w:p>
+        </w:tc>
+        <w:tc>
+          <w:tcPr>
+            <w:tcW w:w="1275" w:type="dxa"/>
+          </w:tcPr>
+          <w:p>
+            <w:pPr>
+              <w:rPr>
+                <w:lang w:val="en-US"/>
+              </w:rPr>
+            </w:pPr>
+            <w:r>
+              <w:rPr>
+                <w:lang w:val="en-US"/>
+              </w:rPr>
+              <w:t>0.3</w:t>
+            </w:r>
+          </w:p>
+        </w:tc>
+        <w:tc>
+          <w:tcPr>
+            <w:tcW w:w="5619" w:type="dxa"/>
+          </w:tcPr>
+          <w:p>
+            <w:pPr>
+              <w:rPr>
+                <w:lang w:val="en-US"/>
+              </w:rPr>
+            </w:pPr>
+            <w:r>
+              <w:rPr>
+                <w:lang w:val="en-US"/>
+              </w:rPr>
+              <w:t xml:space="preserve">First </w:t>
+            </w:r>
+            <w:r>
+              <w:rPr>
+                <w:lang w:val="en-US"/>
+              </w:rPr>
+              <w:t>v</w:t>
+            </w:r>
+            <w:r>
+              <w:rPr>
+                <w:lang w:val="en-US"/>
+              </w:rPr>
+              <w:t>ulnerabilities inserted &amp; Chart actualized</w:t>
             </w:r>
           </w:p>
         </w:tc>
@@ -702,7 +782,6 @@
               <w:rFonts w:eastAsiaTheme="minorEastAsia"/>
               <w:b w:val="0"/>
               <w:bCs w:val="0"/>
-              <w:caps/>
               <w:noProof/>
               <w:sz w:val="24"/>
               <w:szCs w:val="24"/>
@@ -726,7 +805,7 @@
             </w:rPr>
             <w:fldChar w:fldCharType="separate"/>
           </w:r>
-          <w:hyperlink w:anchor="_Toc233545861" w:history="1">
+          <w:hyperlink w:anchor="_Toc233583532" w:history="1">
             <w:r>
               <w:rPr>
                 <w:rStyle w:val="Hyperlink"/>
@@ -754,7 +833,7 @@
                 <w:noProof/>
                 <w:webHidden/>
               </w:rPr>
-              <w:instrText xml:space="preserve"> PAGEREF _Toc233545861 \h </w:instrText>
+              <w:instrText xml:space="preserve"> PAGEREF _Toc233583532 \h </w:instrText>
             </w:r>
             <w:r>
               <w:rPr>
@@ -793,14 +872,15 @@
             </w:tabs>
             <w:rPr>
               <w:rFonts w:eastAsiaTheme="minorEastAsia"/>
-              <w:smallCaps/>
+              <w:i w:val="0"/>
+              <w:iCs w:val="0"/>
               <w:noProof/>
               <w:sz w:val="24"/>
               <w:szCs w:val="24"/>
               <w:lang w:eastAsia="en-GB"/>
             </w:rPr>
           </w:pPr>
-          <w:hyperlink w:anchor="_Toc233545862" w:history="1">
+          <w:hyperlink w:anchor="_Toc233583533" w:history="1">
             <w:r>
               <w:rPr>
                 <w:rStyle w:val="Hyperlink"/>
@@ -828,7 +908,7 @@
                 <w:noProof/>
                 <w:webHidden/>
               </w:rPr>
-              <w:instrText xml:space="preserve"> PAGEREF _Toc233545862 \h </w:instrText>
+              <w:instrText xml:space="preserve"> PAGEREF _Toc233583533 \h </w:instrText>
             </w:r>
             <w:r>
               <w:rPr>
@@ -867,14 +947,15 @@
             </w:tabs>
             <w:rPr>
               <w:rFonts w:eastAsiaTheme="minorEastAsia"/>
-              <w:smallCaps/>
+              <w:i w:val="0"/>
+              <w:iCs w:val="0"/>
               <w:noProof/>
               <w:sz w:val="24"/>
               <w:szCs w:val="24"/>
               <w:lang w:eastAsia="en-GB"/>
             </w:rPr>
           </w:pPr>
-          <w:hyperlink w:anchor="_Toc233545863" w:history="1">
+          <w:hyperlink w:anchor="_Toc233583534" w:history="1">
             <w:r>
               <w:rPr>
                 <w:rStyle w:val="Hyperlink"/>
@@ -902,7 +983,7 @@
                 <w:noProof/>
                 <w:webHidden/>
               </w:rPr>
-              <w:instrText xml:space="preserve"> PAGEREF _Toc233545863 \h </w:instrText>
+              <w:instrText xml:space="preserve"> PAGEREF _Toc233583534 \h </w:instrText>
             </w:r>
             <w:r>
               <w:rPr>
@@ -941,14 +1022,15 @@
             </w:tabs>
             <w:rPr>
               <w:rFonts w:eastAsiaTheme="minorEastAsia"/>
-              <w:smallCaps/>
+              <w:i w:val="0"/>
+              <w:iCs w:val="0"/>
               <w:noProof/>
               <w:sz w:val="24"/>
               <w:szCs w:val="24"/>
               <w:lang w:eastAsia="en-GB"/>
             </w:rPr>
           </w:pPr>
-          <w:hyperlink w:anchor="_Toc233545864" w:history="1">
+          <w:hyperlink w:anchor="_Toc233583535" w:history="1">
             <w:r>
               <w:rPr>
                 <w:rStyle w:val="Hyperlink"/>
@@ -975,7 +1057,7 @@
                 <w:noProof/>
                 <w:webHidden/>
               </w:rPr>
-              <w:instrText xml:space="preserve"> PAGEREF _Toc233545864 \h </w:instrText>
+              <w:instrText xml:space="preserve"> PAGEREF _Toc233583535 \h </w:instrText>
             </w:r>
             <w:r>
               <w:rPr>
@@ -995,7 +1077,7 @@
                 <w:noProof/>
                 <w:webHidden/>
               </w:rPr>
-              <w:t>1</w:t>
+              <w:t>2</w:t>
             </w:r>
             <w:r>
               <w:rPr>
@@ -1014,14 +1096,15 @@
             </w:tabs>
             <w:rPr>
               <w:rFonts w:eastAsiaTheme="minorEastAsia"/>
-              <w:smallCaps/>
+              <w:i w:val="0"/>
+              <w:iCs w:val="0"/>
               <w:noProof/>
               <w:sz w:val="24"/>
               <w:szCs w:val="24"/>
               <w:lang w:eastAsia="en-GB"/>
             </w:rPr>
           </w:pPr>
-          <w:hyperlink w:anchor="_Toc233545865" w:history="1">
+          <w:hyperlink w:anchor="_Toc233583536" w:history="1">
             <w:r>
               <w:rPr>
                 <w:rStyle w:val="Hyperlink"/>
@@ -1049,7 +1132,7 @@
                 <w:noProof/>
                 <w:webHidden/>
               </w:rPr>
-              <w:instrText xml:space="preserve"> PAGEREF _Toc233545865 \h </w:instrText>
+              <w:instrText xml:space="preserve"> PAGEREF _Toc233583536 \h </w:instrText>
             </w:r>
             <w:r>
               <w:rPr>
@@ -1069,7 +1152,7 @@
                 <w:noProof/>
                 <w:webHidden/>
               </w:rPr>
-              <w:t>2</w:t>
+              <w:t>3</w:t>
             </w:r>
             <w:r>
               <w:rPr>
@@ -1090,14 +1173,13 @@
               <w:rFonts w:eastAsiaTheme="minorEastAsia"/>
               <w:b w:val="0"/>
               <w:bCs w:val="0"/>
-              <w:caps/>
               <w:noProof/>
               <w:sz w:val="24"/>
               <w:szCs w:val="24"/>
               <w:lang w:eastAsia="en-GB"/>
             </w:rPr>
           </w:pPr>
-          <w:hyperlink w:anchor="_Toc233545866" w:history="1">
+          <w:hyperlink w:anchor="_Toc233583537" w:history="1">
             <w:r>
               <w:rPr>
                 <w:rStyle w:val="Hyperlink"/>
@@ -1125,7 +1207,7 @@
                 <w:noProof/>
                 <w:webHidden/>
               </w:rPr>
-              <w:instrText xml:space="preserve"> PAGEREF _Toc233545866 \h </w:instrText>
+              <w:instrText xml:space="preserve"> PAGEREF _Toc233583537 \h </w:instrText>
             </w:r>
             <w:r>
               <w:rPr>
@@ -1145,7 +1227,7 @@
                 <w:noProof/>
                 <w:webHidden/>
               </w:rPr>
-              <w:t>3</w:t>
+              <w:t>4</w:t>
             </w:r>
             <w:r>
               <w:rPr>
@@ -1164,14 +1246,15 @@
             </w:tabs>
             <w:rPr>
               <w:rFonts w:eastAsiaTheme="minorEastAsia"/>
-              <w:smallCaps/>
+              <w:i w:val="0"/>
+              <w:iCs w:val="0"/>
               <w:noProof/>
               <w:sz w:val="24"/>
               <w:szCs w:val="24"/>
               <w:lang w:eastAsia="en-GB"/>
             </w:rPr>
           </w:pPr>
-          <w:hyperlink w:anchor="_Toc233545867" w:history="1">
+          <w:hyperlink w:anchor="_Toc233583538" w:history="1">
             <w:r>
               <w:rPr>
                 <w:rStyle w:val="Hyperlink"/>
@@ -1199,7 +1282,7 @@
                 <w:noProof/>
                 <w:webHidden/>
               </w:rPr>
-              <w:instrText xml:space="preserve"> PAGEREF _Toc233545867 \h </w:instrText>
+              <w:instrText xml:space="preserve"> PAGEREF _Toc233583538 \h </w:instrText>
             </w:r>
             <w:r>
               <w:rPr>
@@ -1219,7 +1302,7 @@
                 <w:noProof/>
                 <w:webHidden/>
               </w:rPr>
-              <w:t>4</w:t>
+              <w:t>5</w:t>
             </w:r>
             <w:r>
               <w:rPr>
@@ -1238,14 +1321,15 @@
             </w:tabs>
             <w:rPr>
               <w:rFonts w:eastAsiaTheme="minorEastAsia"/>
-              <w:smallCaps/>
+              <w:i w:val="0"/>
+              <w:iCs w:val="0"/>
               <w:noProof/>
               <w:sz w:val="24"/>
               <w:szCs w:val="24"/>
               <w:lang w:eastAsia="en-GB"/>
             </w:rPr>
           </w:pPr>
-          <w:hyperlink w:anchor="_Toc233545868" w:history="1">
+          <w:hyperlink w:anchor="_Toc233583539" w:history="1">
             <w:r>
               <w:rPr>
                 <w:rStyle w:val="Hyperlink"/>
@@ -1273,7 +1357,7 @@
                 <w:noProof/>
                 <w:webHidden/>
               </w:rPr>
-              <w:instrText xml:space="preserve"> PAGEREF _Toc233545868 \h </w:instrText>
+              <w:instrText xml:space="preserve"> PAGEREF _Toc233583539 \h </w:instrText>
             </w:r>
             <w:r>
               <w:rPr>
@@ -1293,7 +1377,7 @@
                 <w:noProof/>
                 <w:webHidden/>
               </w:rPr>
-              <w:t>4</w:t>
+              <w:t>5</w:t>
             </w:r>
             <w:r>
               <w:rPr>
@@ -1312,14 +1396,15 @@
             </w:tabs>
             <w:rPr>
               <w:rFonts w:eastAsiaTheme="minorEastAsia"/>
-              <w:smallCaps/>
+              <w:i w:val="0"/>
+              <w:iCs w:val="0"/>
               <w:noProof/>
               <w:sz w:val="24"/>
               <w:szCs w:val="24"/>
               <w:lang w:eastAsia="en-GB"/>
             </w:rPr>
           </w:pPr>
-          <w:hyperlink w:anchor="_Toc233545869" w:history="1">
+          <w:hyperlink w:anchor="_Toc233583540" w:history="1">
             <w:r>
               <w:rPr>
                 <w:rStyle w:val="Hyperlink"/>
@@ -1347,7 +1432,7 @@
                 <w:noProof/>
                 <w:webHidden/>
               </w:rPr>
-              <w:instrText xml:space="preserve"> PAGEREF _Toc233545869 \h </w:instrText>
+              <w:instrText xml:space="preserve"> PAGEREF _Toc233583540 \h </w:instrText>
             </w:r>
             <w:r>
               <w:rPr>
@@ -1367,7 +1452,455 @@
                 <w:noProof/>
                 <w:webHidden/>
               </w:rPr>
-              <w:t>4</w:t>
+              <w:t>6</w:t>
+            </w:r>
+            <w:r>
+              <w:rPr>
+                <w:noProof/>
+                <w:webHidden/>
+              </w:rPr>
+              <w:fldChar w:fldCharType="end"/>
+            </w:r>
+          </w:hyperlink>
+        </w:p>
+        <w:p>
+          <w:pPr>
+            <w:pStyle w:val="TOC3"/>
+            <w:tabs>
+              <w:tab w:val="right" w:leader="dot" w:pos="9016"/>
+            </w:tabs>
+            <w:rPr>
+              <w:rFonts w:eastAsiaTheme="minorEastAsia"/>
+              <w:noProof/>
+              <w:sz w:val="24"/>
+              <w:szCs w:val="24"/>
+              <w:lang w:eastAsia="en-GB"/>
+            </w:rPr>
+          </w:pPr>
+          <w:hyperlink w:anchor="_Toc233583541" w:history="1">
+            <w:r>
+              <w:rPr>
+                <w:rStyle w:val="Hyperlink"/>
+                <w:noProof/>
+                <w:lang w:val="en-US"/>
+              </w:rPr>
+              <w:t>2.3.1 Credendials in HTML Comments</w:t>
+            </w:r>
+            <w:r>
+              <w:rPr>
+                <w:noProof/>
+                <w:webHidden/>
+              </w:rPr>
+              <w:tab/>
+            </w:r>
+            <w:r>
+              <w:rPr>
+                <w:noProof/>
+                <w:webHidden/>
+              </w:rPr>
+              <w:fldChar w:fldCharType="begin"/>
+            </w:r>
+            <w:r>
+              <w:rPr>
+                <w:noProof/>
+                <w:webHidden/>
+              </w:rPr>
+              <w:instrText xml:space="preserve"> PAGEREF _Toc233583541 \h </w:instrText>
+            </w:r>
+            <w:r>
+              <w:rPr>
+                <w:noProof/>
+                <w:webHidden/>
+              </w:rPr>
+            </w:r>
+            <w:r>
+              <w:rPr>
+                <w:noProof/>
+                <w:webHidden/>
+              </w:rPr>
+              <w:fldChar w:fldCharType="separate"/>
+            </w:r>
+            <w:r>
+              <w:rPr>
+                <w:noProof/>
+                <w:webHidden/>
+              </w:rPr>
+              <w:t>6</w:t>
+            </w:r>
+            <w:r>
+              <w:rPr>
+                <w:noProof/>
+                <w:webHidden/>
+              </w:rPr>
+              <w:fldChar w:fldCharType="end"/>
+            </w:r>
+          </w:hyperlink>
+        </w:p>
+        <w:p>
+          <w:pPr>
+            <w:pStyle w:val="TOC1"/>
+            <w:tabs>
+              <w:tab w:val="right" w:leader="dot" w:pos="9016"/>
+            </w:tabs>
+            <w:rPr>
+              <w:rFonts w:eastAsiaTheme="minorEastAsia"/>
+              <w:b w:val="0"/>
+              <w:bCs w:val="0"/>
+              <w:noProof/>
+              <w:sz w:val="24"/>
+              <w:szCs w:val="24"/>
+              <w:lang w:eastAsia="en-GB"/>
+            </w:rPr>
+          </w:pPr>
+          <w:hyperlink w:anchor="_Toc233583542" w:history="1">
+            <w:r>
+              <w:rPr>
+                <w:rStyle w:val="Hyperlink"/>
+                <w:noProof/>
+                <w:lang w:val="en-US"/>
+              </w:rPr>
+              <w:t>3.0 Informational Findings &amp; Hardening Recommendations</w:t>
+            </w:r>
+            <w:r>
+              <w:rPr>
+                <w:noProof/>
+                <w:webHidden/>
+              </w:rPr>
+              <w:tab/>
+            </w:r>
+            <w:r>
+              <w:rPr>
+                <w:noProof/>
+                <w:webHidden/>
+              </w:rPr>
+              <w:fldChar w:fldCharType="begin"/>
+            </w:r>
+            <w:r>
+              <w:rPr>
+                <w:noProof/>
+                <w:webHidden/>
+              </w:rPr>
+              <w:instrText xml:space="preserve"> PAGEREF _Toc233583542 \h </w:instrText>
+            </w:r>
+            <w:r>
+              <w:rPr>
+                <w:noProof/>
+                <w:webHidden/>
+              </w:rPr>
+            </w:r>
+            <w:r>
+              <w:rPr>
+                <w:noProof/>
+                <w:webHidden/>
+              </w:rPr>
+              <w:fldChar w:fldCharType="separate"/>
+            </w:r>
+            <w:r>
+              <w:rPr>
+                <w:noProof/>
+                <w:webHidden/>
+              </w:rPr>
+              <w:t>7</w:t>
+            </w:r>
+            <w:r>
+              <w:rPr>
+                <w:noProof/>
+                <w:webHidden/>
+              </w:rPr>
+              <w:fldChar w:fldCharType="end"/>
+            </w:r>
+          </w:hyperlink>
+        </w:p>
+        <w:p>
+          <w:pPr>
+            <w:pStyle w:val="TOC2"/>
+            <w:tabs>
+              <w:tab w:val="right" w:leader="dot" w:pos="9016"/>
+            </w:tabs>
+            <w:rPr>
+              <w:rFonts w:eastAsiaTheme="minorEastAsia"/>
+              <w:i w:val="0"/>
+              <w:iCs w:val="0"/>
+              <w:noProof/>
+              <w:sz w:val="24"/>
+              <w:szCs w:val="24"/>
+              <w:lang w:eastAsia="en-GB"/>
+            </w:rPr>
+          </w:pPr>
+          <w:hyperlink w:anchor="_Toc233583543" w:history="1">
+            <w:r>
+              <w:rPr>
+                <w:rStyle w:val="Hyperlink"/>
+                <w:noProof/>
+                <w:lang w:val="en-US"/>
+              </w:rPr>
+              <w:t>3.1 Web server version disclosure</w:t>
+            </w:r>
+            <w:r>
+              <w:rPr>
+                <w:noProof/>
+                <w:webHidden/>
+              </w:rPr>
+              <w:tab/>
+            </w:r>
+            <w:r>
+              <w:rPr>
+                <w:noProof/>
+                <w:webHidden/>
+              </w:rPr>
+              <w:fldChar w:fldCharType="begin"/>
+            </w:r>
+            <w:r>
+              <w:rPr>
+                <w:noProof/>
+                <w:webHidden/>
+              </w:rPr>
+              <w:instrText xml:space="preserve"> PAGEREF _Toc233583543 \h </w:instrText>
+            </w:r>
+            <w:r>
+              <w:rPr>
+                <w:noProof/>
+                <w:webHidden/>
+              </w:rPr>
+            </w:r>
+            <w:r>
+              <w:rPr>
+                <w:noProof/>
+                <w:webHidden/>
+              </w:rPr>
+              <w:fldChar w:fldCharType="separate"/>
+            </w:r>
+            <w:r>
+              <w:rPr>
+                <w:noProof/>
+                <w:webHidden/>
+              </w:rPr>
+              <w:t>7</w:t>
+            </w:r>
+            <w:r>
+              <w:rPr>
+                <w:noProof/>
+                <w:webHidden/>
+              </w:rPr>
+              <w:fldChar w:fldCharType="end"/>
+            </w:r>
+          </w:hyperlink>
+        </w:p>
+        <w:p>
+          <w:pPr>
+            <w:pStyle w:val="TOC2"/>
+            <w:tabs>
+              <w:tab w:val="right" w:leader="dot" w:pos="9016"/>
+            </w:tabs>
+            <w:rPr>
+              <w:rFonts w:eastAsiaTheme="minorEastAsia"/>
+              <w:i w:val="0"/>
+              <w:iCs w:val="0"/>
+              <w:noProof/>
+              <w:sz w:val="24"/>
+              <w:szCs w:val="24"/>
+              <w:lang w:eastAsia="en-GB"/>
+            </w:rPr>
+          </w:pPr>
+          <w:hyperlink w:anchor="_Toc233583544" w:history="1">
+            <w:r>
+              <w:rPr>
+                <w:rStyle w:val="Hyperlink"/>
+                <w:noProof/>
+                <w:lang w:val="en-US"/>
+              </w:rPr>
+              <w:t>3.2 Missing HTTP security headers</w:t>
+            </w:r>
+            <w:r>
+              <w:rPr>
+                <w:noProof/>
+                <w:webHidden/>
+              </w:rPr>
+              <w:tab/>
+            </w:r>
+            <w:r>
+              <w:rPr>
+                <w:noProof/>
+                <w:webHidden/>
+              </w:rPr>
+              <w:fldChar w:fldCharType="begin"/>
+            </w:r>
+            <w:r>
+              <w:rPr>
+                <w:noProof/>
+                <w:webHidden/>
+              </w:rPr>
+              <w:instrText xml:space="preserve"> PAGEREF _Toc233583544 \h </w:instrText>
+            </w:r>
+            <w:r>
+              <w:rPr>
+                <w:noProof/>
+                <w:webHidden/>
+              </w:rPr>
+            </w:r>
+            <w:r>
+              <w:rPr>
+                <w:noProof/>
+                <w:webHidden/>
+              </w:rPr>
+              <w:fldChar w:fldCharType="separate"/>
+            </w:r>
+            <w:r>
+              <w:rPr>
+                <w:noProof/>
+                <w:webHidden/>
+              </w:rPr>
+              <w:t>7</w:t>
+            </w:r>
+            <w:r>
+              <w:rPr>
+                <w:noProof/>
+                <w:webHidden/>
+              </w:rPr>
+              <w:fldChar w:fldCharType="end"/>
+            </w:r>
+          </w:hyperlink>
+        </w:p>
+        <w:p>
+          <w:pPr>
+            <w:pStyle w:val="TOC2"/>
+            <w:tabs>
+              <w:tab w:val="right" w:leader="dot" w:pos="9016"/>
+            </w:tabs>
+            <w:rPr>
+              <w:rFonts w:eastAsiaTheme="minorEastAsia"/>
+              <w:i w:val="0"/>
+              <w:iCs w:val="0"/>
+              <w:noProof/>
+              <w:sz w:val="24"/>
+              <w:szCs w:val="24"/>
+              <w:lang w:eastAsia="en-GB"/>
+            </w:rPr>
+          </w:pPr>
+          <w:hyperlink w:anchor="_Toc233583545" w:history="1">
+            <w:r>
+              <w:rPr>
+                <w:rStyle w:val="Hyperlink"/>
+                <w:noProof/>
+                <w:lang w:val="en-US"/>
+              </w:rPr>
+              <w:t>3.3 Verbose error output</w:t>
+            </w:r>
+            <w:r>
+              <w:rPr>
+                <w:noProof/>
+                <w:webHidden/>
+              </w:rPr>
+              <w:tab/>
+            </w:r>
+            <w:r>
+              <w:rPr>
+                <w:noProof/>
+                <w:webHidden/>
+              </w:rPr>
+              <w:fldChar w:fldCharType="begin"/>
+            </w:r>
+            <w:r>
+              <w:rPr>
+                <w:noProof/>
+                <w:webHidden/>
+              </w:rPr>
+              <w:instrText xml:space="preserve"> PAGEREF _Toc233583545 \h </w:instrText>
+            </w:r>
+            <w:r>
+              <w:rPr>
+                <w:noProof/>
+                <w:webHidden/>
+              </w:rPr>
+            </w:r>
+            <w:r>
+              <w:rPr>
+                <w:noProof/>
+                <w:webHidden/>
+              </w:rPr>
+              <w:fldChar w:fldCharType="separate"/>
+            </w:r>
+            <w:r>
+              <w:rPr>
+                <w:noProof/>
+                <w:webHidden/>
+              </w:rPr>
+              <w:t>7</w:t>
+            </w:r>
+            <w:r>
+              <w:rPr>
+                <w:noProof/>
+                <w:webHidden/>
+              </w:rPr>
+              <w:fldChar w:fldCharType="end"/>
+            </w:r>
+          </w:hyperlink>
+        </w:p>
+        <w:p>
+          <w:pPr>
+            <w:pStyle w:val="TOC2"/>
+            <w:tabs>
+              <w:tab w:val="right" w:leader="dot" w:pos="9016"/>
+            </w:tabs>
+            <w:rPr>
+              <w:rFonts w:eastAsiaTheme="minorEastAsia"/>
+              <w:i w:val="0"/>
+              <w:iCs w:val="0"/>
+              <w:noProof/>
+              <w:sz w:val="24"/>
+              <w:szCs w:val="24"/>
+              <w:lang w:eastAsia="en-GB"/>
+            </w:rPr>
+          </w:pPr>
+          <w:hyperlink w:anchor="_Toc233583546" w:history="1">
+            <w:r>
+              <w:rPr>
+                <w:rStyle w:val="Hyperlink"/>
+                <w:noProof/>
+                <w:lang w:val="en-US"/>
+              </w:rPr>
+              <w:t>3.4 Testing coverage note</w:t>
+            </w:r>
+            <w:r>
+              <w:rPr>
+                <w:noProof/>
+                <w:webHidden/>
+              </w:rPr>
+              <w:tab/>
+            </w:r>
+            <w:r>
+              <w:rPr>
+                <w:noProof/>
+                <w:webHidden/>
+              </w:rPr>
+              <w:fldChar w:fldCharType="begin"/>
+            </w:r>
+            <w:r>
+              <w:rPr>
+                <w:noProof/>
+                <w:webHidden/>
+              </w:rPr>
+              <w:instrText xml:space="preserve"> PAGEREF _Toc233583546 \h </w:instrText>
+            </w:r>
+            <w:r>
+              <w:rPr>
+                <w:noProof/>
+                <w:webHidden/>
+              </w:rPr>
+            </w:r>
+            <w:r>
+              <w:rPr>
+                <w:noProof/>
+                <w:webHidden/>
+              </w:rPr>
+              <w:fldChar w:fldCharType="separate"/>
+            </w:r>
+            <w:r>
+              <w:rPr>
+                <w:noProof/>
+                <w:webHidden/>
+              </w:rPr>
+              <w:t>8</w:t>
             </w:r>
             <w:r>
               <w:rPr>
@@ -1440,7 +1973,7 @@
       <w:bookmarkStart w:id="2" w:name="_Toc233495951"/>
       <w:bookmarkStart w:id="3" w:name="_Toc233496021"/>
       <w:bookmarkStart w:id="4" w:name="_Toc233496159"/>
-      <w:bookmarkStart w:id="5" w:name="_Toc233545861"/>
+      <w:bookmarkStart w:id="5" w:name="_Toc233583532"/>
       <w:r>
         <w:rPr>
           <w:lang w:val="en-US"/>
@@ -1478,7 +2011,7 @@
           <w:lang w:val="en-US"/>
         </w:rPr>
       </w:pPr>
-      <w:bookmarkStart w:id="6" w:name="_Toc233545862"/>
+      <w:bookmarkStart w:id="6" w:name="_Toc233583533"/>
       <w:r>
         <w:rPr>
           <w:lang w:val="en-US"/>
@@ -1588,7 +2121,7 @@
         <w:rPr>
           <w:lang w:val="en-US"/>
         </w:rPr>
-        <w:t>A</w:t>
+        <w:t>SQL Injection (Unauthenticated)</w:t>
       </w:r>
     </w:p>
     <w:p>
@@ -1606,7 +2139,7 @@
         <w:rPr>
           <w:lang w:val="en-US"/>
         </w:rPr>
-        <w:t>B</w:t>
+        <w:t>Privilege Escalation via Cookie Manipulation</w:t>
       </w:r>
     </w:p>
     <w:p>
@@ -1745,6 +2278,22 @@
           <w:color w:val="000000" w:themeColor="text1"/>
           <w:lang w:val="en-US"/>
         </w:rPr>
+        <w:t xml:space="preserve">, Chrome </w:t>
+      </w:r>
+      <w:proofErr w:type="spellStart"/>
+      <w:r>
+        <w:rPr>
+          <w:color w:val="000000" w:themeColor="text1"/>
+          <w:lang w:val="en-US"/>
+        </w:rPr>
+        <w:t>DevTools</w:t>
+      </w:r>
+      <w:proofErr w:type="spellEnd"/>
+      <w:r>
+        <w:rPr>
+          <w:color w:val="000000" w:themeColor="text1"/>
+          <w:lang w:val="en-US"/>
+        </w:rPr>
         <w:t>.</w:t>
       </w:r>
     </w:p>
@@ -1770,7 +2319,7 @@
           <w:lang w:val="en-US"/>
         </w:rPr>
       </w:pPr>
-      <w:bookmarkStart w:id="7" w:name="_Toc233545863"/>
+      <w:bookmarkStart w:id="7" w:name="_Toc233583534"/>
       <w:r>
         <w:rPr>
           <w:lang w:val="en-US"/>
@@ -1782,1111 +2331,157 @@
     <w:p>
       <w:pPr>
         <w:rPr>
-          <w:lang w:val="en-US"/>
-        </w:rPr>
-      </w:pPr>
-      <w:r>
-        <w:rPr>
-          <w:color w:val="A04A1E"/>
-          <w:lang w:val="en-US"/>
-        </w:rPr>
-        <w:t xml:space="preserve">Ut </w:t>
+          <w:color w:val="000000" w:themeColor="text1"/>
+          <w:lang w:val="en-US"/>
+        </w:rPr>
+      </w:pPr>
+      <w:r>
+        <w:rPr>
+          <w:color w:val="000000" w:themeColor="text1"/>
+          <w:lang w:val="en-US"/>
+        </w:rPr>
+        <w:t xml:space="preserve">The assessment of the </w:t>
       </w:r>
       <w:proofErr w:type="spellStart"/>
       <w:r>
         <w:rPr>
-          <w:color w:val="A04A1E"/>
-          <w:lang w:val="en-US"/>
-        </w:rPr>
-        <w:t>velit</w:t>
+          <w:color w:val="000000" w:themeColor="text1"/>
+          <w:lang w:val="en-US"/>
+        </w:rPr>
+        <w:t>CyberStepsVuln</w:t>
       </w:r>
       <w:proofErr w:type="spellEnd"/>
       <w:r>
         <w:rPr>
-          <w:color w:val="A04A1E"/>
-          <w:lang w:val="en-US"/>
-        </w:rPr>
-        <w:t xml:space="preserve"> </w:t>
-      </w:r>
-      <w:proofErr w:type="spellStart"/>
-      <w:r>
-        <w:rPr>
-          <w:color w:val="A04A1E"/>
-          <w:lang w:val="en-US"/>
-        </w:rPr>
-        <w:t>mauris</w:t>
-      </w:r>
-      <w:proofErr w:type="spellEnd"/>
-      <w:r>
-        <w:rPr>
-          <w:color w:val="A04A1E"/>
-          <w:lang w:val="en-US"/>
-        </w:rPr>
-        <w:t xml:space="preserve">, </w:t>
-      </w:r>
-      <w:proofErr w:type="spellStart"/>
-      <w:r>
-        <w:rPr>
-          <w:color w:val="A04A1E"/>
-          <w:lang w:val="en-US"/>
-        </w:rPr>
-        <w:t>egestas</w:t>
-      </w:r>
-      <w:proofErr w:type="spellEnd"/>
-      <w:r>
-        <w:rPr>
-          <w:color w:val="A04A1E"/>
-          <w:lang w:val="en-US"/>
-        </w:rPr>
-        <w:t xml:space="preserve"> sed, gravida nec, </w:t>
-      </w:r>
-      <w:proofErr w:type="spellStart"/>
-      <w:r>
-        <w:rPr>
-          <w:color w:val="A04A1E"/>
-          <w:lang w:val="en-US"/>
-        </w:rPr>
-        <w:t>ornare</w:t>
-      </w:r>
-      <w:proofErr w:type="spellEnd"/>
-      <w:r>
-        <w:rPr>
-          <w:color w:val="A04A1E"/>
-          <w:lang w:val="en-US"/>
-        </w:rPr>
-        <w:t xml:space="preserve"> </w:t>
-      </w:r>
-      <w:proofErr w:type="spellStart"/>
-      <w:r>
-        <w:rPr>
-          <w:color w:val="A04A1E"/>
-          <w:lang w:val="en-US"/>
-        </w:rPr>
-        <w:t>ut</w:t>
-      </w:r>
-      <w:proofErr w:type="spellEnd"/>
-      <w:r>
-        <w:rPr>
-          <w:color w:val="A04A1E"/>
-          <w:lang w:val="en-US"/>
-        </w:rPr>
-        <w:t xml:space="preserve">, mi. Aenean </w:t>
-      </w:r>
-      <w:proofErr w:type="spellStart"/>
-      <w:r>
-        <w:rPr>
-          <w:color w:val="A04A1E"/>
-          <w:lang w:val="en-US"/>
-        </w:rPr>
-        <w:t>ut</w:t>
-      </w:r>
-      <w:proofErr w:type="spellEnd"/>
-      <w:r>
-        <w:rPr>
-          <w:color w:val="A04A1E"/>
-          <w:lang w:val="en-US"/>
-        </w:rPr>
-        <w:t xml:space="preserve"> </w:t>
-      </w:r>
-      <w:proofErr w:type="spellStart"/>
-      <w:r>
-        <w:rPr>
-          <w:color w:val="A04A1E"/>
-          <w:lang w:val="en-US"/>
-        </w:rPr>
-        <w:t>orci</w:t>
-      </w:r>
-      <w:proofErr w:type="spellEnd"/>
-      <w:r>
-        <w:rPr>
-          <w:color w:val="A04A1E"/>
-          <w:lang w:val="en-US"/>
-        </w:rPr>
-        <w:t xml:space="preserve"> vel </w:t>
-      </w:r>
-      <w:proofErr w:type="spellStart"/>
-      <w:r>
-        <w:rPr>
-          <w:color w:val="A04A1E"/>
-          <w:lang w:val="en-US"/>
-        </w:rPr>
-        <w:t>massa</w:t>
-      </w:r>
-      <w:proofErr w:type="spellEnd"/>
-      <w:r>
-        <w:rPr>
-          <w:color w:val="A04A1E"/>
-          <w:lang w:val="en-US"/>
-        </w:rPr>
-        <w:t xml:space="preserve"> </w:t>
-      </w:r>
-      <w:proofErr w:type="spellStart"/>
-      <w:r>
-        <w:rPr>
-          <w:color w:val="A04A1E"/>
-          <w:lang w:val="en-US"/>
-        </w:rPr>
-        <w:t>suscipit</w:t>
-      </w:r>
-      <w:proofErr w:type="spellEnd"/>
-      <w:r>
-        <w:rPr>
-          <w:color w:val="A04A1E"/>
-          <w:lang w:val="en-US"/>
-        </w:rPr>
-        <w:t xml:space="preserve"> pulvinar. Donec </w:t>
-      </w:r>
-      <w:proofErr w:type="spellStart"/>
-      <w:r>
-        <w:rPr>
-          <w:color w:val="A04A1E"/>
-          <w:lang w:val="en-US"/>
-        </w:rPr>
-        <w:t>adipiscing</w:t>
-      </w:r>
-      <w:proofErr w:type="spellEnd"/>
-      <w:r>
-        <w:rPr>
-          <w:color w:val="A04A1E"/>
-          <w:lang w:val="en-US"/>
-        </w:rPr>
-        <w:t xml:space="preserve">. Morbi in ipsum sit </w:t>
-      </w:r>
-      <w:proofErr w:type="spellStart"/>
-      <w:r>
-        <w:rPr>
-          <w:color w:val="A04A1E"/>
-          <w:lang w:val="en-US"/>
-        </w:rPr>
-        <w:t>amet</w:t>
-      </w:r>
-      <w:proofErr w:type="spellEnd"/>
-      <w:r>
-        <w:rPr>
-          <w:color w:val="A04A1E"/>
-          <w:lang w:val="en-US"/>
-        </w:rPr>
-        <w:t xml:space="preserve"> </w:t>
-      </w:r>
-      <w:proofErr w:type="spellStart"/>
-      <w:r>
-        <w:rPr>
-          <w:color w:val="A04A1E"/>
-          <w:lang w:val="en-US"/>
-        </w:rPr>
-        <w:t>pede</w:t>
-      </w:r>
-      <w:proofErr w:type="spellEnd"/>
-      <w:r>
-        <w:rPr>
-          <w:color w:val="A04A1E"/>
-          <w:lang w:val="en-US"/>
-        </w:rPr>
-        <w:t xml:space="preserve"> </w:t>
-      </w:r>
-      <w:proofErr w:type="spellStart"/>
-      <w:r>
-        <w:rPr>
-          <w:color w:val="A04A1E"/>
-          <w:lang w:val="en-US"/>
-        </w:rPr>
-        <w:t>feugiat</w:t>
-      </w:r>
-      <w:proofErr w:type="spellEnd"/>
-      <w:r>
-        <w:rPr>
-          <w:color w:val="A04A1E"/>
-          <w:lang w:val="en-US"/>
-        </w:rPr>
-        <w:t xml:space="preserve"> </w:t>
-      </w:r>
-      <w:proofErr w:type="spellStart"/>
-      <w:r>
-        <w:rPr>
-          <w:color w:val="A04A1E"/>
-          <w:lang w:val="en-US"/>
-        </w:rPr>
-        <w:t>blandit</w:t>
-      </w:r>
-      <w:proofErr w:type="spellEnd"/>
-      <w:r>
-        <w:rPr>
-          <w:color w:val="A04A1E"/>
-          <w:lang w:val="en-US"/>
-        </w:rPr>
-        <w:t xml:space="preserve">. </w:t>
-      </w:r>
-      <w:proofErr w:type="spellStart"/>
-      <w:r>
-        <w:rPr>
-          <w:color w:val="A04A1E"/>
-          <w:lang w:val="en-US"/>
-        </w:rPr>
-        <w:t>Curabitur</w:t>
-      </w:r>
-      <w:proofErr w:type="spellEnd"/>
-      <w:r>
-        <w:rPr>
-          <w:color w:val="A04A1E"/>
-          <w:lang w:val="en-US"/>
-        </w:rPr>
-        <w:t xml:space="preserve"> gravida </w:t>
-      </w:r>
-      <w:proofErr w:type="spellStart"/>
-      <w:r>
-        <w:rPr>
-          <w:color w:val="A04A1E"/>
-          <w:lang w:val="en-US"/>
-        </w:rPr>
-        <w:t>dapibus</w:t>
-      </w:r>
-      <w:proofErr w:type="spellEnd"/>
-      <w:r>
-        <w:rPr>
-          <w:color w:val="A04A1E"/>
-          <w:lang w:val="en-US"/>
-        </w:rPr>
-        <w:t xml:space="preserve"> ipsum. </w:t>
-      </w:r>
-      <w:proofErr w:type="spellStart"/>
-      <w:r>
-        <w:rPr>
-          <w:color w:val="A04A1E"/>
-          <w:lang w:val="en-US"/>
-        </w:rPr>
-        <w:t>Praesent</w:t>
-      </w:r>
-      <w:proofErr w:type="spellEnd"/>
-      <w:r>
-        <w:rPr>
-          <w:color w:val="A04A1E"/>
-          <w:lang w:val="en-US"/>
-        </w:rPr>
-        <w:t xml:space="preserve"> </w:t>
-      </w:r>
-      <w:proofErr w:type="spellStart"/>
-      <w:r>
-        <w:rPr>
-          <w:color w:val="A04A1E"/>
-          <w:lang w:val="en-US"/>
-        </w:rPr>
-        <w:t>blandit</w:t>
-      </w:r>
-      <w:proofErr w:type="spellEnd"/>
-      <w:r>
-        <w:rPr>
-          <w:color w:val="A04A1E"/>
-          <w:lang w:val="en-US"/>
-        </w:rPr>
-        <w:t xml:space="preserve"> dolor. Sed non </w:t>
-      </w:r>
-      <w:proofErr w:type="spellStart"/>
-      <w:r>
-        <w:rPr>
-          <w:color w:val="A04A1E"/>
-          <w:lang w:val="en-US"/>
-        </w:rPr>
-        <w:t>quam</w:t>
-      </w:r>
-      <w:proofErr w:type="spellEnd"/>
-      <w:r>
-        <w:rPr>
-          <w:color w:val="A04A1E"/>
-          <w:lang w:val="en-US"/>
-        </w:rPr>
-        <w:t xml:space="preserve">. In vel mi sit </w:t>
-      </w:r>
-      <w:proofErr w:type="spellStart"/>
-      <w:r>
-        <w:rPr>
-          <w:color w:val="A04A1E"/>
-          <w:lang w:val="en-US"/>
-        </w:rPr>
-        <w:t>amet</w:t>
-      </w:r>
-      <w:proofErr w:type="spellEnd"/>
-      <w:r>
-        <w:rPr>
-          <w:color w:val="A04A1E"/>
-          <w:lang w:val="en-US"/>
-        </w:rPr>
-        <w:t xml:space="preserve"> </w:t>
-      </w:r>
-      <w:proofErr w:type="spellStart"/>
-      <w:r>
-        <w:rPr>
-          <w:color w:val="A04A1E"/>
-          <w:lang w:val="en-US"/>
-        </w:rPr>
-        <w:t>augue</w:t>
-      </w:r>
-      <w:proofErr w:type="spellEnd"/>
-      <w:r>
-        <w:rPr>
-          <w:color w:val="A04A1E"/>
-          <w:lang w:val="en-US"/>
-        </w:rPr>
-        <w:t xml:space="preserve"> </w:t>
-      </w:r>
-      <w:proofErr w:type="spellStart"/>
-      <w:r>
-        <w:rPr>
-          <w:color w:val="A04A1E"/>
-          <w:lang w:val="en-US"/>
-        </w:rPr>
-        <w:t>congue</w:t>
-      </w:r>
-      <w:proofErr w:type="spellEnd"/>
-      <w:r>
-        <w:rPr>
-          <w:color w:val="A04A1E"/>
-          <w:lang w:val="en-US"/>
-        </w:rPr>
-        <w:t xml:space="preserve"> </w:t>
-      </w:r>
-      <w:proofErr w:type="spellStart"/>
-      <w:r>
-        <w:rPr>
-          <w:color w:val="A04A1E"/>
-          <w:lang w:val="en-US"/>
-        </w:rPr>
-        <w:t>elementum</w:t>
-      </w:r>
-      <w:proofErr w:type="spellEnd"/>
-      <w:r>
-        <w:rPr>
-          <w:color w:val="A04A1E"/>
-          <w:lang w:val="en-US"/>
-        </w:rPr>
-        <w:t xml:space="preserve">. Morbi in </w:t>
-      </w:r>
-      <w:proofErr w:type="spellStart"/>
-      <w:r>
-        <w:rPr>
-          <w:color w:val="A04A1E"/>
-          <w:lang w:val="en-US"/>
-        </w:rPr>
-        <w:t>lectus</w:t>
-      </w:r>
-      <w:proofErr w:type="spellEnd"/>
-      <w:r>
-        <w:rPr>
-          <w:color w:val="A04A1E"/>
-          <w:lang w:val="en-US"/>
-        </w:rPr>
-        <w:t xml:space="preserve"> quis </w:t>
-      </w:r>
-      <w:proofErr w:type="spellStart"/>
-      <w:r>
-        <w:rPr>
-          <w:color w:val="A04A1E"/>
-          <w:lang w:val="en-US"/>
-        </w:rPr>
-        <w:t>justo</w:t>
-      </w:r>
-      <w:proofErr w:type="spellEnd"/>
-      <w:r>
-        <w:rPr>
-          <w:color w:val="A04A1E"/>
-          <w:lang w:val="en-US"/>
-        </w:rPr>
-        <w:t xml:space="preserve"> pulvinar </w:t>
-      </w:r>
-      <w:proofErr w:type="spellStart"/>
-      <w:r>
-        <w:rPr>
-          <w:color w:val="A04A1E"/>
-          <w:lang w:val="en-US"/>
-        </w:rPr>
-        <w:t>ullamcorper</w:t>
-      </w:r>
-      <w:proofErr w:type="spellEnd"/>
-      <w:r>
-        <w:rPr>
-          <w:color w:val="A04A1E"/>
-          <w:lang w:val="en-US"/>
-        </w:rPr>
-        <w:t xml:space="preserve">. </w:t>
-      </w:r>
-      <w:proofErr w:type="spellStart"/>
-      <w:r>
-        <w:rPr>
-          <w:color w:val="A04A1E"/>
-          <w:lang w:val="en-US"/>
-        </w:rPr>
-        <w:t>Pellentesque</w:t>
-      </w:r>
-      <w:proofErr w:type="spellEnd"/>
-      <w:r>
-        <w:rPr>
-          <w:color w:val="A04A1E"/>
-          <w:lang w:val="en-US"/>
-        </w:rPr>
-        <w:t xml:space="preserve"> </w:t>
-      </w:r>
-      <w:proofErr w:type="spellStart"/>
-      <w:r>
-        <w:rPr>
-          <w:color w:val="A04A1E"/>
-          <w:lang w:val="en-US"/>
-        </w:rPr>
-        <w:t>nibh</w:t>
-      </w:r>
-      <w:proofErr w:type="spellEnd"/>
-      <w:r>
-        <w:rPr>
-          <w:color w:val="A04A1E"/>
-          <w:lang w:val="en-US"/>
-        </w:rPr>
-        <w:t xml:space="preserve">. Donec est. </w:t>
-      </w:r>
-      <w:proofErr w:type="spellStart"/>
-      <w:r>
-        <w:rPr>
-          <w:color w:val="A04A1E"/>
-          <w:lang w:val="en-US"/>
-        </w:rPr>
-        <w:t>Vivamus</w:t>
-      </w:r>
-      <w:proofErr w:type="spellEnd"/>
-      <w:r>
-        <w:rPr>
-          <w:color w:val="A04A1E"/>
-          <w:lang w:val="en-US"/>
-        </w:rPr>
-        <w:t xml:space="preserve"> in. Mauris at </w:t>
-      </w:r>
-      <w:proofErr w:type="spellStart"/>
-      <w:r>
-        <w:rPr>
-          <w:color w:val="A04A1E"/>
-          <w:lang w:val="en-US"/>
-        </w:rPr>
-        <w:t>mauris</w:t>
-      </w:r>
-      <w:proofErr w:type="spellEnd"/>
-      <w:r>
-        <w:rPr>
-          <w:color w:val="A04A1E"/>
-          <w:lang w:val="en-US"/>
-        </w:rPr>
-        <w:t xml:space="preserve"> </w:t>
-      </w:r>
-      <w:proofErr w:type="gramStart"/>
-      <w:r>
-        <w:rPr>
-          <w:color w:val="A04A1E"/>
-          <w:lang w:val="en-US"/>
-        </w:rPr>
-        <w:t>a</w:t>
-      </w:r>
-      <w:proofErr w:type="gramEnd"/>
-      <w:r>
-        <w:rPr>
-          <w:color w:val="A04A1E"/>
-          <w:lang w:val="en-US"/>
-        </w:rPr>
-        <w:t xml:space="preserve"> ipsum. Donec </w:t>
-      </w:r>
-      <w:proofErr w:type="spellStart"/>
-      <w:r>
-        <w:rPr>
-          <w:color w:val="A04A1E"/>
-          <w:lang w:val="en-US"/>
-        </w:rPr>
-        <w:t>ullamcorper</w:t>
-      </w:r>
-      <w:proofErr w:type="spellEnd"/>
-      <w:r>
-        <w:rPr>
-          <w:color w:val="A04A1E"/>
-          <w:lang w:val="en-US"/>
-        </w:rPr>
-        <w:t xml:space="preserve">, </w:t>
-      </w:r>
-      <w:proofErr w:type="spellStart"/>
-      <w:r>
-        <w:rPr>
-          <w:color w:val="A04A1E"/>
-          <w:lang w:val="en-US"/>
-        </w:rPr>
-        <w:t>felis</w:t>
-      </w:r>
-      <w:proofErr w:type="spellEnd"/>
-      <w:r>
-        <w:rPr>
-          <w:color w:val="A04A1E"/>
-          <w:lang w:val="en-US"/>
-        </w:rPr>
-        <w:t xml:space="preserve"> non </w:t>
-      </w:r>
-      <w:proofErr w:type="spellStart"/>
-      <w:r>
-        <w:rPr>
-          <w:color w:val="A04A1E"/>
-          <w:lang w:val="en-US"/>
-        </w:rPr>
-        <w:t>sodales</w:t>
-      </w:r>
-      <w:proofErr w:type="spellEnd"/>
-      <w:r>
-        <w:rPr>
-          <w:color w:val="A04A1E"/>
-          <w:lang w:val="en-US"/>
-        </w:rPr>
-        <w:t xml:space="preserve"> </w:t>
-      </w:r>
-      <w:proofErr w:type="spellStart"/>
-      <w:r>
-        <w:rPr>
-          <w:color w:val="A04A1E"/>
-          <w:lang w:val="en-US"/>
-        </w:rPr>
-        <w:t>feugiat</w:t>
-      </w:r>
-      <w:proofErr w:type="spellEnd"/>
-      <w:r>
-        <w:rPr>
-          <w:color w:val="A04A1E"/>
-          <w:lang w:val="en-US"/>
-        </w:rPr>
-        <w:t xml:space="preserve">, libero </w:t>
-      </w:r>
-      <w:proofErr w:type="spellStart"/>
-      <w:r>
-        <w:rPr>
-          <w:color w:val="A04A1E"/>
-          <w:lang w:val="en-US"/>
-        </w:rPr>
-        <w:t>arcu</w:t>
-      </w:r>
-      <w:proofErr w:type="spellEnd"/>
-      <w:r>
-        <w:rPr>
-          <w:color w:val="A04A1E"/>
-          <w:lang w:val="en-US"/>
-        </w:rPr>
-        <w:t xml:space="preserve"> </w:t>
-      </w:r>
-      <w:proofErr w:type="spellStart"/>
-      <w:r>
-        <w:rPr>
-          <w:color w:val="A04A1E"/>
-          <w:lang w:val="en-US"/>
-        </w:rPr>
-        <w:t>rutrum</w:t>
-      </w:r>
-      <w:proofErr w:type="spellEnd"/>
-      <w:r>
-        <w:rPr>
-          <w:color w:val="A04A1E"/>
-          <w:lang w:val="en-US"/>
-        </w:rPr>
-        <w:t xml:space="preserve"> ligula, </w:t>
-      </w:r>
-      <w:proofErr w:type="spellStart"/>
-      <w:r>
-        <w:rPr>
-          <w:color w:val="A04A1E"/>
-          <w:lang w:val="en-US"/>
-        </w:rPr>
-        <w:t>varius</w:t>
-      </w:r>
-      <w:proofErr w:type="spellEnd"/>
-      <w:r>
-        <w:rPr>
-          <w:color w:val="A04A1E"/>
-          <w:lang w:val="en-US"/>
-        </w:rPr>
-        <w:t xml:space="preserve"> dictum </w:t>
-      </w:r>
-      <w:proofErr w:type="spellStart"/>
-      <w:r>
-        <w:rPr>
-          <w:color w:val="A04A1E"/>
-          <w:lang w:val="en-US"/>
-        </w:rPr>
-        <w:t>nulla</w:t>
-      </w:r>
-      <w:proofErr w:type="spellEnd"/>
-      <w:r>
-        <w:rPr>
-          <w:color w:val="A04A1E"/>
-          <w:lang w:val="en-US"/>
-        </w:rPr>
-        <w:t xml:space="preserve"> </w:t>
-      </w:r>
-      <w:proofErr w:type="spellStart"/>
-      <w:r>
-        <w:rPr>
-          <w:color w:val="A04A1E"/>
-          <w:lang w:val="en-US"/>
-        </w:rPr>
-        <w:t>justo</w:t>
-      </w:r>
-      <w:proofErr w:type="spellEnd"/>
-      <w:r>
-        <w:rPr>
-          <w:color w:val="A04A1E"/>
-          <w:lang w:val="en-US"/>
-        </w:rPr>
-        <w:t xml:space="preserve"> non est. Aenean </w:t>
-      </w:r>
-      <w:proofErr w:type="spellStart"/>
-      <w:r>
-        <w:rPr>
-          <w:color w:val="A04A1E"/>
-          <w:lang w:val="en-US"/>
-        </w:rPr>
-        <w:t>ut</w:t>
-      </w:r>
-      <w:proofErr w:type="spellEnd"/>
-      <w:r>
-        <w:rPr>
-          <w:color w:val="A04A1E"/>
-          <w:lang w:val="en-US"/>
-        </w:rPr>
-        <w:t xml:space="preserve"> eros et </w:t>
-      </w:r>
-      <w:proofErr w:type="spellStart"/>
-      <w:r>
-        <w:rPr>
-          <w:color w:val="A04A1E"/>
-          <w:lang w:val="en-US"/>
-        </w:rPr>
-        <w:t>nisl</w:t>
-      </w:r>
-      <w:proofErr w:type="spellEnd"/>
-      <w:r>
-        <w:rPr>
-          <w:color w:val="A04A1E"/>
-          <w:lang w:val="en-US"/>
-        </w:rPr>
-        <w:t xml:space="preserve"> </w:t>
-      </w:r>
-      <w:proofErr w:type="spellStart"/>
-      <w:r>
-        <w:rPr>
-          <w:color w:val="A04A1E"/>
-          <w:lang w:val="en-US"/>
-        </w:rPr>
-        <w:t>sagittis</w:t>
-      </w:r>
-      <w:proofErr w:type="spellEnd"/>
-      <w:r>
-        <w:rPr>
-          <w:color w:val="A04A1E"/>
-          <w:lang w:val="en-US"/>
-        </w:rPr>
-        <w:t xml:space="preserve"> vestibulum. </w:t>
-      </w:r>
-      <w:proofErr w:type="spellStart"/>
-      <w:r>
-        <w:rPr>
-          <w:color w:val="A04A1E"/>
-          <w:lang w:val="en-US"/>
-        </w:rPr>
-        <w:t>Nullam</w:t>
-      </w:r>
-      <w:proofErr w:type="spellEnd"/>
-      <w:r>
-        <w:rPr>
-          <w:color w:val="A04A1E"/>
-          <w:lang w:val="en-US"/>
-        </w:rPr>
-        <w:t xml:space="preserve"> </w:t>
-      </w:r>
-      <w:proofErr w:type="spellStart"/>
-      <w:r>
-        <w:rPr>
-          <w:color w:val="A04A1E"/>
-          <w:lang w:val="en-US"/>
-        </w:rPr>
-        <w:t>nulla</w:t>
-      </w:r>
-      <w:proofErr w:type="spellEnd"/>
-      <w:r>
-        <w:rPr>
-          <w:color w:val="A04A1E"/>
-          <w:lang w:val="en-US"/>
-        </w:rPr>
-        <w:t xml:space="preserve"> eros, </w:t>
-      </w:r>
-      <w:proofErr w:type="spellStart"/>
-      <w:r>
-        <w:rPr>
-          <w:color w:val="A04A1E"/>
-          <w:lang w:val="en-US"/>
-        </w:rPr>
-        <w:t>ultricies</w:t>
-      </w:r>
-      <w:proofErr w:type="spellEnd"/>
-      <w:r>
-        <w:rPr>
-          <w:color w:val="A04A1E"/>
-          <w:lang w:val="en-US"/>
-        </w:rPr>
-        <w:t xml:space="preserve"> sit </w:t>
-      </w:r>
-      <w:proofErr w:type="spellStart"/>
-      <w:r>
-        <w:rPr>
-          <w:color w:val="A04A1E"/>
-          <w:lang w:val="en-US"/>
-        </w:rPr>
-        <w:t>amet</w:t>
-      </w:r>
-      <w:proofErr w:type="spellEnd"/>
-      <w:r>
-        <w:rPr>
-          <w:color w:val="A04A1E"/>
-          <w:lang w:val="en-US"/>
-        </w:rPr>
-        <w:t xml:space="preserve">, </w:t>
-      </w:r>
-      <w:proofErr w:type="spellStart"/>
-      <w:r>
-        <w:rPr>
-          <w:color w:val="A04A1E"/>
-          <w:lang w:val="en-US"/>
-        </w:rPr>
-        <w:t>nonummy</w:t>
-      </w:r>
-      <w:proofErr w:type="spellEnd"/>
-      <w:r>
-        <w:rPr>
-          <w:color w:val="A04A1E"/>
-          <w:lang w:val="en-US"/>
-        </w:rPr>
-        <w:t xml:space="preserve"> id, </w:t>
-      </w:r>
-      <w:proofErr w:type="spellStart"/>
-      <w:r>
-        <w:rPr>
-          <w:color w:val="A04A1E"/>
-          <w:lang w:val="en-US"/>
-        </w:rPr>
-        <w:t>imperdiet</w:t>
-      </w:r>
-      <w:proofErr w:type="spellEnd"/>
-      <w:r>
-        <w:rPr>
-          <w:color w:val="A04A1E"/>
-          <w:lang w:val="en-US"/>
-        </w:rPr>
-        <w:t xml:space="preserve"> </w:t>
-      </w:r>
-      <w:proofErr w:type="spellStart"/>
-      <w:r>
-        <w:rPr>
-          <w:color w:val="A04A1E"/>
-          <w:lang w:val="en-US"/>
-        </w:rPr>
-        <w:t>feugiat</w:t>
-      </w:r>
-      <w:proofErr w:type="spellEnd"/>
-      <w:r>
-        <w:rPr>
-          <w:color w:val="A04A1E"/>
-          <w:lang w:val="en-US"/>
-        </w:rPr>
-        <w:t xml:space="preserve">, </w:t>
-      </w:r>
-      <w:proofErr w:type="spellStart"/>
-      <w:r>
-        <w:rPr>
-          <w:color w:val="A04A1E"/>
-          <w:lang w:val="en-US"/>
-        </w:rPr>
-        <w:t>pede</w:t>
-      </w:r>
-      <w:proofErr w:type="spellEnd"/>
-      <w:r>
-        <w:rPr>
-          <w:color w:val="A04A1E"/>
-          <w:lang w:val="en-US"/>
-        </w:rPr>
-        <w:t xml:space="preserve">. Sed </w:t>
-      </w:r>
-      <w:proofErr w:type="spellStart"/>
-      <w:r>
-        <w:rPr>
-          <w:color w:val="A04A1E"/>
-          <w:lang w:val="en-US"/>
-        </w:rPr>
-        <w:t>lectus</w:t>
-      </w:r>
-      <w:proofErr w:type="spellEnd"/>
-      <w:r>
-        <w:rPr>
-          <w:color w:val="A04A1E"/>
-          <w:lang w:val="en-US"/>
-        </w:rPr>
-        <w:t xml:space="preserve">. Donec </w:t>
-      </w:r>
-      <w:proofErr w:type="spellStart"/>
-      <w:r>
-        <w:rPr>
-          <w:color w:val="A04A1E"/>
-          <w:lang w:val="en-US"/>
-        </w:rPr>
-        <w:t>mollis</w:t>
-      </w:r>
-      <w:proofErr w:type="spellEnd"/>
-      <w:r>
-        <w:rPr>
-          <w:color w:val="A04A1E"/>
-          <w:lang w:val="en-US"/>
-        </w:rPr>
-        <w:t xml:space="preserve"> </w:t>
-      </w:r>
-      <w:proofErr w:type="spellStart"/>
-      <w:r>
-        <w:rPr>
-          <w:color w:val="A04A1E"/>
-          <w:lang w:val="en-US"/>
-        </w:rPr>
-        <w:t>hendrerit</w:t>
-      </w:r>
-      <w:proofErr w:type="spellEnd"/>
-      <w:r>
-        <w:rPr>
-          <w:color w:val="A04A1E"/>
-          <w:lang w:val="en-US"/>
-        </w:rPr>
-        <w:t xml:space="preserve"> </w:t>
-      </w:r>
-      <w:proofErr w:type="spellStart"/>
-      <w:r>
-        <w:rPr>
-          <w:color w:val="A04A1E"/>
-          <w:lang w:val="en-US"/>
-        </w:rPr>
-        <w:t>risus</w:t>
-      </w:r>
-      <w:proofErr w:type="spellEnd"/>
-      <w:r>
-        <w:rPr>
-          <w:color w:val="A04A1E"/>
-          <w:lang w:val="en-US"/>
-        </w:rPr>
-        <w:t xml:space="preserve">. </w:t>
-      </w:r>
-      <w:proofErr w:type="spellStart"/>
-      <w:r>
-        <w:rPr>
-          <w:color w:val="A04A1E"/>
-          <w:lang w:val="en-US"/>
-        </w:rPr>
-        <w:t>Phasellus</w:t>
-      </w:r>
-      <w:proofErr w:type="spellEnd"/>
-      <w:r>
-        <w:rPr>
-          <w:color w:val="A04A1E"/>
-          <w:lang w:val="en-US"/>
-        </w:rPr>
-        <w:t xml:space="preserve"> nec </w:t>
-      </w:r>
-      <w:proofErr w:type="spellStart"/>
-      <w:r>
-        <w:rPr>
-          <w:color w:val="A04A1E"/>
-          <w:lang w:val="en-US"/>
-        </w:rPr>
-        <w:t>sem</w:t>
-      </w:r>
-      <w:proofErr w:type="spellEnd"/>
-      <w:r>
-        <w:rPr>
-          <w:color w:val="A04A1E"/>
-          <w:lang w:val="en-US"/>
-        </w:rPr>
-        <w:t xml:space="preserve"> in </w:t>
-      </w:r>
-      <w:proofErr w:type="spellStart"/>
-      <w:r>
-        <w:rPr>
-          <w:color w:val="A04A1E"/>
-          <w:lang w:val="en-US"/>
-        </w:rPr>
-        <w:t>justo</w:t>
-      </w:r>
-      <w:proofErr w:type="spellEnd"/>
-      <w:r>
-        <w:rPr>
-          <w:color w:val="A04A1E"/>
-          <w:lang w:val="en-US"/>
-        </w:rPr>
-        <w:t xml:space="preserve"> </w:t>
-      </w:r>
-      <w:proofErr w:type="spellStart"/>
-      <w:r>
-        <w:rPr>
-          <w:color w:val="A04A1E"/>
-          <w:lang w:val="en-US"/>
-        </w:rPr>
-        <w:t>pellentesque</w:t>
-      </w:r>
-      <w:proofErr w:type="spellEnd"/>
-      <w:r>
-        <w:rPr>
-          <w:color w:val="A04A1E"/>
-          <w:lang w:val="en-US"/>
-        </w:rPr>
-        <w:t xml:space="preserve"> </w:t>
-      </w:r>
-      <w:proofErr w:type="spellStart"/>
-      <w:r>
-        <w:rPr>
-          <w:color w:val="A04A1E"/>
-          <w:lang w:val="en-US"/>
-        </w:rPr>
-        <w:t>facilisis</w:t>
-      </w:r>
-      <w:proofErr w:type="spellEnd"/>
-      <w:r>
-        <w:rPr>
-          <w:color w:val="A04A1E"/>
-          <w:lang w:val="en-US"/>
-        </w:rPr>
-        <w:t xml:space="preserve">. </w:t>
-      </w:r>
-      <w:proofErr w:type="spellStart"/>
-      <w:r>
-        <w:rPr>
-          <w:color w:val="A04A1E"/>
-          <w:lang w:val="en-US"/>
-        </w:rPr>
-        <w:t>Etiam</w:t>
-      </w:r>
-      <w:proofErr w:type="spellEnd"/>
-      <w:r>
-        <w:rPr>
-          <w:color w:val="A04A1E"/>
-          <w:lang w:val="en-US"/>
-        </w:rPr>
-        <w:t xml:space="preserve"> </w:t>
-      </w:r>
-      <w:proofErr w:type="spellStart"/>
-      <w:r>
-        <w:rPr>
-          <w:color w:val="A04A1E"/>
-          <w:lang w:val="en-US"/>
-        </w:rPr>
-        <w:t>imperdiet</w:t>
-      </w:r>
-      <w:proofErr w:type="spellEnd"/>
-      <w:r>
-        <w:rPr>
-          <w:color w:val="A04A1E"/>
-          <w:lang w:val="en-US"/>
-        </w:rPr>
-        <w:t xml:space="preserve"> </w:t>
-      </w:r>
-      <w:proofErr w:type="spellStart"/>
-      <w:r>
-        <w:rPr>
-          <w:color w:val="A04A1E"/>
-          <w:lang w:val="en-US"/>
-        </w:rPr>
-        <w:t>imperdiet</w:t>
-      </w:r>
-      <w:proofErr w:type="spellEnd"/>
-      <w:r>
-        <w:rPr>
-          <w:color w:val="A04A1E"/>
-          <w:lang w:val="en-US"/>
-        </w:rPr>
-        <w:t xml:space="preserve"> </w:t>
-      </w:r>
-      <w:proofErr w:type="spellStart"/>
-      <w:r>
-        <w:rPr>
-          <w:color w:val="A04A1E"/>
-          <w:lang w:val="en-US"/>
-        </w:rPr>
-        <w:t>orci</w:t>
-      </w:r>
-      <w:proofErr w:type="spellEnd"/>
-      <w:r>
-        <w:rPr>
-          <w:color w:val="A04A1E"/>
-          <w:lang w:val="en-US"/>
-        </w:rPr>
-        <w:t xml:space="preserve">. Nunc nec </w:t>
-      </w:r>
-      <w:proofErr w:type="spellStart"/>
-      <w:r>
-        <w:rPr>
-          <w:color w:val="A04A1E"/>
-          <w:lang w:val="en-US"/>
-        </w:rPr>
-        <w:t>neque</w:t>
-      </w:r>
-      <w:proofErr w:type="spellEnd"/>
-      <w:r>
-        <w:rPr>
-          <w:color w:val="A04A1E"/>
-          <w:lang w:val="en-US"/>
-        </w:rPr>
-        <w:t xml:space="preserve">. </w:t>
-      </w:r>
-      <w:proofErr w:type="spellStart"/>
-      <w:r>
-        <w:rPr>
-          <w:color w:val="A04A1E"/>
-          <w:lang w:val="en-US"/>
-        </w:rPr>
-        <w:t>Phasellus</w:t>
-      </w:r>
-      <w:proofErr w:type="spellEnd"/>
-      <w:r>
-        <w:rPr>
-          <w:color w:val="A04A1E"/>
-          <w:lang w:val="en-US"/>
-        </w:rPr>
-        <w:t xml:space="preserve"> </w:t>
-      </w:r>
-      <w:proofErr w:type="spellStart"/>
-      <w:r>
-        <w:rPr>
-          <w:color w:val="A04A1E"/>
-          <w:lang w:val="en-US"/>
-        </w:rPr>
-        <w:t>leo</w:t>
-      </w:r>
-      <w:proofErr w:type="spellEnd"/>
-      <w:r>
-        <w:rPr>
-          <w:color w:val="A04A1E"/>
-          <w:lang w:val="en-US"/>
-        </w:rPr>
-        <w:t xml:space="preserve"> dolor, tempus non, auctor et, </w:t>
-      </w:r>
-      <w:proofErr w:type="spellStart"/>
-      <w:r>
-        <w:rPr>
-          <w:color w:val="A04A1E"/>
-          <w:lang w:val="en-US"/>
-        </w:rPr>
-        <w:t>placerat</w:t>
-      </w:r>
-      <w:proofErr w:type="spellEnd"/>
-      <w:r>
-        <w:rPr>
-          <w:color w:val="A04A1E"/>
-          <w:lang w:val="en-US"/>
-        </w:rPr>
-        <w:t xml:space="preserve"> ac, ipsum.</w:t>
-      </w:r>
-    </w:p>
-    <w:p>
-      <w:pPr>
-        <w:rPr>
-          <w:lang w:val="en-US"/>
-        </w:rPr>
-      </w:pPr>
+          <w:color w:val="000000" w:themeColor="text1"/>
+          <w:lang w:val="en-US"/>
+        </w:rPr>
+        <w:t xml:space="preserve"> web application identified 12 vulnerabilities — 1 critical, 5 high, 5 medium, and 1 low — alongside 3 informational hardening observations. The application's overall security posture is weak: multiple high-impact vulnerabilities are exploitable without authentication.</w:t>
+      </w:r>
+    </w:p>
+    <w:p>
+      <w:pPr>
+        <w:rPr>
+          <w:color w:val="000000" w:themeColor="text1"/>
+          <w:lang w:val="en-US"/>
+        </w:rPr>
+      </w:pPr>
+      <w:r>
+        <w:rPr>
+          <w:color w:val="000000" w:themeColor="text1"/>
+          <w:lang w:val="en-US"/>
+        </w:rPr>
+        <w:t>Key outcomes:</w:t>
+      </w:r>
+    </w:p>
+    <w:p>
+      <w:pPr>
+        <w:rPr>
+          <w:color w:val="000000" w:themeColor="text1"/>
+          <w:lang w:val="en-US"/>
+        </w:rPr>
+      </w:pPr>
+    </w:p>
+    <w:p>
+      <w:pPr>
+        <w:pStyle w:val="ListParagraph"/>
+        <w:numPr>
+          <w:ilvl w:val="0"/>
+          <w:numId w:val="6"/>
+        </w:numPr>
+        <w:rPr>
+          <w:color w:val="000000" w:themeColor="text1"/>
+          <w:lang w:val="en-US"/>
+        </w:rPr>
+      </w:pPr>
+      <w:r>
+        <w:rPr>
+          <w:color w:val="000000" w:themeColor="text1"/>
+          <w:lang w:val="en-US"/>
+        </w:rPr>
+        <w:lastRenderedPageBreak/>
+        <w:t>Unauthenticated attackers can fully compromise the application's database, exposing customer, employee, and invoice data, due to a SQL injection flaw combined with an over-privileged database account.</w:t>
+      </w:r>
+    </w:p>
+    <w:p>
+      <w:pPr>
+        <w:pStyle w:val="ListParagraph"/>
+        <w:numPr>
+          <w:ilvl w:val="0"/>
+          <w:numId w:val="6"/>
+        </w:numPr>
+        <w:rPr>
+          <w:color w:val="000000" w:themeColor="text1"/>
+          <w:lang w:val="en-US"/>
+        </w:rPr>
+      </w:pPr>
+      <w:r>
+        <w:rPr>
+          <w:color w:val="000000" w:themeColor="text1"/>
+          <w:lang w:val="en-US"/>
+        </w:rPr>
+        <w:t>Access control can be bypassed trivially. Authorization relies on client-controlled cookies that can be forged to gain administrative privileges, and several sensitive pages are reachable without authentication.</w:t>
+      </w:r>
+    </w:p>
+    <w:p>
+      <w:pPr>
+        <w:pStyle w:val="ListParagraph"/>
+        <w:numPr>
+          <w:ilvl w:val="0"/>
+          <w:numId w:val="6"/>
+        </w:numPr>
+        <w:rPr>
+          <w:color w:val="000000" w:themeColor="text1"/>
+          <w:lang w:val="en-US"/>
+        </w:rPr>
+      </w:pPr>
+      <w:r>
+        <w:rPr>
+          <w:color w:val="000000" w:themeColor="text1"/>
+          <w:lang w:val="en-US"/>
+        </w:rPr>
+        <w:t>Credentials are exposed in multiple locations — a publicly accessible plaintext password list and hardcoded credentials in page source — enabling account compromise.</w:t>
+      </w:r>
+    </w:p>
+    <w:p>
+      <w:pPr>
+        <w:pStyle w:val="ListParagraph"/>
+        <w:numPr>
+          <w:ilvl w:val="0"/>
+          <w:numId w:val="6"/>
+        </w:numPr>
+        <w:rPr>
+          <w:color w:val="000000" w:themeColor="text1"/>
+          <w:lang w:val="en-US"/>
+        </w:rPr>
+      </w:pPr>
+      <w:r>
+        <w:rPr>
+          <w:color w:val="000000" w:themeColor="text1"/>
+          <w:lang w:val="en-US"/>
+        </w:rPr>
+        <w:t>A systemic lack of input validation and output encoding underlies several findings (SQL injection, cross-site scripting, unrestricted file upload, business-logic manipulation), indicating the issue is architectural rather than isolated.</w:t>
+      </w:r>
+    </w:p>
+    <w:p>
+      <w:pPr>
+        <w:pStyle w:val="ListParagraph"/>
+        <w:numPr>
+          <w:ilvl w:val="0"/>
+          <w:numId w:val="6"/>
+        </w:numPr>
+        <w:rPr>
+          <w:color w:val="000000" w:themeColor="text1"/>
+          <w:lang w:val="en-US"/>
+        </w:rPr>
+      </w:pPr>
+      <w:r>
+        <w:rPr>
+          <w:color w:val="000000" w:themeColor="text1"/>
+          <w:lang w:val="en-US"/>
+        </w:rPr>
+        <w:t>Realistic attack chains link these weaknesses: exposed credentials lead to login, a forgeable cookie escalates to administrative access — achievable by an unauthenticated attacker.</w:t>
+      </w:r>
     </w:p>
     <w:p>
       <w:pPr>
@@ -2895,7 +2490,7 @@
       <w:bookmarkStart w:id="8" w:name="_Toc233495952"/>
       <w:bookmarkStart w:id="9" w:name="_Toc233496022"/>
       <w:bookmarkStart w:id="10" w:name="_Toc233496160"/>
-      <w:bookmarkStart w:id="11" w:name="_Toc233545864"/>
+      <w:bookmarkStart w:id="11" w:name="_Toc233583535"/>
       <w:r>
         <w:t xml:space="preserve">1.3 </w:t>
       </w:r>
@@ -3148,6 +2743,7 @@
           <w:bCs/>
           <w:lang w:val="en-US"/>
         </w:rPr>
+        <w:lastRenderedPageBreak/>
         <w:t>INFO</w:t>
       </w:r>
       <w:r>
@@ -3193,9 +2789,8 @@
           <w:noProof/>
           <w:lang w:val="en-US"/>
         </w:rPr>
-        <w:lastRenderedPageBreak/>
         <w:drawing>
-          <wp:inline distT="0" distB="0" distL="0" distR="0" wp14:anchorId="667073AC" wp14:editId="558BDF5C">
+          <wp:inline distT="0" distB="0" distL="0" distR="0" wp14:anchorId="667073AC" wp14:editId="029681C2">
             <wp:extent cx="5486400" cy="3200400"/>
             <wp:effectExtent l="0" t="0" r="12700" b="12700"/>
             <wp:docPr id="1566292594" name="Chart 2"/>
@@ -3223,7 +2818,7 @@
           <w:lang w:val="en-US"/>
         </w:rPr>
       </w:pPr>
-      <w:bookmarkStart w:id="12" w:name="_Toc233545865"/>
+      <w:bookmarkStart w:id="12" w:name="_Toc233583536"/>
       <w:r>
         <w:rPr>
           <w:lang w:val="en-US"/>
@@ -3234,521 +2829,188 @@
     </w:p>
     <w:p>
       <w:pPr>
-        <w:rPr>
-          <w:color w:val="A04A1E"/>
-          <w:lang w:val="en-US"/>
-        </w:rPr>
-      </w:pPr>
-      <w:r>
-        <w:rPr>
-          <w:color w:val="A04A1E"/>
-          <w:lang w:val="en-US"/>
-        </w:rPr>
-        <w:t xml:space="preserve">Duis </w:t>
+        <w:pStyle w:val="ListParagraph"/>
+        <w:numPr>
+          <w:ilvl w:val="0"/>
+          <w:numId w:val="5"/>
+        </w:numPr>
+        <w:rPr>
+          <w:color w:val="000000" w:themeColor="text1"/>
+          <w:lang w:val="en-US"/>
+        </w:rPr>
+      </w:pPr>
+      <w:r>
+        <w:rPr>
+          <w:b/>
+          <w:bCs/>
+          <w:color w:val="000000" w:themeColor="text1"/>
+          <w:lang w:val="en-US"/>
+        </w:rPr>
+        <w:t>Eliminate the SQL injection and restrict database privileges (immediate).</w:t>
+      </w:r>
+      <w:r>
+        <w:rPr>
+          <w:color w:val="000000" w:themeColor="text1"/>
+          <w:lang w:val="en-US"/>
+        </w:rPr>
+        <w:t xml:space="preserve"> The unauthenticated SQL injection, combined with an over-privileged database account, exposes all customer, employee, and invoice data and permits full database compromise. Convert all database queries to parameterized statements and replace the application's database account with a least-privilege user. This is the single highest-risk issue and carries data-breach (GDPR) implications.</w:t>
+      </w:r>
+    </w:p>
+    <w:p>
+      <w:pPr>
+        <w:pStyle w:val="ListParagraph"/>
+        <w:numPr>
+          <w:ilvl w:val="0"/>
+          <w:numId w:val="5"/>
+        </w:numPr>
+        <w:rPr>
+          <w:color w:val="000000" w:themeColor="text1"/>
+          <w:lang w:val="en-US"/>
+        </w:rPr>
+      </w:pPr>
+      <w:r>
+        <w:rPr>
+          <w:b/>
+          <w:bCs/>
+          <w:color w:val="000000" w:themeColor="text1"/>
+          <w:lang w:val="en-US"/>
+        </w:rPr>
+        <w:t>Rebuild the session and authorization mechanism (immediate).</w:t>
+      </w:r>
+      <w:r>
+        <w:rPr>
+          <w:color w:val="000000" w:themeColor="text1"/>
+          <w:lang w:val="en-US"/>
+        </w:rPr>
+        <w:t xml:space="preserve"> Authorization currently relies on client-controlled cookies that can be trivially forged to gain administrative access. Replace these with server-side session management and enforce all access-control checks on the server. Set </w:t>
       </w:r>
       <w:proofErr w:type="spellStart"/>
       <w:r>
         <w:rPr>
-          <w:color w:val="A04A1E"/>
-          <w:lang w:val="en-US"/>
-        </w:rPr>
-        <w:t>aute</w:t>
+          <w:color w:val="000000" w:themeColor="text1"/>
+          <w:lang w:val="en-US"/>
+        </w:rPr>
+        <w:t>HttpOnly</w:t>
       </w:r>
       <w:proofErr w:type="spellEnd"/>
       <w:r>
         <w:rPr>
-          <w:color w:val="A04A1E"/>
-          <w:lang w:val="en-US"/>
-        </w:rPr>
-        <w:t xml:space="preserve"> </w:t>
+          <w:color w:val="000000" w:themeColor="text1"/>
+          <w:lang w:val="en-US"/>
+        </w:rPr>
+        <w:t xml:space="preserve">, Secure, and </w:t>
       </w:r>
       <w:proofErr w:type="spellStart"/>
       <w:r>
         <w:rPr>
-          <w:color w:val="A04A1E"/>
-          <w:lang w:val="en-US"/>
-        </w:rPr>
-        <w:t>irure</w:t>
+          <w:color w:val="000000" w:themeColor="text1"/>
+          <w:lang w:val="en-US"/>
+        </w:rPr>
+        <w:t>SameSite</w:t>
       </w:r>
       <w:proofErr w:type="spellEnd"/>
       <w:r>
         <w:rPr>
-          <w:color w:val="A04A1E"/>
-          <w:lang w:val="en-US"/>
-        </w:rPr>
-        <w:t xml:space="preserve"> dolor in </w:t>
-      </w:r>
-      <w:proofErr w:type="spellStart"/>
-      <w:r>
-        <w:rPr>
-          <w:color w:val="A04A1E"/>
-          <w:lang w:val="en-US"/>
-        </w:rPr>
-        <w:t>reprehenderit</w:t>
-      </w:r>
-      <w:proofErr w:type="spellEnd"/>
-      <w:r>
-        <w:rPr>
-          <w:color w:val="A04A1E"/>
-          <w:lang w:val="en-US"/>
-        </w:rPr>
-        <w:t xml:space="preserve"> in </w:t>
-      </w:r>
-      <w:proofErr w:type="spellStart"/>
-      <w:r>
-        <w:rPr>
-          <w:color w:val="A04A1E"/>
-          <w:lang w:val="en-US"/>
-        </w:rPr>
-        <w:t>voluptate</w:t>
-      </w:r>
-      <w:proofErr w:type="spellEnd"/>
-      <w:r>
-        <w:rPr>
-          <w:color w:val="A04A1E"/>
-          <w:lang w:val="en-US"/>
-        </w:rPr>
-        <w:t xml:space="preserve"> </w:t>
-      </w:r>
-      <w:proofErr w:type="spellStart"/>
-      <w:r>
-        <w:rPr>
-          <w:color w:val="A04A1E"/>
-          <w:lang w:val="en-US"/>
-        </w:rPr>
-        <w:t>velit</w:t>
-      </w:r>
-      <w:proofErr w:type="spellEnd"/>
-      <w:r>
-        <w:rPr>
-          <w:color w:val="A04A1E"/>
-          <w:lang w:val="en-US"/>
-        </w:rPr>
-        <w:t xml:space="preserve"> esse </w:t>
-      </w:r>
-      <w:proofErr w:type="spellStart"/>
-      <w:r>
-        <w:rPr>
-          <w:color w:val="A04A1E"/>
-          <w:lang w:val="en-US"/>
-        </w:rPr>
-        <w:t>cillum</w:t>
-      </w:r>
-      <w:proofErr w:type="spellEnd"/>
-      <w:r>
-        <w:rPr>
-          <w:color w:val="A04A1E"/>
-          <w:lang w:val="en-US"/>
-        </w:rPr>
-        <w:t xml:space="preserve"> dolore </w:t>
-      </w:r>
-      <w:proofErr w:type="spellStart"/>
-      <w:r>
-        <w:rPr>
-          <w:color w:val="A04A1E"/>
-          <w:lang w:val="en-US"/>
-        </w:rPr>
-        <w:t>eu</w:t>
-      </w:r>
-      <w:proofErr w:type="spellEnd"/>
-      <w:r>
-        <w:rPr>
-          <w:color w:val="A04A1E"/>
-          <w:lang w:val="en-US"/>
-        </w:rPr>
-        <w:t xml:space="preserve"> </w:t>
-      </w:r>
-      <w:proofErr w:type="spellStart"/>
-      <w:r>
-        <w:rPr>
-          <w:color w:val="A04A1E"/>
-          <w:lang w:val="en-US"/>
-        </w:rPr>
-        <w:t>fugiat</w:t>
-      </w:r>
-      <w:proofErr w:type="spellEnd"/>
-      <w:r>
-        <w:rPr>
-          <w:color w:val="A04A1E"/>
-          <w:lang w:val="en-US"/>
-        </w:rPr>
-        <w:t xml:space="preserve"> </w:t>
-      </w:r>
-      <w:proofErr w:type="spellStart"/>
-      <w:r>
-        <w:rPr>
-          <w:color w:val="A04A1E"/>
-          <w:lang w:val="en-US"/>
-        </w:rPr>
-        <w:t>nulla</w:t>
-      </w:r>
-      <w:proofErr w:type="spellEnd"/>
-      <w:r>
-        <w:rPr>
-          <w:color w:val="A04A1E"/>
-          <w:lang w:val="en-US"/>
-        </w:rPr>
-        <w:t xml:space="preserve"> </w:t>
-      </w:r>
-      <w:proofErr w:type="spellStart"/>
-      <w:r>
-        <w:rPr>
-          <w:color w:val="A04A1E"/>
-          <w:lang w:val="en-US"/>
-        </w:rPr>
-        <w:t>pariatur</w:t>
-      </w:r>
-      <w:proofErr w:type="spellEnd"/>
-      <w:r>
-        <w:rPr>
-          <w:color w:val="A04A1E"/>
-          <w:lang w:val="en-US"/>
-        </w:rPr>
-        <w:t xml:space="preserve">. </w:t>
-      </w:r>
-      <w:proofErr w:type="spellStart"/>
-      <w:r>
-        <w:rPr>
-          <w:color w:val="A04A1E"/>
-          <w:lang w:val="en-US"/>
-        </w:rPr>
-        <w:t>Excepteur</w:t>
-      </w:r>
-      <w:proofErr w:type="spellEnd"/>
-      <w:r>
-        <w:rPr>
-          <w:color w:val="A04A1E"/>
-          <w:lang w:val="en-US"/>
-        </w:rPr>
-        <w:t xml:space="preserve"> </w:t>
-      </w:r>
-      <w:proofErr w:type="spellStart"/>
-      <w:r>
-        <w:rPr>
-          <w:color w:val="A04A1E"/>
-          <w:lang w:val="en-US"/>
-        </w:rPr>
-        <w:t>sint</w:t>
-      </w:r>
-      <w:proofErr w:type="spellEnd"/>
-      <w:r>
-        <w:rPr>
-          <w:color w:val="A04A1E"/>
-          <w:lang w:val="en-US"/>
-        </w:rPr>
-        <w:t xml:space="preserve"> </w:t>
-      </w:r>
-      <w:proofErr w:type="spellStart"/>
-      <w:r>
-        <w:rPr>
-          <w:color w:val="A04A1E"/>
-          <w:lang w:val="en-US"/>
-        </w:rPr>
-        <w:t>occaecat</w:t>
-      </w:r>
-      <w:proofErr w:type="spellEnd"/>
-      <w:r>
-        <w:rPr>
-          <w:color w:val="A04A1E"/>
-          <w:lang w:val="en-US"/>
-        </w:rPr>
-        <w:t xml:space="preserve"> </w:t>
-      </w:r>
-      <w:proofErr w:type="spellStart"/>
-      <w:r>
-        <w:rPr>
-          <w:color w:val="A04A1E"/>
-          <w:lang w:val="en-US"/>
-        </w:rPr>
-        <w:t>cupidatat</w:t>
-      </w:r>
-      <w:proofErr w:type="spellEnd"/>
-      <w:r>
-        <w:rPr>
-          <w:color w:val="A04A1E"/>
-          <w:lang w:val="en-US"/>
-        </w:rPr>
-        <w:t xml:space="preserve"> non </w:t>
-      </w:r>
-      <w:proofErr w:type="spellStart"/>
-      <w:r>
-        <w:rPr>
-          <w:color w:val="A04A1E"/>
-          <w:lang w:val="en-US"/>
-        </w:rPr>
-        <w:t>proident</w:t>
-      </w:r>
-      <w:proofErr w:type="spellEnd"/>
-      <w:r>
-        <w:rPr>
-          <w:color w:val="A04A1E"/>
-          <w:lang w:val="en-US"/>
-        </w:rPr>
-        <w:t xml:space="preserve">, sunt in culpa qui </w:t>
-      </w:r>
-      <w:proofErr w:type="spellStart"/>
-      <w:r>
-        <w:rPr>
-          <w:color w:val="A04A1E"/>
-          <w:lang w:val="en-US"/>
-        </w:rPr>
-        <w:t>officia</w:t>
-      </w:r>
-      <w:proofErr w:type="spellEnd"/>
-      <w:r>
-        <w:rPr>
-          <w:color w:val="A04A1E"/>
-          <w:lang w:val="en-US"/>
-        </w:rPr>
-        <w:t xml:space="preserve"> </w:t>
-      </w:r>
-      <w:proofErr w:type="spellStart"/>
-      <w:r>
-        <w:rPr>
-          <w:color w:val="A04A1E"/>
-          <w:lang w:val="en-US"/>
-        </w:rPr>
-        <w:t>deserunt</w:t>
-      </w:r>
-      <w:proofErr w:type="spellEnd"/>
-      <w:r>
-        <w:rPr>
-          <w:color w:val="A04A1E"/>
-          <w:lang w:val="en-US"/>
-        </w:rPr>
-        <w:t xml:space="preserve"> </w:t>
-      </w:r>
-      <w:proofErr w:type="spellStart"/>
-      <w:r>
-        <w:rPr>
-          <w:color w:val="A04A1E"/>
-          <w:lang w:val="en-US"/>
-        </w:rPr>
-        <w:t>mollit</w:t>
-      </w:r>
-      <w:proofErr w:type="spellEnd"/>
-      <w:r>
-        <w:rPr>
-          <w:color w:val="A04A1E"/>
-          <w:lang w:val="en-US"/>
-        </w:rPr>
-        <w:t xml:space="preserve"> </w:t>
-      </w:r>
-      <w:proofErr w:type="spellStart"/>
-      <w:r>
-        <w:rPr>
-          <w:color w:val="A04A1E"/>
-          <w:lang w:val="en-US"/>
-        </w:rPr>
-        <w:t>anim</w:t>
-      </w:r>
-      <w:proofErr w:type="spellEnd"/>
-      <w:r>
-        <w:rPr>
-          <w:color w:val="A04A1E"/>
-          <w:lang w:val="en-US"/>
-        </w:rPr>
-        <w:t xml:space="preserve"> id est </w:t>
-      </w:r>
-      <w:proofErr w:type="spellStart"/>
-      <w:r>
-        <w:rPr>
-          <w:color w:val="A04A1E"/>
-          <w:lang w:val="en-US"/>
-        </w:rPr>
-        <w:t>laborum</w:t>
-      </w:r>
-      <w:proofErr w:type="spellEnd"/>
-      <w:r>
-        <w:rPr>
-          <w:color w:val="A04A1E"/>
-          <w:lang w:val="en-US"/>
-        </w:rPr>
-        <w:t xml:space="preserve">. Sed </w:t>
-      </w:r>
-      <w:proofErr w:type="spellStart"/>
-      <w:r>
-        <w:rPr>
-          <w:color w:val="A04A1E"/>
-          <w:lang w:val="en-US"/>
-        </w:rPr>
-        <w:t>ut</w:t>
-      </w:r>
-      <w:proofErr w:type="spellEnd"/>
-      <w:r>
-        <w:rPr>
-          <w:color w:val="A04A1E"/>
-          <w:lang w:val="en-US"/>
-        </w:rPr>
-        <w:t xml:space="preserve"> </w:t>
-      </w:r>
-      <w:proofErr w:type="spellStart"/>
-      <w:r>
-        <w:rPr>
-          <w:color w:val="A04A1E"/>
-          <w:lang w:val="en-US"/>
-        </w:rPr>
-        <w:t>perspiciatis</w:t>
-      </w:r>
-      <w:proofErr w:type="spellEnd"/>
-      <w:r>
-        <w:rPr>
-          <w:color w:val="A04A1E"/>
-          <w:lang w:val="en-US"/>
-        </w:rPr>
-        <w:t xml:space="preserve"> </w:t>
-      </w:r>
-      <w:proofErr w:type="spellStart"/>
-      <w:r>
-        <w:rPr>
-          <w:color w:val="A04A1E"/>
-          <w:lang w:val="en-US"/>
-        </w:rPr>
-        <w:t>unde</w:t>
-      </w:r>
-      <w:proofErr w:type="spellEnd"/>
-      <w:r>
-        <w:rPr>
-          <w:color w:val="A04A1E"/>
-          <w:lang w:val="en-US"/>
-        </w:rPr>
-        <w:t xml:space="preserve"> omnis </w:t>
-      </w:r>
-      <w:proofErr w:type="spellStart"/>
-      <w:r>
-        <w:rPr>
-          <w:color w:val="A04A1E"/>
-          <w:lang w:val="en-US"/>
-        </w:rPr>
-        <w:t>iste</w:t>
-      </w:r>
-      <w:proofErr w:type="spellEnd"/>
-      <w:r>
-        <w:rPr>
-          <w:color w:val="A04A1E"/>
-          <w:lang w:val="en-US"/>
-        </w:rPr>
-        <w:t xml:space="preserve"> </w:t>
-      </w:r>
-      <w:proofErr w:type="spellStart"/>
-      <w:r>
-        <w:rPr>
-          <w:color w:val="A04A1E"/>
-          <w:lang w:val="en-US"/>
-        </w:rPr>
-        <w:t>natus</w:t>
-      </w:r>
-      <w:proofErr w:type="spellEnd"/>
-      <w:r>
-        <w:rPr>
-          <w:color w:val="A04A1E"/>
-          <w:lang w:val="en-US"/>
-        </w:rPr>
-        <w:t xml:space="preserve"> error sit </w:t>
-      </w:r>
-      <w:proofErr w:type="spellStart"/>
-      <w:r>
-        <w:rPr>
-          <w:color w:val="A04A1E"/>
-          <w:lang w:val="en-US"/>
-        </w:rPr>
-        <w:t>voluptatem</w:t>
-      </w:r>
-      <w:proofErr w:type="spellEnd"/>
-      <w:r>
-        <w:rPr>
-          <w:color w:val="A04A1E"/>
-          <w:lang w:val="en-US"/>
-        </w:rPr>
-        <w:t xml:space="preserve"> </w:t>
-      </w:r>
-      <w:proofErr w:type="spellStart"/>
-      <w:r>
-        <w:rPr>
-          <w:color w:val="A04A1E"/>
-          <w:lang w:val="en-US"/>
-        </w:rPr>
-        <w:t>accusantium</w:t>
-      </w:r>
-      <w:proofErr w:type="spellEnd"/>
-      <w:r>
-        <w:rPr>
-          <w:color w:val="A04A1E"/>
-          <w:lang w:val="en-US"/>
-        </w:rPr>
-        <w:t xml:space="preserve"> </w:t>
-      </w:r>
-      <w:proofErr w:type="spellStart"/>
-      <w:r>
-        <w:rPr>
-          <w:color w:val="A04A1E"/>
-          <w:lang w:val="en-US"/>
-        </w:rPr>
-        <w:t>doloremque</w:t>
-      </w:r>
-      <w:proofErr w:type="spellEnd"/>
-      <w:r>
-        <w:rPr>
-          <w:color w:val="A04A1E"/>
-          <w:lang w:val="en-US"/>
-        </w:rPr>
-        <w:t xml:space="preserve"> </w:t>
-      </w:r>
-      <w:proofErr w:type="spellStart"/>
-      <w:r>
-        <w:rPr>
-          <w:color w:val="A04A1E"/>
-          <w:lang w:val="en-US"/>
-        </w:rPr>
-        <w:t>laudantium</w:t>
-      </w:r>
-      <w:proofErr w:type="spellEnd"/>
-      <w:r>
-        <w:rPr>
-          <w:color w:val="A04A1E"/>
-          <w:lang w:val="en-US"/>
-        </w:rPr>
-        <w:t xml:space="preserve">, totem rem </w:t>
-      </w:r>
-      <w:proofErr w:type="spellStart"/>
-      <w:r>
-        <w:rPr>
-          <w:color w:val="A04A1E"/>
-          <w:lang w:val="en-US"/>
-        </w:rPr>
-        <w:t>aperiam</w:t>
-      </w:r>
-      <w:proofErr w:type="spellEnd"/>
-      <w:r>
-        <w:rPr>
-          <w:color w:val="A04A1E"/>
-          <w:lang w:val="en-US"/>
-        </w:rPr>
-        <w:t xml:space="preserve">. </w:t>
-      </w:r>
-      <w:proofErr w:type="spellStart"/>
-      <w:r>
-        <w:rPr>
-          <w:color w:val="A04A1E"/>
-          <w:lang w:val="en-US"/>
-        </w:rPr>
-        <w:t>Eaque</w:t>
-      </w:r>
-      <w:proofErr w:type="spellEnd"/>
-      <w:r>
-        <w:rPr>
-          <w:color w:val="A04A1E"/>
-          <w:lang w:val="en-US"/>
-        </w:rPr>
-        <w:t xml:space="preserve"> ipsa q</w:t>
-      </w:r>
-    </w:p>
-    <w:p>
-      <w:pPr>
-        <w:rPr>
-          <w:lang w:val="en-US"/>
-        </w:rPr>
-      </w:pPr>
+          <w:color w:val="000000" w:themeColor="text1"/>
+          <w:lang w:val="en-US"/>
+        </w:rPr>
+        <w:t xml:space="preserve"> flags on session cookies.</w:t>
+      </w:r>
+    </w:p>
+    <w:p>
+      <w:pPr>
+        <w:pStyle w:val="ListParagraph"/>
+        <w:numPr>
+          <w:ilvl w:val="0"/>
+          <w:numId w:val="5"/>
+        </w:numPr>
+        <w:rPr>
+          <w:color w:val="000000" w:themeColor="text1"/>
+          <w:lang w:val="en-US"/>
+        </w:rPr>
+      </w:pPr>
+      <w:r>
+        <w:rPr>
+          <w:b/>
+          <w:bCs/>
+          <w:color w:val="000000" w:themeColor="text1"/>
+          <w:lang w:val="en-US"/>
+        </w:rPr>
+        <w:t>Remove all exposed credentials and rotate them (immediate).</w:t>
+      </w:r>
+      <w:r>
+        <w:rPr>
+          <w:color w:val="000000" w:themeColor="text1"/>
+          <w:lang w:val="en-US"/>
+        </w:rPr>
+        <w:t xml:space="preserve"> A plaintext password list and hardcoded credentials are publicly accessible. Remove these </w:t>
+      </w:r>
+      <w:r>
+        <w:rPr>
+          <w:color w:val="000000" w:themeColor="text1"/>
+          <w:lang w:val="en-US"/>
+        </w:rPr>
+        <w:lastRenderedPageBreak/>
+        <w:t>files from the web root, rotate every affected credential, and ensure secrets are never stored in source comments, public files, or robots.txt.</w:t>
+      </w:r>
+    </w:p>
+    <w:p>
+      <w:pPr>
+        <w:pStyle w:val="ListParagraph"/>
+        <w:numPr>
+          <w:ilvl w:val="0"/>
+          <w:numId w:val="5"/>
+        </w:numPr>
+        <w:rPr>
+          <w:color w:val="000000" w:themeColor="text1"/>
+          <w:lang w:val="en-US"/>
+        </w:rPr>
+      </w:pPr>
+      <w:r>
+        <w:rPr>
+          <w:b/>
+          <w:bCs/>
+          <w:color w:val="000000" w:themeColor="text1"/>
+          <w:lang w:val="en-US"/>
+        </w:rPr>
+        <w:t>Enforce server-side input validation across the application (short-term).</w:t>
+      </w:r>
+      <w:r>
+        <w:rPr>
+          <w:color w:val="000000" w:themeColor="text1"/>
+          <w:lang w:val="en-US"/>
+        </w:rPr>
+        <w:t xml:space="preserve"> Multiple findings (file upload, cross-site scripting, business-logic pricing) share a common root cause: untrusted input is processed without validation or output encoding. Apply consistent server-side validation, output encoding, and an upload allowlist.</w:t>
+      </w:r>
+    </w:p>
+    <w:p>
+      <w:pPr>
+        <w:pStyle w:val="ListParagraph"/>
+        <w:numPr>
+          <w:ilvl w:val="0"/>
+          <w:numId w:val="5"/>
+        </w:numPr>
+        <w:rPr>
+          <w:color w:val="000000" w:themeColor="text1"/>
+          <w:lang w:val="en-US"/>
+        </w:rPr>
+      </w:pPr>
+      <w:r>
+        <w:rPr>
+          <w:b/>
+          <w:bCs/>
+          <w:color w:val="000000" w:themeColor="text1"/>
+          <w:lang w:val="en-US"/>
+        </w:rPr>
+        <w:t>Apply security hardening (short-term).</w:t>
+      </w:r>
+      <w:r>
+        <w:rPr>
+          <w:color w:val="000000" w:themeColor="text1"/>
+          <w:lang w:val="en-US"/>
+        </w:rPr>
+        <w:t xml:space="preserve"> Implement HTTP security headers (CSP, X-Frame-Options, etc.), disable verbose error output, and suppress server version disclosure.</w:t>
+      </w:r>
     </w:p>
     <w:p>
       <w:pPr>
@@ -3860,7 +3122,7 @@
       <w:bookmarkStart w:id="13" w:name="_Toc233495953"/>
       <w:bookmarkStart w:id="14" w:name="_Toc233496023"/>
       <w:bookmarkStart w:id="15" w:name="_Toc233496161"/>
-      <w:bookmarkStart w:id="16" w:name="_Toc233545866"/>
+      <w:bookmarkStart w:id="16" w:name="_Toc233583537"/>
       <w:r>
         <w:rPr>
           <w:sz w:val="48"/>
@@ -3948,7 +3210,7 @@
           <w:lang w:val="en-US"/>
         </w:rPr>
       </w:pPr>
-      <w:bookmarkStart w:id="17" w:name="_Toc233545867"/>
+      <w:bookmarkStart w:id="17" w:name="_Toc233583538"/>
       <w:r>
         <w:rPr>
           <w:lang w:val="en-US"/>
@@ -4121,7 +3383,7 @@
           <w:lang w:val="en-US"/>
         </w:rPr>
       </w:pPr>
-      <w:bookmarkStart w:id="18" w:name="_Toc233545868"/>
+      <w:bookmarkStart w:id="18" w:name="_Toc233583539"/>
       <w:r>
         <w:rPr>
           <w:lang w:val="en-US"/>
@@ -4144,10 +3406,10 @@
       </w:tblPr>
       <w:tblGrid>
         <w:gridCol w:w="473"/>
-        <w:gridCol w:w="4070"/>
-        <w:gridCol w:w="1133"/>
-        <w:gridCol w:w="850"/>
-        <w:gridCol w:w="2490"/>
+        <w:gridCol w:w="3389"/>
+        <w:gridCol w:w="1108"/>
+        <w:gridCol w:w="829"/>
+        <w:gridCol w:w="3217"/>
       </w:tblGrid>
       <w:tr>
         <w:tc>
@@ -4574,6 +3836,13 @@
                 <w:rStyle w:val="HTMLCode"/>
                 <w:rFonts w:eastAsiaTheme="minorHAnsi"/>
               </w:rPr>
+              <w:t>/</w:t>
+            </w:r>
+            <w:r>
+              <w:rPr>
+                <w:rStyle w:val="HTMLCode"/>
+                <w:rFonts w:eastAsiaTheme="minorHAnsi"/>
+              </w:rPr>
               <w:t>ThemeLoader.php</w:t>
             </w:r>
             <w:r>
@@ -4692,7 +3961,7 @@
                 <w:sz w:val="20"/>
                 <w:szCs w:val="20"/>
               </w:rPr>
-              <w:t>/</w:t>
+              <w:t>.html</w:t>
             </w:r>
           </w:p>
         </w:tc>
@@ -4780,6 +4049,60 @@
                 <w:lang w:val="en-US"/>
               </w:rPr>
             </w:pPr>
+            <w:r>
+              <w:rPr>
+                <w:rFonts w:ascii="Courier New" w:hAnsi="Courier New" w:cs="Courier New"/>
+                <w:sz w:val="20"/>
+                <w:szCs w:val="20"/>
+              </w:rPr>
+              <w:t>/</w:t>
+            </w:r>
+            <w:r>
+              <w:rPr>
+                <w:rFonts w:ascii="Courier New" w:hAnsi="Courier New" w:cs="Courier New"/>
+                <w:sz w:val="20"/>
+                <w:szCs w:val="20"/>
+              </w:rPr>
+              <w:t>ThemeLoader.php</w:t>
+            </w:r>
+            <w:r>
+              <w:t xml:space="preserve">, </w:t>
+            </w:r>
+            <w:r>
+              <w:rPr>
+                <w:rFonts w:ascii="Courier New" w:hAnsi="Courier New" w:cs="Courier New"/>
+                <w:sz w:val="20"/>
+                <w:szCs w:val="20"/>
+              </w:rPr>
+              <w:t>/</w:t>
+            </w:r>
+            <w:r>
+              <w:rPr>
+                <w:rFonts w:ascii="Courier New" w:hAnsi="Courier New" w:cs="Courier New"/>
+                <w:sz w:val="20"/>
+                <w:szCs w:val="20"/>
+              </w:rPr>
+              <w:t>Editor/</w:t>
+            </w:r>
+            <w:r>
+              <w:t xml:space="preserve">, </w:t>
+            </w:r>
+            <w:r>
+              <w:rPr>
+                <w:rFonts w:ascii="Courier New" w:hAnsi="Courier New" w:cs="Courier New"/>
+                <w:sz w:val="20"/>
+                <w:szCs w:val="20"/>
+              </w:rPr>
+              <w:t xml:space="preserve">/ </w:t>
+            </w:r>
+            <w:r>
+              <w:rPr>
+                <w:rFonts w:ascii="Courier New" w:hAnsi="Courier New" w:cs="Courier New"/>
+                <w:sz w:val="20"/>
+                <w:szCs w:val="20"/>
+              </w:rPr>
+              <w:t>visiter-newsdesk.php</w:t>
+            </w:r>
           </w:p>
         </w:tc>
       </w:tr>
@@ -4866,6 +4189,13 @@
                 <w:lang w:val="en-US"/>
               </w:rPr>
             </w:pPr>
+            <w:r>
+              <w:rPr>
+                <w:rStyle w:val="HTMLCode"/>
+                <w:rFonts w:eastAsiaTheme="minorHAnsi"/>
+              </w:rPr>
+              <w:t>/decoda9013smith21985.txt</w:t>
+            </w:r>
           </w:p>
         </w:tc>
       </w:tr>
@@ -4952,6 +4282,46 @@
                 <w:lang w:val="en-US"/>
               </w:rPr>
             </w:pPr>
+            <w:r>
+              <w:rPr>
+                <w:rStyle w:val="HTMLCode"/>
+                <w:rFonts w:eastAsiaTheme="minorHAnsi"/>
+              </w:rPr>
+              <w:t>Deals.php</w:t>
+            </w:r>
+            <w:r>
+              <w:t xml:space="preserve"> (</w:t>
+            </w:r>
+            <w:r>
+              <w:rPr>
+                <w:rStyle w:val="HTMLCode"/>
+                <w:rFonts w:eastAsiaTheme="minorHAnsi"/>
+              </w:rPr>
+              <w:t>money</w:t>
+            </w:r>
+            <w:r>
+              <w:t xml:space="preserve">), </w:t>
+            </w:r>
+            <w:r>
+              <w:rPr>
+                <w:rStyle w:val="HTMLCode"/>
+                <w:rFonts w:eastAsiaTheme="minorHAnsi"/>
+              </w:rPr>
+              <w:t>Reviews.php</w:t>
+            </w:r>
+            <w:r>
+              <w:t xml:space="preserve"> (</w:t>
+            </w:r>
+            <w:r>
+              <w:rPr>
+                <w:rStyle w:val="HTMLCode"/>
+                <w:rFonts w:eastAsiaTheme="minorHAnsi"/>
+              </w:rPr>
+              <w:t>score</w:t>
+            </w:r>
+            <w:r>
+              <w:t>)</w:t>
+            </w:r>
           </w:p>
         </w:tc>
       </w:tr>
@@ -5035,6 +4405,26 @@
                 <w:lang w:val="en-US"/>
               </w:rPr>
             </w:pPr>
+            <w:r>
+              <w:rPr>
+                <w:rStyle w:val="HTMLCode"/>
+                <w:rFonts w:eastAsiaTheme="minorHAnsi"/>
+              </w:rPr>
+              <w:t>support.php</w:t>
+            </w:r>
+            <w:r>
+              <w:t xml:space="preserve"> (param </w:t>
+            </w:r>
+            <w:r>
+              <w:rPr>
+                <w:rStyle w:val="HTMLCode"/>
+                <w:rFonts w:eastAsiaTheme="minorHAnsi"/>
+              </w:rPr>
+              <w:t>image</w:t>
+            </w:r>
+            <w:r>
+              <w:t>)</w:t>
+            </w:r>
           </w:p>
         </w:tc>
       </w:tr>
@@ -5113,6 +4503,26 @@
                 <w:lang w:val="en-US"/>
               </w:rPr>
             </w:pPr>
+            <w:r>
+              <w:rPr>
+                <w:rStyle w:val="HTMLCode"/>
+                <w:rFonts w:eastAsiaTheme="minorHAnsi"/>
+              </w:rPr>
+              <w:t>Deals.php</w:t>
+            </w:r>
+            <w:r>
+              <w:t xml:space="preserve"> (param </w:t>
+            </w:r>
+            <w:r>
+              <w:rPr>
+                <w:rStyle w:val="HTMLCode"/>
+                <w:rFonts w:eastAsiaTheme="minorHAnsi"/>
+              </w:rPr>
+              <w:t>money</w:t>
+            </w:r>
+            <w:r>
+              <w:t>)</w:t>
+            </w:r>
           </w:p>
         </w:tc>
       </w:tr>
@@ -5275,6 +4685,15 @@
                 <w:lang w:val="en-US"/>
               </w:rPr>
             </w:pPr>
+            <w:r>
+              <w:rPr>
+                <w:rFonts w:ascii="Courier New" w:hAnsi="Courier New" w:cs="Courier New"/>
+                <w:sz w:val="20"/>
+                <w:szCs w:val="20"/>
+                <w:lang w:val="en-US"/>
+              </w:rPr>
+              <w:t>/</w:t>
+            </w:r>
             <w:proofErr w:type="spellStart"/>
             <w:r>
               <w:rPr>
@@ -5397,9 +4816,21 @@
           <w:p>
             <w:pPr>
               <w:rPr>
+                <w:rFonts w:ascii="Courier New" w:hAnsi="Courier New" w:cs="Courier New"/>
+                <w:sz w:val="20"/>
+                <w:szCs w:val="20"/>
                 <w:lang w:val="en-US"/>
               </w:rPr>
             </w:pPr>
+            <w:r>
+              <w:rPr>
+                <w:rFonts w:ascii="Courier New" w:hAnsi="Courier New" w:cs="Courier New"/>
+                <w:sz w:val="20"/>
+                <w:szCs w:val="20"/>
+                <w:lang w:val="en-US"/>
+              </w:rPr>
+              <w:t>/icon/</w:t>
+            </w:r>
           </w:p>
         </w:tc>
       </w:tr>
@@ -5425,7 +4856,7 @@
           <w:lang w:val="en-US"/>
         </w:rPr>
       </w:pPr>
-      <w:bookmarkStart w:id="19" w:name="_Toc233545869"/>
+      <w:bookmarkStart w:id="19" w:name="_Toc233583540"/>
       <w:r>
         <w:rPr>
           <w:lang w:val="en-US"/>
@@ -5448,30 +4879,23 @@
           <w:lang w:val="en-US"/>
         </w:rPr>
       </w:pPr>
+      <w:bookmarkStart w:id="20" w:name="_Toc233583541"/>
       <w:r>
         <w:rPr>
           <w:lang w:val="en-US"/>
         </w:rPr>
         <w:t xml:space="preserve">2.3.1 </w:t>
       </w:r>
-      <w:proofErr w:type="spellStart"/>
-      <w:r>
-        <w:rPr>
-          <w:lang w:val="en-US"/>
-        </w:rPr>
-        <w:t>Credendials</w:t>
-      </w:r>
-      <w:proofErr w:type="spellEnd"/>
-      <w:r>
-        <w:rPr>
-          <w:lang w:val="en-US"/>
-        </w:rPr>
-        <w:t xml:space="preserve"> in HTML Comments</w:t>
-      </w:r>
-    </w:p>
-    <w:p>
-      <w:pPr>
-        <w:pStyle w:val="NoSpacing"/>
+      <w:bookmarkEnd w:id="20"/>
+      <w:r>
+        <w:rPr>
+          <w:lang w:val="en-US"/>
+        </w:rPr>
+        <w:t>SQL Injection (Unauthenticated)</w:t>
+      </w:r>
+    </w:p>
+    <w:p>
+      <w:pPr>
         <w:rPr>
           <w:lang w:val="en-US"/>
         </w:rPr>
@@ -5482,132 +4906,37 @@
           <w:bCs/>
           <w:lang w:val="en-US"/>
         </w:rPr>
-        <w:t>Severity:</w:t>
-      </w:r>
-      <w:r>
-        <w:rPr>
-          <w:lang w:val="en-US"/>
-        </w:rPr>
-        <w:t xml:space="preserve"> High</w:t>
-      </w:r>
-    </w:p>
-    <w:p>
-      <w:pPr>
-        <w:pStyle w:val="NoSpacing"/>
-        <w:rPr>
-          <w:lang w:val="en-US"/>
-        </w:rPr>
-      </w:pPr>
+        <w:t>S</w:t>
+      </w:r>
       <w:r>
         <w:rPr>
           <w:b/>
           <w:bCs/>
           <w:lang w:val="en-US"/>
         </w:rPr>
-        <w:t>CVSS 3.1:</w:t>
-      </w:r>
-      <w:r>
-        <w:rPr>
-          <w:lang w:val="en-US"/>
-        </w:rPr>
-        <w:t xml:space="preserve"> 7.5 — CVSS:3.1/</w:t>
-      </w:r>
-      <w:proofErr w:type="gramStart"/>
-      <w:r>
-        <w:rPr>
-          <w:lang w:val="en-US"/>
-        </w:rPr>
-        <w:t>AV:N</w:t>
-      </w:r>
-      <w:proofErr w:type="gramEnd"/>
-      <w:r>
-        <w:rPr>
-          <w:lang w:val="en-US"/>
-        </w:rPr>
-        <w:t>/</w:t>
-      </w:r>
-      <w:proofErr w:type="gramStart"/>
-      <w:r>
-        <w:rPr>
-          <w:lang w:val="en-US"/>
-        </w:rPr>
-        <w:t>AC:L</w:t>
-      </w:r>
-      <w:proofErr w:type="gramEnd"/>
-      <w:r>
-        <w:rPr>
-          <w:lang w:val="en-US"/>
-        </w:rPr>
-        <w:t>/</w:t>
-      </w:r>
-      <w:proofErr w:type="gramStart"/>
-      <w:r>
-        <w:rPr>
-          <w:lang w:val="en-US"/>
-        </w:rPr>
-        <w:t>PR:N</w:t>
-      </w:r>
-      <w:proofErr w:type="gramEnd"/>
-      <w:r>
-        <w:rPr>
-          <w:lang w:val="en-US"/>
-        </w:rPr>
-        <w:t>/</w:t>
-      </w:r>
-      <w:proofErr w:type="gramStart"/>
-      <w:r>
-        <w:rPr>
-          <w:lang w:val="en-US"/>
-        </w:rPr>
-        <w:t>UI:N</w:t>
-      </w:r>
-      <w:proofErr w:type="gramEnd"/>
-      <w:r>
-        <w:rPr>
-          <w:lang w:val="en-US"/>
-        </w:rPr>
-        <w:t>/</w:t>
-      </w:r>
-      <w:proofErr w:type="gramStart"/>
-      <w:r>
-        <w:rPr>
-          <w:lang w:val="en-US"/>
-        </w:rPr>
-        <w:t>S:U</w:t>
-      </w:r>
-      <w:proofErr w:type="gramEnd"/>
-      <w:r>
-        <w:rPr>
-          <w:lang w:val="en-US"/>
-        </w:rPr>
-        <w:t>/C:H/</w:t>
-      </w:r>
-      <w:proofErr w:type="gramStart"/>
-      <w:r>
-        <w:rPr>
-          <w:lang w:val="en-US"/>
-        </w:rPr>
-        <w:t>I:N</w:t>
-      </w:r>
-      <w:proofErr w:type="gramEnd"/>
-      <w:r>
-        <w:rPr>
-          <w:lang w:val="en-US"/>
-        </w:rPr>
-        <w:t>/</w:t>
-      </w:r>
-      <w:proofErr w:type="gramStart"/>
-      <w:r>
-        <w:rPr>
-          <w:lang w:val="en-US"/>
-        </w:rPr>
-        <w:t>A:N</w:t>
-      </w:r>
-      <w:proofErr w:type="gramEnd"/>
-    </w:p>
-    <w:p>
-      <w:pPr>
-        <w:pStyle w:val="NoSpacing"/>
+        <w:t>everity:</w:t>
+      </w:r>
+      <w:r>
+        <w:rPr>
+          <w:lang w:val="en-US"/>
+        </w:rPr>
+        <w:t xml:space="preserve"> </w:t>
+      </w:r>
+      <w:r>
+        <w:rPr>
+          <w:lang w:val="en-US"/>
+        </w:rPr>
+        <w:tab/>
+      </w:r>
+      <w:r>
+        <w:rPr>
+          <w:lang w:val="en-US"/>
+        </w:rPr>
+        <w:t>Critical</w:t>
+      </w:r>
+    </w:p>
+    <w:p>
+      <w:pPr>
         <w:rPr>
           <w:lang w:val="en-US"/>
         </w:rPr>
@@ -5618,18 +4947,1806 @@
           <w:bCs/>
           <w:lang w:val="en-US"/>
         </w:rPr>
+        <w:t>CVSS 3.1:</w:t>
+      </w:r>
+      <w:r>
+        <w:rPr>
+          <w:lang w:val="en-US"/>
+        </w:rPr>
+        <w:t xml:space="preserve"> </w:t>
+      </w:r>
+      <w:r>
+        <w:rPr>
+          <w:lang w:val="en-US"/>
+        </w:rPr>
+        <w:tab/>
+      </w:r>
+      <w:r>
+        <w:rPr>
+          <w:lang w:val="en-US"/>
+        </w:rPr>
+        <w:t>CVSS:3.1/</w:t>
+      </w:r>
+      <w:proofErr w:type="gramStart"/>
+      <w:r>
+        <w:rPr>
+          <w:lang w:val="en-US"/>
+        </w:rPr>
+        <w:t>AV:N</w:t>
+      </w:r>
+      <w:proofErr w:type="gramEnd"/>
+      <w:r>
+        <w:rPr>
+          <w:lang w:val="en-US"/>
+        </w:rPr>
+        <w:t>/</w:t>
+      </w:r>
+      <w:proofErr w:type="gramStart"/>
+      <w:r>
+        <w:rPr>
+          <w:lang w:val="en-US"/>
+        </w:rPr>
+        <w:t>AC:L</w:t>
+      </w:r>
+      <w:proofErr w:type="gramEnd"/>
+      <w:r>
+        <w:rPr>
+          <w:lang w:val="en-US"/>
+        </w:rPr>
+        <w:t>/</w:t>
+      </w:r>
+      <w:proofErr w:type="gramStart"/>
+      <w:r>
+        <w:rPr>
+          <w:lang w:val="en-US"/>
+        </w:rPr>
+        <w:t>PR:N</w:t>
+      </w:r>
+      <w:proofErr w:type="gramEnd"/>
+      <w:r>
+        <w:rPr>
+          <w:lang w:val="en-US"/>
+        </w:rPr>
+        <w:t>/</w:t>
+      </w:r>
+      <w:proofErr w:type="gramStart"/>
+      <w:r>
+        <w:rPr>
+          <w:lang w:val="en-US"/>
+        </w:rPr>
+        <w:t>UI:N</w:t>
+      </w:r>
+      <w:proofErr w:type="gramEnd"/>
+      <w:r>
+        <w:rPr>
+          <w:lang w:val="en-US"/>
+        </w:rPr>
+        <w:t>/</w:t>
+      </w:r>
+      <w:proofErr w:type="gramStart"/>
+      <w:r>
+        <w:rPr>
+          <w:lang w:val="en-US"/>
+        </w:rPr>
+        <w:t>S:U</w:t>
+      </w:r>
+      <w:proofErr w:type="gramEnd"/>
+      <w:r>
+        <w:rPr>
+          <w:lang w:val="en-US"/>
+        </w:rPr>
+        <w:t>/C:H/I:H/A:H — 9.8</w:t>
+      </w:r>
+    </w:p>
+    <w:p>
+      <w:pPr>
+        <w:ind w:left="1440" w:hanging="1440"/>
+        <w:rPr>
+          <w:lang w:val="en-US"/>
+        </w:rPr>
+      </w:pPr>
+      <w:r>
+        <w:rPr>
+          <w:b/>
+          <w:bCs/>
+          <w:lang w:val="en-US"/>
+        </w:rPr>
         <w:t>CWE:</w:t>
       </w:r>
       <w:r>
         <w:rPr>
           <w:lang w:val="en-US"/>
         </w:rPr>
-        <w:t xml:space="preserve"> CWE-615 (Information Exposure Through Comments)</w:t>
-      </w:r>
-    </w:p>
-    <w:p>
-      <w:pPr>
-        <w:pStyle w:val="NoSpacing"/>
+        <w:t xml:space="preserve"> </w:t>
+      </w:r>
+      <w:r>
+        <w:rPr>
+          <w:lang w:val="en-US"/>
+        </w:rPr>
+        <w:tab/>
+      </w:r>
+      <w:r>
+        <w:rPr>
+          <w:lang w:val="en-US"/>
+        </w:rPr>
+        <w:t>CWE-89 (Improper Neutralization of Special Elements used in an SQL Command)</w:t>
+      </w:r>
+    </w:p>
+    <w:p>
+      <w:pPr>
+        <w:ind w:left="720" w:firstLine="720"/>
+        <w:rPr>
+          <w:lang w:val="en-US"/>
+        </w:rPr>
+      </w:pPr>
+      <w:r>
+        <w:rPr>
+          <w:lang w:val="en-US"/>
+        </w:rPr>
+        <w:t>CWE-209 — Information Exposure Through Error Messages</w:t>
+      </w:r>
+    </w:p>
+    <w:p>
+      <w:pPr>
+        <w:rPr>
+          <w:b/>
+          <w:bCs/>
+          <w:lang w:val="en-US"/>
+        </w:rPr>
+      </w:pPr>
+      <w:r>
+        <w:rPr>
+          <w:b/>
+          <w:bCs/>
+          <w:lang w:val="en-US"/>
+        </w:rPr>
+        <w:t>Description:</w:t>
+      </w:r>
+    </w:p>
+    <w:p>
+      <w:pPr>
+        <w:rPr>
+          <w:lang w:val="en-US"/>
+        </w:rPr>
+      </w:pPr>
+      <w:r>
+        <w:rPr>
+          <w:lang w:val="en-US"/>
+        </w:rPr>
+        <w:t xml:space="preserve">A query function accessible without authentication passes user input directly into a SQL statement without sanitization or parameterization. A single quote (') triggers a verbose database error; a </w:t>
+      </w:r>
+      <w:proofErr w:type="spellStart"/>
+      <w:r>
+        <w:rPr>
+          <w:lang w:val="en-US"/>
+        </w:rPr>
+        <w:t>boolean</w:t>
+      </w:r>
+      <w:proofErr w:type="spellEnd"/>
+      <w:r>
+        <w:rPr>
+          <w:lang w:val="en-US"/>
+        </w:rPr>
+        <w:t xml:space="preserve"> payload (' OR 1=1 </w:t>
+      </w:r>
+      <w:proofErr w:type="gramStart"/>
+      <w:r>
+        <w:rPr>
+          <w:lang w:val="en-US"/>
+        </w:rPr>
+        <w:t>-- )</w:t>
+      </w:r>
+      <w:proofErr w:type="gramEnd"/>
+      <w:r>
+        <w:rPr>
+          <w:lang w:val="en-US"/>
+        </w:rPr>
+        <w:t xml:space="preserve"> alters the query logic. A UNION-based injection was confirmed (6 columns), allowing extraction of arbitrary database content. The application connects to the database using a fully privileged account, granting read and write access across the entire schema.</w:t>
+      </w:r>
+    </w:p>
+    <w:p>
+      <w:pPr>
+        <w:rPr>
+          <w:b/>
+          <w:bCs/>
+          <w:lang w:val="en-US"/>
+        </w:rPr>
+      </w:pPr>
+      <w:r>
+        <w:rPr>
+          <w:b/>
+          <w:bCs/>
+          <w:lang w:val="en-US"/>
+        </w:rPr>
+        <w:t>Affected Component:</w:t>
+      </w:r>
+    </w:p>
+    <w:p>
+      <w:pPr>
+        <w:rPr>
+          <w:lang w:val="en-US"/>
+        </w:rPr>
+      </w:pPr>
+      <w:r>
+        <w:rPr>
+          <w:lang w:val="en-US"/>
+        </w:rPr>
+        <w:t>http://10.10.10.10/</w:t>
+      </w:r>
+      <w:r>
+        <w:t xml:space="preserve"> </w:t>
+      </w:r>
+      <w:proofErr w:type="spellStart"/>
+      <w:r>
+        <w:rPr>
+          <w:lang w:val="en-US"/>
+        </w:rPr>
+        <w:t>visiter-newsdesk.php</w:t>
+      </w:r>
+      <w:proofErr w:type="spellEnd"/>
+      <w:r>
+        <w:rPr>
+          <w:lang w:val="en-US"/>
+        </w:rPr>
+        <w:t>, parameter</w:t>
+      </w:r>
+      <w:r>
+        <w:rPr>
+          <w:lang w:val="en-US"/>
+        </w:rPr>
+        <w:t xml:space="preserve"> id</w:t>
+      </w:r>
+    </w:p>
+    <w:p>
+      <w:pPr>
+        <w:rPr>
+          <w:b/>
+          <w:bCs/>
+          <w:lang w:val="en-US"/>
+        </w:rPr>
+      </w:pPr>
+      <w:r>
+        <w:rPr>
+          <w:b/>
+          <w:bCs/>
+          <w:lang w:val="en-US"/>
+        </w:rPr>
+        <w:t>Proof of Concept:</w:t>
+      </w:r>
+    </w:p>
+    <w:p>
+      <w:pPr>
+        <w:rPr>
+          <w:lang w:val="en-US"/>
+        </w:rPr>
+      </w:pPr>
+      <w:r>
+        <w:rPr>
+          <w:lang w:val="en-US"/>
+        </w:rPr>
+        <w:t>Access the query page without authentication. (Screenshot)</w:t>
+      </w:r>
+    </w:p>
+    <w:p>
+      <w:pPr>
+        <w:rPr>
+          <w:lang w:val="en-US"/>
+        </w:rPr>
+      </w:pPr>
+      <w:r>
+        <w:rPr>
+          <w:lang w:val="en-US"/>
+        </w:rPr>
+        <w:t>Submit ' → raw database error returned (confirms injectable input). (Screenshot)</w:t>
+      </w:r>
+    </w:p>
+    <w:p>
+      <w:pPr>
+        <w:rPr>
+          <w:lang w:val="en-US"/>
+        </w:rPr>
+      </w:pPr>
+      <w:r>
+        <w:rPr>
+          <w:lang w:val="en-US"/>
+        </w:rPr>
+        <w:t xml:space="preserve">Submit ' OR 1=1 </w:t>
+      </w:r>
+      <w:proofErr w:type="gramStart"/>
+      <w:r>
+        <w:rPr>
+          <w:lang w:val="en-US"/>
+        </w:rPr>
+        <w:t>--  →</w:t>
+      </w:r>
+      <w:proofErr w:type="gramEnd"/>
+      <w:r>
+        <w:rPr>
+          <w:lang w:val="en-US"/>
+        </w:rPr>
+        <w:t xml:space="preserve"> query logic bypassed. (Screenshot)</w:t>
+      </w:r>
+    </w:p>
+    <w:p>
+      <w:pPr>
+        <w:rPr>
+          <w:lang w:val="en-US"/>
+        </w:rPr>
+      </w:pPr>
+      <w:r>
+        <w:rPr>
+          <w:lang w:val="en-US"/>
+        </w:rPr>
+        <w:t>Determine column count via ORDER BY (6 columns) and confirm reflected columns via UNION SELECT. (Screenshot)</w:t>
+      </w:r>
+    </w:p>
+    <w:p>
+      <w:pPr>
+        <w:rPr>
+          <w:lang w:val="en-US"/>
+        </w:rPr>
+      </w:pPr>
+      <w:r>
+        <w:rPr>
+          <w:lang w:val="en-US"/>
+        </w:rPr>
+        <w:t xml:space="preserve">Disclose database metadata: MySQL 8.0.42, database </w:t>
+      </w:r>
+      <w:proofErr w:type="spellStart"/>
+      <w:r>
+        <w:rPr>
+          <w:lang w:val="en-US"/>
+        </w:rPr>
+        <w:t>TechNation</w:t>
+      </w:r>
+      <w:proofErr w:type="spellEnd"/>
+      <w:r>
+        <w:rPr>
+          <w:lang w:val="en-US"/>
+        </w:rPr>
+        <w:t>, connecting user with full privileges. (Screenshot)</w:t>
+      </w:r>
+    </w:p>
+    <w:p>
+      <w:pPr>
+        <w:rPr>
+          <w:lang w:val="en-US"/>
+        </w:rPr>
+      </w:pPr>
+      <w:r>
+        <w:rPr>
+          <w:lang w:val="en-US"/>
+        </w:rPr>
+        <w:t xml:space="preserve">Enumerate schema — tables include users, customer, employee, invoice, </w:t>
+      </w:r>
+      <w:proofErr w:type="spellStart"/>
+      <w:r>
+        <w:rPr>
+          <w:lang w:val="en-US"/>
+        </w:rPr>
+        <w:t>invoiceline</w:t>
+      </w:r>
+      <w:proofErr w:type="spellEnd"/>
+      <w:r>
+        <w:rPr>
+          <w:lang w:val="en-US"/>
+        </w:rPr>
+        <w:t xml:space="preserve">. The users table contains columns Email, </w:t>
+      </w:r>
+      <w:proofErr w:type="spellStart"/>
+      <w:proofErr w:type="gramStart"/>
+      <w:r>
+        <w:rPr>
+          <w:lang w:val="en-US"/>
+        </w:rPr>
+        <w:t>First</w:t>
+      </w:r>
+      <w:proofErr w:type="gramEnd"/>
+      <w:r>
+        <w:rPr>
+          <w:lang w:val="en-US"/>
+        </w:rPr>
+        <w:t>_Name</w:t>
+      </w:r>
+      <w:proofErr w:type="spellEnd"/>
+      <w:r>
+        <w:rPr>
+          <w:lang w:val="en-US"/>
+        </w:rPr>
+        <w:t xml:space="preserve">, </w:t>
+      </w:r>
+      <w:proofErr w:type="spellStart"/>
+      <w:r>
+        <w:rPr>
+          <w:lang w:val="en-US"/>
+        </w:rPr>
+        <w:t>Last_Name</w:t>
+      </w:r>
+      <w:proofErr w:type="spellEnd"/>
+      <w:r>
+        <w:rPr>
+          <w:lang w:val="en-US"/>
+        </w:rPr>
+        <w:t>, Password, and an Admin flag, confirming access to credentials and personal data. (Screenshot — column structure only; no record contents extracted)</w:t>
+      </w:r>
+    </w:p>
+    <w:p>
+      <w:pPr>
+        <w:rPr>
+          <w:b/>
+          <w:bCs/>
+          <w:lang w:val="en-US"/>
+        </w:rPr>
+      </w:pPr>
+      <w:r>
+        <w:rPr>
+          <w:b/>
+          <w:bCs/>
+          <w:lang w:val="en-US"/>
+        </w:rPr>
+        <w:t>Impact:</w:t>
+      </w:r>
+    </w:p>
+    <w:p>
+      <w:pPr>
+        <w:rPr>
+          <w:lang w:val="en-US"/>
+        </w:rPr>
+      </w:pPr>
+      <w:r>
+        <w:rPr>
+          <w:lang w:val="en-US"/>
+        </w:rPr>
+        <w:t xml:space="preserve">An unauthenticated attacker has full read and </w:t>
+      </w:r>
+      <w:proofErr w:type="gramStart"/>
+      <w:r>
+        <w:rPr>
+          <w:lang w:val="en-US"/>
+        </w:rPr>
+        <w:t>write</w:t>
+      </w:r>
+      <w:proofErr w:type="gramEnd"/>
+      <w:r>
+        <w:rPr>
+          <w:lang w:val="en-US"/>
+        </w:rPr>
+        <w:t xml:space="preserve"> access to the entire database, including customer records, employee data, invoices, and the users table containing credentials and personal data. This permits theft of personal and financial information, </w:t>
+      </w:r>
+      <w:r>
+        <w:rPr>
+          <w:lang w:val="en-US"/>
+        </w:rPr>
+        <w:lastRenderedPageBreak/>
+        <w:t>modification or deletion of records, and authentication bypass via credential extraction. As the personal data of customers and employees is affected, this constitutes a reportable data breach risk under GDPR. The privileged database account further raises the possibility of file system access on the host.</w:t>
+      </w:r>
+    </w:p>
+    <w:p>
+      <w:pPr>
+        <w:rPr>
+          <w:b/>
+          <w:bCs/>
+          <w:lang w:val="en-US"/>
+        </w:rPr>
+      </w:pPr>
+      <w:r>
+        <w:rPr>
+          <w:b/>
+          <w:bCs/>
+          <w:lang w:val="en-US"/>
+        </w:rPr>
+        <w:t>Remediation:</w:t>
+      </w:r>
+    </w:p>
+    <w:p>
+      <w:pPr>
+        <w:rPr>
+          <w:lang w:val="en-US"/>
+        </w:rPr>
+      </w:pPr>
+      <w:r>
+        <w:rPr>
+          <w:lang w:val="en-US"/>
+        </w:rPr>
+        <w:t>In [exact file/function], replace dynamic SQL with parameterized queries / prepared statements. Validate and type-check all input. Disable verbose database error messages in production. (See also the database privilege finding below.)</w:t>
+      </w:r>
+    </w:p>
+    <w:p>
+      <w:pPr>
+        <w:rPr>
+          <w:lang w:val="en-US"/>
+        </w:rPr>
+      </w:pPr>
+    </w:p>
+    <w:p>
+      <w:pPr>
+        <w:pStyle w:val="Heading3"/>
+        <w:rPr>
+          <w:lang w:val="en-US"/>
+        </w:rPr>
+      </w:pPr>
+      <w:r>
+        <w:rPr>
+          <w:lang w:val="en-US"/>
+        </w:rPr>
+        <w:t>2.3.</w:t>
+      </w:r>
+      <w:r>
+        <w:rPr>
+          <w:lang w:val="en-US"/>
+        </w:rPr>
+        <w:t>2</w:t>
+      </w:r>
+      <w:r>
+        <w:rPr>
+          <w:lang w:val="en-US"/>
+        </w:rPr>
+        <w:t xml:space="preserve"> </w:t>
+      </w:r>
+      <w:r>
+        <w:rPr>
+          <w:lang w:val="en-US"/>
+        </w:rPr>
+        <w:t>Privilege Escalation via Cookie Manipulation</w:t>
+      </w:r>
+    </w:p>
+    <w:p>
+      <w:pPr>
+        <w:rPr>
+          <w:lang w:val="en-US"/>
+        </w:rPr>
+      </w:pPr>
+      <w:r>
+        <w:rPr>
+          <w:b/>
+          <w:bCs/>
+          <w:lang w:val="en-US"/>
+        </w:rPr>
+        <w:t>Severity:</w:t>
+      </w:r>
+      <w:r>
+        <w:rPr>
+          <w:lang w:val="en-US"/>
+        </w:rPr>
+        <w:t xml:space="preserve"> </w:t>
+      </w:r>
+      <w:r>
+        <w:rPr>
+          <w:lang w:val="en-US"/>
+        </w:rPr>
+        <w:tab/>
+      </w:r>
+      <w:r>
+        <w:rPr>
+          <w:lang w:val="en-US"/>
+        </w:rPr>
+        <w:t>High</w:t>
+      </w:r>
+    </w:p>
+    <w:p>
+      <w:pPr>
+        <w:rPr>
+          <w:lang w:val="en-US"/>
+        </w:rPr>
+      </w:pPr>
+      <w:r>
+        <w:rPr>
+          <w:b/>
+          <w:bCs/>
+          <w:lang w:val="en-US"/>
+        </w:rPr>
+        <w:t>CVSS 3.1:</w:t>
+      </w:r>
+      <w:r>
+        <w:rPr>
+          <w:lang w:val="en-US"/>
+        </w:rPr>
+        <w:t xml:space="preserve"> </w:t>
+      </w:r>
+      <w:r>
+        <w:rPr>
+          <w:lang w:val="en-US"/>
+        </w:rPr>
+        <w:tab/>
+      </w:r>
+      <w:r>
+        <w:rPr>
+          <w:lang w:val="en-US"/>
+        </w:rPr>
+        <w:t>CVSS:3.1/</w:t>
+      </w:r>
+      <w:proofErr w:type="gramStart"/>
+      <w:r>
+        <w:rPr>
+          <w:lang w:val="en-US"/>
+        </w:rPr>
+        <w:t>AV:N</w:t>
+      </w:r>
+      <w:proofErr w:type="gramEnd"/>
+      <w:r>
+        <w:rPr>
+          <w:lang w:val="en-US"/>
+        </w:rPr>
+        <w:t>/</w:t>
+      </w:r>
+      <w:proofErr w:type="gramStart"/>
+      <w:r>
+        <w:rPr>
+          <w:lang w:val="en-US"/>
+        </w:rPr>
+        <w:t>AC:L</w:t>
+      </w:r>
+      <w:proofErr w:type="gramEnd"/>
+      <w:r>
+        <w:rPr>
+          <w:lang w:val="en-US"/>
+        </w:rPr>
+        <w:t>/</w:t>
+      </w:r>
+      <w:proofErr w:type="gramStart"/>
+      <w:r>
+        <w:rPr>
+          <w:lang w:val="en-US"/>
+        </w:rPr>
+        <w:t>PR:L</w:t>
+      </w:r>
+      <w:proofErr w:type="gramEnd"/>
+      <w:r>
+        <w:rPr>
+          <w:lang w:val="en-US"/>
+        </w:rPr>
+        <w:t>/</w:t>
+      </w:r>
+      <w:proofErr w:type="gramStart"/>
+      <w:r>
+        <w:rPr>
+          <w:lang w:val="en-US"/>
+        </w:rPr>
+        <w:t>UI:N</w:t>
+      </w:r>
+      <w:proofErr w:type="gramEnd"/>
+      <w:r>
+        <w:rPr>
+          <w:lang w:val="en-US"/>
+        </w:rPr>
+        <w:t>/S:C/C:H/</w:t>
+      </w:r>
+      <w:proofErr w:type="gramStart"/>
+      <w:r>
+        <w:rPr>
+          <w:lang w:val="en-US"/>
+        </w:rPr>
+        <w:t>I:N</w:t>
+      </w:r>
+      <w:proofErr w:type="gramEnd"/>
+      <w:r>
+        <w:rPr>
+          <w:lang w:val="en-US"/>
+        </w:rPr>
+        <w:t>/</w:t>
+      </w:r>
+      <w:proofErr w:type="gramStart"/>
+      <w:r>
+        <w:rPr>
+          <w:lang w:val="en-US"/>
+        </w:rPr>
+        <w:t>A:N</w:t>
+      </w:r>
+      <w:proofErr w:type="gramEnd"/>
+      <w:r>
+        <w:rPr>
+          <w:lang w:val="en-US"/>
+        </w:rPr>
+        <w:t xml:space="preserve"> — 8.7</w:t>
+      </w:r>
+    </w:p>
+    <w:p>
+      <w:pPr>
+        <w:rPr>
+          <w:lang w:val="en-US"/>
+        </w:rPr>
+      </w:pPr>
+      <w:r>
+        <w:rPr>
+          <w:b/>
+          <w:bCs/>
+          <w:lang w:val="en-US"/>
+        </w:rPr>
+        <w:t>CWE:</w:t>
+      </w:r>
+      <w:r>
+        <w:rPr>
+          <w:lang w:val="en-US"/>
+        </w:rPr>
+        <w:t xml:space="preserve"> </w:t>
+      </w:r>
+      <w:r>
+        <w:rPr>
+          <w:lang w:val="en-US"/>
+        </w:rPr>
+        <w:tab/>
+      </w:r>
+      <w:r>
+        <w:rPr>
+          <w:lang w:val="en-US"/>
+        </w:rPr>
+        <w:tab/>
+      </w:r>
+      <w:r>
+        <w:rPr>
+          <w:lang w:val="en-US"/>
+        </w:rPr>
+        <w:t>CWE-639 (Authorization Bypass Through User-Controlled Key)</w:t>
+      </w:r>
+    </w:p>
+    <w:p>
+      <w:pPr>
+        <w:ind w:left="1440"/>
+        <w:rPr>
+          <w:lang w:val="en-US"/>
+        </w:rPr>
+      </w:pPr>
+      <w:r>
+        <w:rPr>
+          <w:lang w:val="en-US"/>
+        </w:rPr>
+        <w:t>CWE-269 — Improper Privilege Management; CWE-302 — Authentication Bypass by Assumed-Immutable Data</w:t>
+      </w:r>
+    </w:p>
+    <w:p>
+      <w:pPr>
+        <w:rPr>
+          <w:b/>
+          <w:bCs/>
+          <w:lang w:val="en-US"/>
+        </w:rPr>
+      </w:pPr>
+      <w:r>
+        <w:rPr>
+          <w:b/>
+          <w:bCs/>
+          <w:lang w:val="en-US"/>
+        </w:rPr>
+        <w:t>Description:</w:t>
+      </w:r>
+    </w:p>
+    <w:p>
+      <w:pPr>
+        <w:rPr>
+          <w:lang w:val="en-US"/>
+        </w:rPr>
+      </w:pPr>
+      <w:r>
+        <w:rPr>
+          <w:lang w:val="en-US"/>
+        </w:rPr>
+        <w:t>The application stores authorization-relevant data (the user role / identifier) in a client-side cookie without server-side validation or integrity protection. By modifying this cookie value, an authenticated guest user can assume the identity and privileges of other accounts, including an administrative account. The server trusts client-controlled data to make authorization decisions.</w:t>
+      </w:r>
+    </w:p>
+    <w:p>
+      <w:pPr>
+        <w:rPr>
+          <w:b/>
+          <w:bCs/>
+          <w:lang w:val="en-US"/>
+        </w:rPr>
+      </w:pPr>
+      <w:r>
+        <w:rPr>
+          <w:b/>
+          <w:bCs/>
+          <w:lang w:val="en-US"/>
+        </w:rPr>
+        <w:t>Affected Component:</w:t>
+      </w:r>
+    </w:p>
+    <w:p>
+      <w:pPr>
+        <w:rPr>
+          <w:lang w:val="en-US"/>
+        </w:rPr>
+      </w:pPr>
+      <w:r>
+        <w:rPr>
+          <w:lang w:val="en-US"/>
+        </w:rPr>
+        <w:t>Session cookie [cookie-name] on http://10.10.10.10/dashboard</w:t>
+      </w:r>
+    </w:p>
+    <w:p>
+      <w:pPr>
+        <w:rPr>
+          <w:b/>
+          <w:bCs/>
+          <w:lang w:val="en-US"/>
+        </w:rPr>
+      </w:pPr>
+      <w:r>
+        <w:rPr>
+          <w:b/>
+          <w:bCs/>
+          <w:lang w:val="en-US"/>
+        </w:rPr>
+        <w:t>Proof of Concept:</w:t>
+      </w:r>
+    </w:p>
+    <w:p>
+      <w:pPr>
+        <w:rPr>
+          <w:lang w:val="en-US"/>
+        </w:rPr>
+      </w:pPr>
+      <w:r>
+        <w:rPr>
+          <w:lang w:val="en-US"/>
+        </w:rPr>
+        <w:t>Log in as guest (using the credentials from the HTML comment finding) and inspect the issued cookie. (Screenshot)</w:t>
+      </w:r>
+    </w:p>
+    <w:p>
+      <w:pPr>
+        <w:rPr>
+          <w:lang w:val="en-US"/>
+        </w:rPr>
+      </w:pPr>
+      <w:r>
+        <w:rPr>
+          <w:lang w:val="en-US"/>
+        </w:rPr>
+        <w:t>Identify the authorization-relevant field, e.g. role=guest. (Screenshot)</w:t>
+      </w:r>
+    </w:p>
+    <w:p>
+      <w:pPr>
+        <w:rPr>
+          <w:lang w:val="en-US"/>
+        </w:rPr>
+      </w:pPr>
+      <w:r>
+        <w:rPr>
+          <w:lang w:val="en-US"/>
+        </w:rPr>
+        <w:t>Modify the value to role=admin via browser dev tools / Burp. (Screenshot)</w:t>
+      </w:r>
+    </w:p>
+    <w:p>
+      <w:pPr>
+        <w:rPr>
+          <w:lang w:val="en-US"/>
+        </w:rPr>
+      </w:pPr>
+      <w:r>
+        <w:rPr>
+          <w:lang w:val="en-US"/>
+        </w:rPr>
+        <w:t>Resend the request → administrative access granted, all user accounts visible. (Screenshot)</w:t>
+      </w:r>
+    </w:p>
+    <w:p>
+      <w:pPr>
+        <w:rPr>
+          <w:b/>
+          <w:bCs/>
+          <w:lang w:val="en-US"/>
+        </w:rPr>
+      </w:pPr>
+      <w:r>
+        <w:rPr>
+          <w:b/>
+          <w:bCs/>
+          <w:lang w:val="en-US"/>
+        </w:rPr>
+        <w:t>Impact:</w:t>
+      </w:r>
+    </w:p>
+    <w:p>
+      <w:pPr>
+        <w:rPr>
+          <w:lang w:val="en-US"/>
+        </w:rPr>
+      </w:pPr>
+    </w:p>
+    <w:p>
+      <w:pPr>
+        <w:rPr>
+          <w:lang w:val="en-US"/>
+        </w:rPr>
+      </w:pPr>
+      <w:r>
+        <w:rPr>
+          <w:lang w:val="en-US"/>
+        </w:rPr>
+        <w:lastRenderedPageBreak/>
+        <w:t>Any authenticated low-privilege user can escalate to administrative privileges by editing a single cookie value, with no further exploitation required. This grants unauthorized access to all user accounts and administrative views, breaking the application's access control model entirely. Combined with the exposed guest credentials (HTML comment finding), an unauthenticated attacker can reach administrative access through a short chain.</w:t>
+      </w:r>
+    </w:p>
+    <w:p>
+      <w:pPr>
+        <w:rPr>
+          <w:b/>
+          <w:bCs/>
+          <w:lang w:val="en-US"/>
+        </w:rPr>
+      </w:pPr>
+      <w:r>
+        <w:rPr>
+          <w:b/>
+          <w:bCs/>
+          <w:lang w:val="en-US"/>
+        </w:rPr>
+        <w:t>Remediation:</w:t>
+      </w:r>
+    </w:p>
+    <w:p>
+      <w:pPr>
+        <w:rPr>
+          <w:lang w:val="en-US"/>
+        </w:rPr>
+      </w:pPr>
+      <w:r>
+        <w:rPr>
+          <w:lang w:val="en-US"/>
+        </w:rPr>
+        <w:t xml:space="preserve">Never store authorization data (role, user ID, privilege flags) in client-controlled cookies. Hold session state server-side and reference it via an opaque, random session identifier. Enforce all authorization checks server-side on every request based on the authenticated server-side session, not on client-supplied values. Apply integrity protection (signed/encrypted sessions) and set </w:t>
+      </w:r>
+      <w:proofErr w:type="spellStart"/>
+      <w:r>
+        <w:rPr>
+          <w:lang w:val="en-US"/>
+        </w:rPr>
+        <w:t>HttpOnly</w:t>
+      </w:r>
+      <w:proofErr w:type="spellEnd"/>
+      <w:r>
+        <w:rPr>
+          <w:lang w:val="en-US"/>
+        </w:rPr>
+        <w:t xml:space="preserve">, Secure, and </w:t>
+      </w:r>
+      <w:proofErr w:type="spellStart"/>
+      <w:r>
+        <w:rPr>
+          <w:lang w:val="en-US"/>
+        </w:rPr>
+        <w:t>SameSite</w:t>
+      </w:r>
+      <w:proofErr w:type="spellEnd"/>
+      <w:r>
+        <w:rPr>
+          <w:lang w:val="en-US"/>
+        </w:rPr>
+        <w:t xml:space="preserve"> flags on session cookies.</w:t>
+      </w:r>
+    </w:p>
+    <w:p>
+      <w:pPr>
+        <w:rPr>
+          <w:lang w:val="en-US"/>
+        </w:rPr>
+      </w:pPr>
+    </w:p>
+    <w:p>
+      <w:pPr>
+        <w:pStyle w:val="Heading3"/>
+        <w:rPr>
+          <w:lang w:val="en-US"/>
+        </w:rPr>
+      </w:pPr>
+      <w:r>
+        <w:rPr>
+          <w:lang w:val="en-US"/>
+        </w:rPr>
+        <w:t>2.3.</w:t>
+      </w:r>
+      <w:r>
+        <w:rPr>
+          <w:lang w:val="en-US"/>
+        </w:rPr>
+        <w:t xml:space="preserve">3 </w:t>
+      </w:r>
+      <w:r>
+        <w:rPr>
+          <w:lang w:val="en-US"/>
+        </w:rPr>
+        <w:t>Path Traversal / Arbitrary File Read</w:t>
+      </w:r>
+    </w:p>
+    <w:p>
+      <w:pPr>
+        <w:rPr>
+          <w:lang w:val="en-US"/>
+        </w:rPr>
+      </w:pPr>
+      <w:r>
+        <w:rPr>
+          <w:b/>
+          <w:bCs/>
+          <w:lang w:val="en-US"/>
+        </w:rPr>
+        <w:t>Severity:</w:t>
+      </w:r>
+      <w:r>
+        <w:rPr>
+          <w:lang w:val="en-US"/>
+        </w:rPr>
+        <w:t xml:space="preserve"> </w:t>
+      </w:r>
+      <w:r>
+        <w:rPr>
+          <w:lang w:val="en-US"/>
+        </w:rPr>
+        <w:tab/>
+      </w:r>
+      <w:r>
+        <w:rPr>
+          <w:lang w:val="en-US"/>
+        </w:rPr>
+        <w:t>High</w:t>
+      </w:r>
+    </w:p>
+    <w:p>
+      <w:pPr>
+        <w:rPr>
+          <w:lang w:val="en-US"/>
+        </w:rPr>
+      </w:pPr>
+      <w:r>
+        <w:rPr>
+          <w:b/>
+          <w:bCs/>
+          <w:lang w:val="en-US"/>
+        </w:rPr>
+        <w:t>CVSS 3.1:</w:t>
+      </w:r>
+      <w:r>
+        <w:rPr>
+          <w:lang w:val="en-US"/>
+        </w:rPr>
+        <w:t xml:space="preserve"> </w:t>
+      </w:r>
+      <w:r>
+        <w:rPr>
+          <w:lang w:val="en-US"/>
+        </w:rPr>
+        <w:tab/>
+      </w:r>
+      <w:r>
+        <w:rPr>
+          <w:lang w:val="en-US"/>
+        </w:rPr>
+        <w:t>CVSS:3.1/</w:t>
+      </w:r>
+      <w:proofErr w:type="gramStart"/>
+      <w:r>
+        <w:rPr>
+          <w:lang w:val="en-US"/>
+        </w:rPr>
+        <w:t>AV:N</w:t>
+      </w:r>
+      <w:proofErr w:type="gramEnd"/>
+      <w:r>
+        <w:rPr>
+          <w:lang w:val="en-US"/>
+        </w:rPr>
+        <w:t>/</w:t>
+      </w:r>
+      <w:proofErr w:type="gramStart"/>
+      <w:r>
+        <w:rPr>
+          <w:lang w:val="en-US"/>
+        </w:rPr>
+        <w:t>AC:L</w:t>
+      </w:r>
+      <w:proofErr w:type="gramEnd"/>
+      <w:r>
+        <w:rPr>
+          <w:lang w:val="en-US"/>
+        </w:rPr>
+        <w:t>/</w:t>
+      </w:r>
+      <w:proofErr w:type="gramStart"/>
+      <w:r>
+        <w:rPr>
+          <w:lang w:val="en-US"/>
+        </w:rPr>
+        <w:t>PR:N</w:t>
+      </w:r>
+      <w:proofErr w:type="gramEnd"/>
+      <w:r>
+        <w:rPr>
+          <w:lang w:val="en-US"/>
+        </w:rPr>
+        <w:t>/</w:t>
+      </w:r>
+      <w:proofErr w:type="gramStart"/>
+      <w:r>
+        <w:rPr>
+          <w:lang w:val="en-US"/>
+        </w:rPr>
+        <w:t>UI:N</w:t>
+      </w:r>
+      <w:proofErr w:type="gramEnd"/>
+      <w:r>
+        <w:rPr>
+          <w:lang w:val="en-US"/>
+        </w:rPr>
+        <w:t>/</w:t>
+      </w:r>
+      <w:proofErr w:type="gramStart"/>
+      <w:r>
+        <w:rPr>
+          <w:lang w:val="en-US"/>
+        </w:rPr>
+        <w:t>S:U</w:t>
+      </w:r>
+      <w:proofErr w:type="gramEnd"/>
+      <w:r>
+        <w:rPr>
+          <w:lang w:val="en-US"/>
+        </w:rPr>
+        <w:t>/C:H/</w:t>
+      </w:r>
+      <w:proofErr w:type="gramStart"/>
+      <w:r>
+        <w:rPr>
+          <w:lang w:val="en-US"/>
+        </w:rPr>
+        <w:t>I:N</w:t>
+      </w:r>
+      <w:proofErr w:type="gramEnd"/>
+      <w:r>
+        <w:rPr>
+          <w:lang w:val="en-US"/>
+        </w:rPr>
+        <w:t>/</w:t>
+      </w:r>
+      <w:proofErr w:type="gramStart"/>
+      <w:r>
+        <w:rPr>
+          <w:lang w:val="en-US"/>
+        </w:rPr>
+        <w:t>A:N</w:t>
+      </w:r>
+      <w:proofErr w:type="gramEnd"/>
+      <w:r>
+        <w:rPr>
+          <w:lang w:val="en-US"/>
+        </w:rPr>
+        <w:t xml:space="preserve"> — 7.5</w:t>
+      </w:r>
+    </w:p>
+    <w:p>
+      <w:pPr>
+        <w:rPr>
+          <w:lang w:val="en-US"/>
+        </w:rPr>
+      </w:pPr>
+      <w:r>
+        <w:rPr>
+          <w:b/>
+          <w:bCs/>
+          <w:lang w:val="en-US"/>
+        </w:rPr>
+        <w:t xml:space="preserve">CWE: </w:t>
+      </w:r>
+      <w:r>
+        <w:rPr>
+          <w:b/>
+          <w:bCs/>
+          <w:lang w:val="en-US"/>
+        </w:rPr>
+        <w:tab/>
+      </w:r>
+      <w:r>
+        <w:rPr>
+          <w:lang w:val="en-US"/>
+        </w:rPr>
+        <w:tab/>
+      </w:r>
+      <w:r>
+        <w:rPr>
+          <w:lang w:val="en-US"/>
+        </w:rPr>
+        <w:t>CWE-22 (Improper Limitation of a Pathname to a Restricted Directory)</w:t>
+      </w:r>
+    </w:p>
+    <w:p>
+      <w:pPr>
+        <w:rPr>
+          <w:b/>
+          <w:bCs/>
+          <w:lang w:val="en-US"/>
+        </w:rPr>
+      </w:pPr>
+      <w:r>
+        <w:rPr>
+          <w:b/>
+          <w:bCs/>
+          <w:lang w:val="en-US"/>
+        </w:rPr>
+        <w:t>Description:</w:t>
+      </w:r>
+    </w:p>
+    <w:p>
+      <w:pPr>
+        <w:rPr>
+          <w:lang w:val="en-US"/>
+        </w:rPr>
+      </w:pPr>
+      <w:r>
+        <w:rPr>
+          <w:lang w:val="en-US"/>
+        </w:rPr>
+        <w:t xml:space="preserve">The template functionality at </w:t>
+      </w:r>
+      <w:proofErr w:type="spellStart"/>
+      <w:r>
+        <w:rPr>
+          <w:rFonts w:ascii="Courier New" w:hAnsi="Courier New" w:cs="Courier New"/>
+          <w:lang w:val="en-US"/>
+        </w:rPr>
+        <w:t>ThemeLoader.php</w:t>
+      </w:r>
+      <w:proofErr w:type="spellEnd"/>
+      <w:r>
+        <w:rPr>
+          <w:lang w:val="en-US"/>
+        </w:rPr>
+        <w:t xml:space="preserve"> </w:t>
+      </w:r>
+      <w:r>
+        <w:rPr>
+          <w:lang w:val="en-US"/>
+        </w:rPr>
+        <w:t>accepts a user-controlled file path and returns the contents of the referenced file without validation or path restriction. By supplying absolute paths, an attacker can read arbitrary files on the server that are accessible to the web server process, outside the intended directory.</w:t>
+      </w:r>
+    </w:p>
+    <w:p>
+      <w:pPr>
+        <w:rPr>
+          <w:b/>
+          <w:bCs/>
+          <w:lang w:val="en-US"/>
+        </w:rPr>
+      </w:pPr>
+      <w:r>
+        <w:rPr>
+          <w:b/>
+          <w:bCs/>
+          <w:lang w:val="en-US"/>
+        </w:rPr>
+        <w:t>Affected Component:</w:t>
+      </w:r>
+    </w:p>
+    <w:p>
+      <w:pPr>
+        <w:rPr>
+          <w:lang w:val="en-US"/>
+        </w:rPr>
+      </w:pPr>
+      <w:r>
+        <w:rPr>
+          <w:lang w:val="en-US"/>
+        </w:rPr>
+        <w:t>http://10.10.10.10/</w:t>
+      </w:r>
+      <w:r>
+        <w:rPr>
+          <w:rFonts w:ascii="Courier New" w:hAnsi="Courier New" w:cs="Courier New"/>
+          <w:lang w:val="en-US"/>
+        </w:rPr>
+        <w:t>ThemeLoader.php</w:t>
+      </w:r>
+      <w:r>
+        <w:rPr>
+          <w:lang w:val="en-US"/>
+        </w:rPr>
+        <w:t xml:space="preserve">, parameter </w:t>
+      </w:r>
+      <w:r>
+        <w:rPr>
+          <w:rFonts w:ascii="Courier New" w:hAnsi="Courier New" w:cs="Courier New"/>
+          <w:lang w:val="en-US"/>
+        </w:rPr>
+        <w:t>theme</w:t>
+      </w:r>
+    </w:p>
+    <w:p>
+      <w:pPr>
+        <w:rPr>
+          <w:b/>
+          <w:bCs/>
+          <w:lang w:val="en-US"/>
+        </w:rPr>
+      </w:pPr>
+      <w:r>
+        <w:rPr>
+          <w:b/>
+          <w:bCs/>
+          <w:lang w:val="en-US"/>
+        </w:rPr>
+        <w:t>Proof of Concept:</w:t>
+      </w:r>
+    </w:p>
+    <w:p>
+      <w:pPr>
+        <w:rPr>
+          <w:lang w:val="en-US"/>
+        </w:rPr>
+      </w:pPr>
+      <w:r>
+        <w:rPr>
+          <w:lang w:val="en-US"/>
+        </w:rPr>
+        <w:t>Access the template page: http://10.10.10.10/[pfad]</w:t>
+      </w:r>
+    </w:p>
+    <w:p>
+      <w:pPr>
+        <w:rPr>
+          <w:lang w:val="en-US"/>
+        </w:rPr>
+      </w:pPr>
+      <w:r>
+        <w:rPr>
+          <w:lang w:val="en-US"/>
+        </w:rPr>
+        <w:t>Supply a local file path, e.g. /</w:t>
+      </w:r>
+      <w:proofErr w:type="spellStart"/>
+      <w:r>
+        <w:rPr>
+          <w:lang w:val="en-US"/>
+        </w:rPr>
+        <w:t>etc</w:t>
+      </w:r>
+      <w:proofErr w:type="spellEnd"/>
+      <w:r>
+        <w:rPr>
+          <w:lang w:val="en-US"/>
+        </w:rPr>
+        <w:t>/passwd (Screenshot)</w:t>
+      </w:r>
+    </w:p>
+    <w:p>
+      <w:pPr>
+        <w:rPr>
+          <w:lang w:val="en-US"/>
+        </w:rPr>
+      </w:pPr>
+      <w:r>
+        <w:rPr>
+          <w:lang w:val="en-US"/>
+        </w:rPr>
+        <w:t>The application returns the raw file contents, disclosing local system user accounts.</w:t>
+      </w:r>
+    </w:p>
+    <w:p>
+      <w:pPr>
+        <w:rPr>
+          <w:lang w:val="en-US"/>
+        </w:rPr>
+      </w:pPr>
+      <w:r>
+        <w:rPr>
+          <w:lang w:val="en-US"/>
+        </w:rPr>
+        <w:t>Repeated successfully with /</w:t>
+      </w:r>
+      <w:proofErr w:type="spellStart"/>
+      <w:r>
+        <w:rPr>
+          <w:lang w:val="en-US"/>
+        </w:rPr>
+        <w:t>etc</w:t>
+      </w:r>
+      <w:proofErr w:type="spellEnd"/>
+      <w:r>
+        <w:rPr>
+          <w:lang w:val="en-US"/>
+        </w:rPr>
+        <w:t>/hosts and /</w:t>
+      </w:r>
+      <w:proofErr w:type="spellStart"/>
+      <w:r>
+        <w:rPr>
+          <w:lang w:val="en-US"/>
+        </w:rPr>
+        <w:t>etc</w:t>
+      </w:r>
+      <w:proofErr w:type="spellEnd"/>
+      <w:r>
+        <w:rPr>
+          <w:lang w:val="en-US"/>
+        </w:rPr>
+        <w:t>/apache2/apache2.conf, disclosing network configuration and web server configuration. (Screenshots)</w:t>
+      </w:r>
+    </w:p>
+    <w:p>
+      <w:pPr>
+        <w:rPr>
+          <w:lang w:val="en-US"/>
+        </w:rPr>
+      </w:pPr>
+    </w:p>
+    <w:p>
+      <w:pPr>
+        <w:rPr>
+          <w:b/>
+          <w:bCs/>
+          <w:lang w:val="en-US"/>
+        </w:rPr>
+      </w:pPr>
+      <w:r>
+        <w:rPr>
+          <w:b/>
+          <w:bCs/>
+          <w:lang w:val="en-US"/>
+        </w:rPr>
+        <w:lastRenderedPageBreak/>
+        <w:t>Impact:</w:t>
+      </w:r>
+    </w:p>
+    <w:p>
+      <w:pPr>
+        <w:rPr>
+          <w:lang w:val="en-US"/>
+        </w:rPr>
+      </w:pPr>
+      <w:r>
+        <w:rPr>
+          <w:lang w:val="en-US"/>
+        </w:rPr>
+        <w:t>An attacker can read arbitrary files readable by the web server process. The disclosed files reveal system user accounts (/</w:t>
+      </w:r>
+      <w:proofErr w:type="spellStart"/>
+      <w:r>
+        <w:rPr>
+          <w:lang w:val="en-US"/>
+        </w:rPr>
+        <w:t>etc</w:t>
+      </w:r>
+      <w:proofErr w:type="spellEnd"/>
+      <w:r>
+        <w:rPr>
+          <w:lang w:val="en-US"/>
+        </w:rPr>
+        <w:t>/passwd), internal host mappings (/</w:t>
+      </w:r>
+      <w:proofErr w:type="spellStart"/>
+      <w:r>
+        <w:rPr>
+          <w:lang w:val="en-US"/>
+        </w:rPr>
+        <w:t>etc</w:t>
+      </w:r>
+      <w:proofErr w:type="spellEnd"/>
+      <w:r>
+        <w:rPr>
+          <w:lang w:val="en-US"/>
+        </w:rPr>
+        <w:t>/hosts), and the web server configuration (apache2.conf), which expose paths, virtual hosts, and module setup. This information can be leveraged to identify further sensitive files (configuration files, credentials, private keys, application source code) and to plan follow-up attacks.</w:t>
+      </w:r>
+    </w:p>
+    <w:p>
+      <w:pPr>
+        <w:rPr>
+          <w:b/>
+          <w:bCs/>
+          <w:lang w:val="en-US"/>
+        </w:rPr>
+      </w:pPr>
+      <w:r>
+        <w:rPr>
+          <w:b/>
+          <w:bCs/>
+          <w:lang w:val="en-US"/>
+        </w:rPr>
+        <w:t>Remediation:</w:t>
+      </w:r>
+    </w:p>
+    <w:p>
+      <w:pPr>
+        <w:rPr>
+          <w:lang w:val="en-US"/>
+        </w:rPr>
+      </w:pPr>
+      <w:r>
+        <w:rPr>
+          <w:lang w:val="en-US"/>
+        </w:rPr>
+        <w:t xml:space="preserve">In </w:t>
+      </w:r>
+      <w:proofErr w:type="spellStart"/>
+      <w:r>
+        <w:rPr>
+          <w:rFonts w:ascii="Courier New" w:hAnsi="Courier New" w:cs="Courier New"/>
+          <w:lang w:val="en-US"/>
+        </w:rPr>
+        <w:t>ThemeLoader.php</w:t>
+      </w:r>
+      <w:proofErr w:type="spellEnd"/>
+      <w:r>
+        <w:rPr>
+          <w:lang w:val="en-US"/>
+        </w:rPr>
+        <w:t xml:space="preserve">, do not pass user-supplied input directly to file-reading functions. Map a fixed identifier to an allowlisted server-side path instead of accepting raw paths. Reject input containing path traversal sequences </w:t>
+      </w:r>
+      <w:proofErr w:type="gramStart"/>
+      <w:r>
+        <w:rPr>
+          <w:lang w:val="en-US"/>
+        </w:rPr>
+        <w:t>(..</w:t>
+      </w:r>
+      <w:proofErr w:type="gramEnd"/>
+      <w:r>
+        <w:rPr>
+          <w:lang w:val="en-US"/>
+        </w:rPr>
+        <w:t xml:space="preserve">/), absolute paths, and null bytes. Apply least-privilege file system permissions to the web server process and restrict accessible directories (e.g. </w:t>
+      </w:r>
+      <w:proofErr w:type="spellStart"/>
+      <w:r>
+        <w:rPr>
+          <w:lang w:val="en-US"/>
+        </w:rPr>
+        <w:t>open_basedir</w:t>
+      </w:r>
+      <w:proofErr w:type="spellEnd"/>
+      <w:r>
+        <w:rPr>
+          <w:lang w:val="en-US"/>
+        </w:rPr>
+        <w:t>).</w:t>
+      </w:r>
+    </w:p>
+    <w:p>
+      <w:pPr>
+        <w:rPr>
+          <w:lang w:val="en-US"/>
+        </w:rPr>
+      </w:pPr>
+    </w:p>
+    <w:p>
+      <w:pPr>
+        <w:pStyle w:val="Heading3"/>
+        <w:rPr>
+          <w:lang w:val="en-US"/>
+        </w:rPr>
+      </w:pPr>
+      <w:r>
+        <w:rPr>
+          <w:lang w:val="en-US"/>
+        </w:rPr>
+        <w:t>2.3.</w:t>
+      </w:r>
+      <w:r>
+        <w:rPr>
+          <w:lang w:val="en-US"/>
+        </w:rPr>
+        <w:t>4</w:t>
+      </w:r>
+      <w:r>
+        <w:rPr>
+          <w:lang w:val="en-US"/>
+        </w:rPr>
+        <w:t xml:space="preserve"> </w:t>
+      </w:r>
+      <w:proofErr w:type="spellStart"/>
+      <w:r>
+        <w:rPr>
+          <w:lang w:val="en-US"/>
+        </w:rPr>
+        <w:t>Credendials</w:t>
+      </w:r>
+      <w:proofErr w:type="spellEnd"/>
+      <w:r>
+        <w:rPr>
+          <w:lang w:val="en-US"/>
+        </w:rPr>
+        <w:t xml:space="preserve"> in HTML Comments</w:t>
+      </w:r>
+    </w:p>
+    <w:p>
+      <w:pPr>
+        <w:rPr>
+          <w:lang w:val="en-US"/>
+        </w:rPr>
+      </w:pPr>
+      <w:r>
+        <w:rPr>
+          <w:b/>
+          <w:bCs/>
+          <w:lang w:val="en-US"/>
+        </w:rPr>
+        <w:t>Severity:</w:t>
+      </w:r>
+      <w:r>
+        <w:rPr>
+          <w:lang w:val="en-US"/>
+        </w:rPr>
+        <w:t xml:space="preserve"> </w:t>
+      </w:r>
+      <w:r>
+        <w:rPr>
+          <w:lang w:val="en-US"/>
+        </w:rPr>
+        <w:tab/>
+      </w:r>
+      <w:r>
+        <w:rPr>
+          <w:lang w:val="en-US"/>
+        </w:rPr>
+        <w:t>High</w:t>
+      </w:r>
+    </w:p>
+    <w:p>
+      <w:pPr>
+        <w:rPr>
+          <w:lang w:val="en-US"/>
+        </w:rPr>
+      </w:pPr>
+      <w:r>
+        <w:rPr>
+          <w:b/>
+          <w:bCs/>
+          <w:lang w:val="en-US"/>
+        </w:rPr>
+        <w:t>CVSS 3.1:</w:t>
+      </w:r>
+      <w:r>
+        <w:rPr>
+          <w:lang w:val="en-US"/>
+        </w:rPr>
+        <w:t xml:space="preserve"> </w:t>
+      </w:r>
+      <w:r>
+        <w:rPr>
+          <w:lang w:val="en-US"/>
+        </w:rPr>
+        <w:tab/>
+      </w:r>
+      <w:r>
+        <w:rPr>
+          <w:lang w:val="en-US"/>
+        </w:rPr>
+        <w:t>7.5 — CVSS:3.1/</w:t>
+      </w:r>
+      <w:proofErr w:type="gramStart"/>
+      <w:r>
+        <w:rPr>
+          <w:lang w:val="en-US"/>
+        </w:rPr>
+        <w:t>AV:N</w:t>
+      </w:r>
+      <w:proofErr w:type="gramEnd"/>
+      <w:r>
+        <w:rPr>
+          <w:lang w:val="en-US"/>
+        </w:rPr>
+        <w:t>/</w:t>
+      </w:r>
+      <w:proofErr w:type="gramStart"/>
+      <w:r>
+        <w:rPr>
+          <w:lang w:val="en-US"/>
+        </w:rPr>
+        <w:t>AC:L</w:t>
+      </w:r>
+      <w:proofErr w:type="gramEnd"/>
+      <w:r>
+        <w:rPr>
+          <w:lang w:val="en-US"/>
+        </w:rPr>
+        <w:t>/</w:t>
+      </w:r>
+      <w:proofErr w:type="gramStart"/>
+      <w:r>
+        <w:rPr>
+          <w:lang w:val="en-US"/>
+        </w:rPr>
+        <w:t>PR:N</w:t>
+      </w:r>
+      <w:proofErr w:type="gramEnd"/>
+      <w:r>
+        <w:rPr>
+          <w:lang w:val="en-US"/>
+        </w:rPr>
+        <w:t>/</w:t>
+      </w:r>
+      <w:proofErr w:type="gramStart"/>
+      <w:r>
+        <w:rPr>
+          <w:lang w:val="en-US"/>
+        </w:rPr>
+        <w:t>UI:N</w:t>
+      </w:r>
+      <w:proofErr w:type="gramEnd"/>
+      <w:r>
+        <w:rPr>
+          <w:lang w:val="en-US"/>
+        </w:rPr>
+        <w:t>/</w:t>
+      </w:r>
+      <w:proofErr w:type="gramStart"/>
+      <w:r>
+        <w:rPr>
+          <w:lang w:val="en-US"/>
+        </w:rPr>
+        <w:t>S:U</w:t>
+      </w:r>
+      <w:proofErr w:type="gramEnd"/>
+      <w:r>
+        <w:rPr>
+          <w:lang w:val="en-US"/>
+        </w:rPr>
+        <w:t>/C:H/</w:t>
+      </w:r>
+      <w:proofErr w:type="gramStart"/>
+      <w:r>
+        <w:rPr>
+          <w:lang w:val="en-US"/>
+        </w:rPr>
+        <w:t>I:N</w:t>
+      </w:r>
+      <w:proofErr w:type="gramEnd"/>
+      <w:r>
+        <w:rPr>
+          <w:lang w:val="en-US"/>
+        </w:rPr>
+        <w:t>/</w:t>
+      </w:r>
+      <w:proofErr w:type="gramStart"/>
+      <w:r>
+        <w:rPr>
+          <w:lang w:val="en-US"/>
+        </w:rPr>
+        <w:t>A:N</w:t>
+      </w:r>
+      <w:proofErr w:type="gramEnd"/>
+    </w:p>
+    <w:p>
+      <w:pPr>
+        <w:rPr>
+          <w:lang w:val="en-US"/>
+        </w:rPr>
+      </w:pPr>
+      <w:r>
+        <w:rPr>
+          <w:b/>
+          <w:bCs/>
+          <w:lang w:val="en-US"/>
+        </w:rPr>
+        <w:t>CWE:</w:t>
+      </w:r>
+      <w:r>
+        <w:rPr>
+          <w:lang w:val="en-US"/>
+        </w:rPr>
+        <w:t xml:space="preserve"> </w:t>
+      </w:r>
+      <w:r>
+        <w:rPr>
+          <w:lang w:val="en-US"/>
+        </w:rPr>
+        <w:tab/>
+      </w:r>
+      <w:r>
+        <w:rPr>
+          <w:lang w:val="en-US"/>
+        </w:rPr>
+        <w:tab/>
+      </w:r>
+      <w:r>
+        <w:rPr>
+          <w:lang w:val="en-US"/>
+        </w:rPr>
+        <w:t>CWE-615 (Information Exposure Through Comments)</w:t>
+      </w:r>
+    </w:p>
+    <w:p>
+      <w:pPr>
         <w:rPr>
           <w:rStyle w:val="Strong"/>
           <w:b w:val="0"/>
@@ -5638,7 +6755,8 @@
       </w:pPr>
       <w:r>
         <w:rPr>
-          <w:rStyle w:val="Strong"/>
+          <w:b/>
+          <w:bCs/>
         </w:rPr>
         <w:t>Affected Component:</w:t>
       </w:r>
@@ -5648,12 +6766,11 @@
           <w:b w:val="0"/>
           <w:bCs w:val="0"/>
         </w:rPr>
-        <w:t xml:space="preserve"> http://10.10.10.10/dashboard (dashboard.html) — valid credentials disclosed within an HTML comment in the page source</w:t>
-      </w:r>
-    </w:p>
-    <w:p>
-      <w:pPr>
-        <w:pStyle w:val="NoSpacing"/>
+        <w:t xml:space="preserve"> </w:t>
+      </w:r>
+    </w:p>
+    <w:p>
+      <w:pPr>
         <w:rPr>
           <w:rStyle w:val="Strong"/>
           <w:b w:val="0"/>
@@ -5663,133 +6780,138 @@
       <w:r>
         <w:rPr>
           <w:rStyle w:val="Strong"/>
-        </w:rPr>
-        <w:t>Description:</w:t>
-      </w:r>
-      <w:r>
+          <w:b w:val="0"/>
+          <w:bCs w:val="0"/>
+        </w:rPr>
+        <w:t>http://10.10.10.10/dashboard (dashboard.html) — valid credentials disclosed within an HTML comment in the page source</w:t>
+      </w:r>
+    </w:p>
+    <w:p>
+      <w:pPr>
         <w:rPr>
           <w:rStyle w:val="Strong"/>
           <w:b w:val="0"/>
           <w:bCs w:val="0"/>
         </w:rPr>
-        <w:t xml:space="preserve"> The login page served at /dashboard contains valid guest account credentials inside an HTML comment. Any unauthenticated user can view the page source and extract working credentials, bypassing the intended authentication barrier.</w:t>
-      </w:r>
-    </w:p>
-    <w:p>
-      <w:pPr>
-        <w:pStyle w:val="NoSpacing"/>
+      </w:pPr>
+      <w:r>
         <w:rPr>
           <w:rStyle w:val="Strong"/>
         </w:rPr>
-      </w:pPr>
-      <w:r>
-        <w:rPr>
-          <w:rStyle w:val="Strong"/>
-        </w:rPr>
-        <w:t>Proof of Concept:</w:t>
-      </w:r>
-    </w:p>
-    <w:p>
-      <w:pPr>
-        <w:pStyle w:val="NoSpacing"/>
-        <w:numPr>
-          <w:ilvl w:val="0"/>
-          <w:numId w:val="4"/>
-        </w:numPr>
+        <w:t>Description:</w:t>
+      </w:r>
+      <w:r>
         <w:rPr>
           <w:rStyle w:val="Strong"/>
           <w:b w:val="0"/>
           <w:bCs w:val="0"/>
         </w:rPr>
-      </w:pPr>
-      <w:r>
+        <w:t xml:space="preserve"> </w:t>
+      </w:r>
+    </w:p>
+    <w:p>
+      <w:pPr>
         <w:rPr>
           <w:rStyle w:val="Strong"/>
           <w:b w:val="0"/>
           <w:bCs w:val="0"/>
         </w:rPr>
-        <w:t>Navigate to http://10.10.10.10/dashboard</w:t>
-      </w:r>
-    </w:p>
-    <w:p>
-      <w:pPr>
-        <w:pStyle w:val="NoSpacing"/>
-        <w:numPr>
-          <w:ilvl w:val="0"/>
-          <w:numId w:val="4"/>
-        </w:numPr>
+      </w:pPr>
+      <w:r>
         <w:rPr>
           <w:rStyle w:val="Strong"/>
           <w:b w:val="0"/>
           <w:bCs w:val="0"/>
         </w:rPr>
-      </w:pPr>
-      <w:r>
+        <w:t>The login page served at /dashboard contains valid guest account credentials inside an HTML comment. Any unauthenticated user can view the page source and extract working credentials, bypassing the intended authentication barrier.</w:t>
+      </w:r>
+    </w:p>
+    <w:p>
+      <w:pPr>
+        <w:rPr>
+          <w:rStyle w:val="Strong"/>
+        </w:rPr>
+      </w:pPr>
+      <w:r>
+        <w:rPr>
+          <w:rStyle w:val="Strong"/>
+        </w:rPr>
+        <w:t>Proof of Concept:</w:t>
+      </w:r>
+    </w:p>
+    <w:p>
+      <w:pPr>
+        <w:pStyle w:val="ListParagraph"/>
+        <w:numPr>
+          <w:ilvl w:val="0"/>
+          <w:numId w:val="7"/>
+        </w:numPr>
         <w:rPr>
           <w:rStyle w:val="Strong"/>
           <w:b w:val="0"/>
           <w:bCs w:val="0"/>
         </w:rPr>
-        <w:t>Open the page source (Ctrl+U) / view via Burp</w:t>
-      </w:r>
-    </w:p>
-    <w:p>
-      <w:pPr>
-        <w:pStyle w:val="NoSpacing"/>
-        <w:numPr>
-          <w:ilvl w:val="0"/>
-          <w:numId w:val="4"/>
-        </w:numPr>
+      </w:pPr>
+      <w:r>
         <w:rPr>
           <w:rStyle w:val="Strong"/>
           <w:b w:val="0"/>
           <w:bCs w:val="0"/>
         </w:rPr>
-      </w:pPr>
-      <w:r>
+        <w:t>Navigate to http://10.10.10.10/dashboard</w:t>
+      </w:r>
+    </w:p>
+    <w:p>
+      <w:pPr>
+        <w:pStyle w:val="ListParagraph"/>
+        <w:numPr>
+          <w:ilvl w:val="0"/>
+          <w:numId w:val="7"/>
+        </w:numPr>
         <w:rPr>
           <w:rStyle w:val="Strong"/>
           <w:b w:val="0"/>
           <w:bCs w:val="0"/>
         </w:rPr>
-        <w:t>Locate the HTML comment containing the credentials (Screenshot)</w:t>
-      </w:r>
-    </w:p>
-    <w:p>
-      <w:pPr>
-        <w:pStyle w:val="NoSpacing"/>
-        <w:numPr>
-          <w:ilvl w:val="0"/>
-          <w:numId w:val="4"/>
-        </w:numPr>
+      </w:pPr>
+      <w:r>
         <w:rPr>
           <w:rStyle w:val="Strong"/>
           <w:b w:val="0"/>
           <w:bCs w:val="0"/>
         </w:rPr>
-      </w:pPr>
-      <w:r>
+        <w:t>Open the page source (Ctrl+U) / view via Burp</w:t>
+      </w:r>
+    </w:p>
+    <w:p>
+      <w:pPr>
+        <w:pStyle w:val="ListParagraph"/>
+        <w:numPr>
+          <w:ilvl w:val="0"/>
+          <w:numId w:val="7"/>
+        </w:numPr>
         <w:rPr>
           <w:rStyle w:val="Strong"/>
           <w:b w:val="0"/>
           <w:bCs w:val="0"/>
         </w:rPr>
-        <w:t>Log in with the disclosed guest credentials → valid session cookie issued (Screenshot)</w:t>
-      </w:r>
-    </w:p>
-    <w:p>
-      <w:pPr>
-        <w:pStyle w:val="NoSpacing"/>
+      </w:pPr>
+      <w:r>
         <w:rPr>
           <w:rStyle w:val="Strong"/>
           <w:b w:val="0"/>
           <w:bCs w:val="0"/>
         </w:rPr>
-      </w:pPr>
-    </w:p>
-    <w:p>
-      <w:pPr>
-        <w:pStyle w:val="NoSpacing"/>
+        <w:t>Locate the HTML comment containing the credentials (Screenshot)</w:t>
+      </w:r>
+    </w:p>
+    <w:p>
+      <w:pPr>
+        <w:pStyle w:val="ListParagraph"/>
+        <w:numPr>
+          <w:ilvl w:val="0"/>
+          <w:numId w:val="7"/>
+        </w:numPr>
         <w:rPr>
           <w:rStyle w:val="Strong"/>
           <w:b w:val="0"/>
@@ -5799,16 +6921,61 @@
       <w:r>
         <w:rPr>
           <w:rStyle w:val="Strong"/>
-        </w:rPr>
-        <w:t>Remediation:</w:t>
-      </w:r>
-      <w:r>
+          <w:b w:val="0"/>
+          <w:bCs w:val="0"/>
+        </w:rPr>
+        <w:t>Log in with the disclosed guest credentials → valid session cookie issued (Screenshot)</w:t>
+      </w:r>
+    </w:p>
+    <w:p>
+      <w:pPr>
+        <w:pStyle w:val="NoSpacing"/>
         <w:rPr>
           <w:rStyle w:val="Strong"/>
           <w:b w:val="0"/>
           <w:bCs w:val="0"/>
         </w:rPr>
-        <w:t xml:space="preserve"> Remove the credentials from the HTML comment in dashboard.html. Rotate/disable the exposed guest account. Establish a process/code-review step to prevent secrets in source comments (e.g. pre-commit secret scanning).</w:t>
+      </w:pPr>
+    </w:p>
+    <w:p>
+      <w:pPr>
+        <w:rPr>
+          <w:rStyle w:val="Strong"/>
+          <w:b w:val="0"/>
+          <w:bCs w:val="0"/>
+        </w:rPr>
+      </w:pPr>
+      <w:r>
+        <w:rPr>
+          <w:rStyle w:val="Strong"/>
+        </w:rPr>
+        <w:t>Remediation:</w:t>
+      </w:r>
+      <w:r>
+        <w:rPr>
+          <w:rStyle w:val="Strong"/>
+          <w:b w:val="0"/>
+          <w:bCs w:val="0"/>
+        </w:rPr>
+        <w:t xml:space="preserve"> </w:t>
+      </w:r>
+    </w:p>
+    <w:p>
+      <w:pPr>
+        <w:rPr>
+          <w:rStyle w:val="Strong"/>
+          <w:b w:val="0"/>
+          <w:bCs w:val="0"/>
+        </w:rPr>
+      </w:pPr>
+      <w:r>
+        <w:rPr>
+          <w:rStyle w:val="Strong"/>
+          <w:b w:val="0"/>
+          <w:bCs w:val="0"/>
+        </w:rPr>
+        <w:lastRenderedPageBreak/>
+        <w:t>Remove the credentials from the HTML comment in dashboard.html. Rotate/disable the exposed guest account. Establish a process/code-review step to prevent secrets in source comments (e.g. pre-commit secret scanning).</w:t>
       </w:r>
     </w:p>
     <w:p>
@@ -5876,7 +7043,6 @@
     </w:p>
     <w:p>
       <w:pPr>
-        <w:pStyle w:val="NoSpacing"/>
         <w:rPr>
           <w:rStyle w:val="Strong"/>
           <w:b w:val="0"/>
@@ -5886,1120 +7052,855 @@
     </w:p>
     <w:p>
       <w:pPr>
-        <w:pStyle w:val="NoSpacing"/>
-        <w:rPr>
-          <w:rStyle w:val="Strong"/>
-          <w:b w:val="0"/>
-          <w:bCs w:val="0"/>
-        </w:rPr>
-      </w:pPr>
-    </w:p>
-    <w:p>
-      <w:pPr>
-        <w:pStyle w:val="NoSpacing"/>
-        <w:rPr>
-          <w:rStyle w:val="Strong"/>
-          <w:b w:val="0"/>
-          <w:bCs w:val="0"/>
-        </w:rPr>
-      </w:pPr>
-    </w:p>
-    <w:p>
-      <w:pPr>
-        <w:pStyle w:val="NoSpacing"/>
-        <w:rPr>
-          <w:rStyle w:val="Strong"/>
-          <w:b w:val="0"/>
-          <w:bCs w:val="0"/>
-        </w:rPr>
-      </w:pPr>
-    </w:p>
-    <w:p>
-      <w:pPr>
-        <w:pStyle w:val="NoSpacing"/>
-        <w:rPr>
-          <w:rStyle w:val="Strong"/>
-          <w:b w:val="0"/>
-          <w:bCs w:val="0"/>
-        </w:rPr>
-      </w:pPr>
-    </w:p>
-    <w:p>
-      <w:pPr>
-        <w:rPr>
-          <w:color w:val="A04A1E"/>
-        </w:rPr>
-      </w:pPr>
-    </w:p>
-    <w:p>
-      <w:pPr>
-        <w:rPr>
-          <w:color w:val="A04A1E"/>
-        </w:rPr>
-      </w:pPr>
-    </w:p>
-    <w:p>
-      <w:pPr>
-        <w:rPr>
-          <w:color w:val="A04A1E"/>
-        </w:rPr>
-      </w:pPr>
-    </w:p>
-    <w:p>
-      <w:pPr>
-        <w:rPr>
-          <w:color w:val="A04A1E"/>
-        </w:rPr>
-      </w:pPr>
-    </w:p>
-    <w:p>
-      <w:pPr>
-        <w:rPr>
-          <w:color w:val="A04A1E"/>
-        </w:rPr>
-      </w:pPr>
-    </w:p>
-    <w:p>
-      <w:pPr>
-        <w:rPr>
-          <w:color w:val="A04A1E"/>
-        </w:rPr>
-      </w:pPr>
-    </w:p>
-    <w:p>
-      <w:pPr>
-        <w:rPr>
-          <w:color w:val="A04A1E"/>
-          <w:lang w:val="en-US"/>
-        </w:rPr>
-      </w:pPr>
-      <w:r>
-        <w:rPr>
-          <w:color w:val="A04A1E"/>
-        </w:rPr>
-        <w:t xml:space="preserve">At vero eos et accusamus et iusto odio dignissimos ducimus qui blanditiis praesentium voluptatum deleniti atque corrupti quos dolores et quas molestias excepturi sint occaecati cupiditate non provident, similique sunt in culpa qui officia deserunt mollitia animi, id est laborum et dolorum fuga. </w:t>
-      </w:r>
-      <w:r>
-        <w:rPr>
-          <w:color w:val="A04A1E"/>
-          <w:lang w:val="en-US"/>
-        </w:rPr>
-        <w:t xml:space="preserve">Et </w:t>
+        <w:pStyle w:val="Heading3"/>
+        <w:rPr>
+          <w:lang w:val="en-US"/>
+        </w:rPr>
+      </w:pPr>
+      <w:r>
+        <w:rPr>
+          <w:lang w:val="en-US"/>
+        </w:rPr>
+        <w:t>2.3.</w:t>
+      </w:r>
+      <w:r>
+        <w:rPr>
+          <w:lang w:val="en-US"/>
+        </w:rPr>
+        <w:t xml:space="preserve">5 </w:t>
+      </w:r>
+      <w:r>
+        <w:rPr>
+          <w:lang w:val="en-US"/>
+        </w:rPr>
+        <w:t>Broken Access Control via Forced Browsing</w:t>
+      </w:r>
+    </w:p>
+    <w:p>
+      <w:pPr>
+        <w:rPr>
+          <w:color w:val="EE0000"/>
+          <w:lang w:val="en-US"/>
+        </w:rPr>
+      </w:pPr>
+      <w:r>
+        <w:rPr>
+          <w:color w:val="EE0000"/>
+          <w:lang w:val="en-US"/>
+        </w:rPr>
+        <w:t>Lorem ipsum</w:t>
+      </w:r>
+    </w:p>
+    <w:p>
+      <w:pPr>
+        <w:pStyle w:val="Heading3"/>
+        <w:rPr>
+          <w:lang w:val="en-US"/>
+        </w:rPr>
+      </w:pPr>
+      <w:r>
+        <w:rPr>
+          <w:lang w:val="en-US"/>
+        </w:rPr>
+        <w:t>2.3.</w:t>
+      </w:r>
+      <w:r>
+        <w:rPr>
+          <w:lang w:val="en-US"/>
+        </w:rPr>
+        <w:t>6</w:t>
+      </w:r>
+      <w:r>
+        <w:rPr>
+          <w:lang w:val="en-US"/>
+        </w:rPr>
+        <w:t xml:space="preserve"> </w:t>
+      </w:r>
+      <w:r>
+        <w:rPr>
+          <w:lang w:val="en-US"/>
+        </w:rPr>
+        <w:t>Exposure of Plaintext Password List</w:t>
+      </w:r>
+    </w:p>
+    <w:p>
+      <w:pPr>
+        <w:rPr>
+          <w:color w:val="EE0000"/>
+          <w:lang w:val="en-US"/>
+        </w:rPr>
+      </w:pPr>
+      <w:r>
+        <w:rPr>
+          <w:color w:val="EE0000"/>
+          <w:lang w:val="en-US"/>
+        </w:rPr>
+        <w:t>Lorem ipsum</w:t>
+      </w:r>
+    </w:p>
+    <w:p>
+      <w:pPr>
+        <w:pStyle w:val="Heading3"/>
+        <w:rPr>
+          <w:lang w:val="en-US"/>
+        </w:rPr>
+      </w:pPr>
+      <w:r>
+        <w:rPr>
+          <w:lang w:val="en-US"/>
+        </w:rPr>
+        <w:t>2.3.</w:t>
+      </w:r>
+      <w:r>
+        <w:rPr>
+          <w:lang w:val="en-US"/>
+        </w:rPr>
+        <w:t>7</w:t>
+      </w:r>
+      <w:r>
+        <w:rPr>
+          <w:lang w:val="en-US"/>
+        </w:rPr>
+        <w:t xml:space="preserve"> </w:t>
+      </w:r>
+      <w:r>
+        <w:rPr>
+          <w:lang w:val="en-US"/>
+        </w:rPr>
+        <w:t>Reflected Cross-Site Scripting (XSS)</w:t>
+      </w:r>
+    </w:p>
+    <w:p>
+      <w:pPr>
+        <w:rPr>
+          <w:color w:val="EE0000"/>
+          <w:lang w:val="en-US"/>
+        </w:rPr>
+      </w:pPr>
+      <w:r>
+        <w:rPr>
+          <w:color w:val="EE0000"/>
+          <w:lang w:val="en-US"/>
+        </w:rPr>
+        <w:t>Lorem ipsum</w:t>
+      </w:r>
+    </w:p>
+    <w:p>
+      <w:pPr>
+        <w:pStyle w:val="Heading3"/>
+        <w:rPr>
+          <w:lang w:val="en-US"/>
+        </w:rPr>
+      </w:pPr>
+      <w:r>
+        <w:rPr>
+          <w:lang w:val="en-US"/>
+        </w:rPr>
+        <w:t>2.3.</w:t>
+      </w:r>
+      <w:r>
+        <w:rPr>
+          <w:lang w:val="en-US"/>
+        </w:rPr>
+        <w:t>8</w:t>
+      </w:r>
+      <w:r>
+        <w:rPr>
+          <w:lang w:val="en-US"/>
+        </w:rPr>
+        <w:t xml:space="preserve"> </w:t>
+      </w:r>
+      <w:r>
+        <w:t>Unrestricted File Upload</w:t>
+      </w:r>
+    </w:p>
+    <w:p>
+      <w:pPr>
+        <w:rPr>
+          <w:color w:val="EE0000"/>
+          <w:lang w:val="en-US"/>
+        </w:rPr>
+      </w:pPr>
+      <w:r>
+        <w:rPr>
+          <w:color w:val="EE0000"/>
+          <w:lang w:val="en-US"/>
+        </w:rPr>
+        <w:t>Lorem ipsum</w:t>
+      </w:r>
+    </w:p>
+    <w:p>
+      <w:pPr>
+        <w:pStyle w:val="Heading3"/>
+        <w:rPr>
+          <w:lang w:val="en-US"/>
+        </w:rPr>
+      </w:pPr>
+      <w:r>
+        <w:rPr>
+          <w:lang w:val="en-US"/>
+        </w:rPr>
+        <w:t>2.3.</w:t>
+      </w:r>
+      <w:r>
+        <w:rPr>
+          <w:lang w:val="en-US"/>
+        </w:rPr>
+        <w:t>9</w:t>
+      </w:r>
+      <w:r>
+        <w:rPr>
+          <w:lang w:val="en-US"/>
+        </w:rPr>
+        <w:t xml:space="preserve"> </w:t>
+      </w:r>
+      <w:r>
+        <w:t>Business Logic Flaw — Client-Controlled Pricing</w:t>
+      </w:r>
+    </w:p>
+    <w:p>
+      <w:pPr>
+        <w:rPr>
+          <w:color w:val="EE0000"/>
+          <w:lang w:val="en-US"/>
+        </w:rPr>
+      </w:pPr>
+      <w:r>
+        <w:rPr>
+          <w:color w:val="EE0000"/>
+          <w:lang w:val="en-US"/>
+        </w:rPr>
+        <w:t>Lorem ipsum</w:t>
+      </w:r>
+    </w:p>
+    <w:p>
+      <w:pPr>
+        <w:pStyle w:val="Heading3"/>
+        <w:rPr>
+          <w:lang w:val="en-US"/>
+        </w:rPr>
+      </w:pPr>
+      <w:r>
+        <w:rPr>
+          <w:lang w:val="en-US"/>
+        </w:rPr>
+        <w:t>2.3.</w:t>
+      </w:r>
+      <w:r>
+        <w:rPr>
+          <w:lang w:val="en-US"/>
+        </w:rPr>
+        <w:t>10</w:t>
+      </w:r>
+      <w:r>
+        <w:rPr>
+          <w:lang w:val="en-US"/>
+        </w:rPr>
+        <w:t xml:space="preserve"> </w:t>
+      </w:r>
+      <w:r>
+        <w:t>Over-Privileged Database Account</w:t>
+      </w:r>
+    </w:p>
+    <w:p>
+      <w:r>
+        <w:rPr>
+          <w:b/>
+          <w:bCs/>
+        </w:rPr>
+        <w:t>Severity:</w:t>
+      </w:r>
+      <w:r>
+        <w:t xml:space="preserve"> </w:t>
+      </w:r>
+      <w:r>
+        <w:tab/>
+      </w:r>
+      <w:r>
+        <w:t>Medium</w:t>
+      </w:r>
+    </w:p>
+    <w:p>
+      <w:r>
+        <w:rPr>
+          <w:b/>
+          <w:bCs/>
+        </w:rPr>
+        <w:t>CVSS 3.1:</w:t>
+      </w:r>
+      <w:r>
+        <w:t xml:space="preserve"> </w:t>
+      </w:r>
+      <w:r>
+        <w:tab/>
+      </w:r>
+      <w:r>
+        <w:t>CVSS:3.1/AV:N/AC:H/PR:N/UI:N/S:U/C:L/I:L/A:L — 5.0</w:t>
+      </w:r>
+    </w:p>
+    <w:p>
+      <w:r>
+        <w:rPr>
+          <w:b/>
+          <w:bCs/>
+        </w:rPr>
+        <w:t>CWE:</w:t>
+      </w:r>
+      <w:r>
+        <w:t xml:space="preserve"> </w:t>
+      </w:r>
+      <w:r>
+        <w:tab/>
+      </w:r>
+      <w:r>
+        <w:tab/>
+      </w:r>
+      <w:r>
+        <w:t>CWE-250 (Execution with Unnecessary Privileges)</w:t>
+      </w:r>
+    </w:p>
+    <w:p>
+      <w:pPr>
+        <w:ind w:left="720" w:firstLine="720"/>
+      </w:pPr>
+      <w:r>
+        <w:t>CWE-269 — Improper Privilege Management)</w:t>
+      </w:r>
+    </w:p>
+    <w:p>
+      <w:pPr>
+        <w:rPr>
+          <w:b/>
+          <w:bCs/>
+        </w:rPr>
+      </w:pPr>
+      <w:r>
+        <w:rPr>
+          <w:b/>
+          <w:bCs/>
+        </w:rPr>
+        <w:lastRenderedPageBreak/>
+        <w:t>Description:</w:t>
+      </w:r>
+    </w:p>
+    <w:p/>
+    <w:p>
+      <w:r>
+        <w:t>The web application connects to the MySQL database using the debian-sys-maint account, a system maintenance account that holds full privileges (including GRANT and potentially FILE). This violates the principle of least privilege. The finding does not introduce a direct attack vector on its own; its severity stems from amplifying the impact of Finding X (SQL Injection): because the application connects with an all-privileged account, an otherwise limited injection escalates from read access to full database compromise — read, write, delete, and potentially host file system access.</w:t>
+      </w:r>
+    </w:p>
+    <w:p>
+      <w:pPr>
+        <w:rPr>
+          <w:b/>
+          <w:bCs/>
+        </w:rPr>
+      </w:pPr>
+      <w:r>
+        <w:rPr>
+          <w:b/>
+          <w:bCs/>
+        </w:rPr>
+        <w:t>Affected Component:</w:t>
+      </w:r>
+    </w:p>
+    <w:p>
+      <w:r>
+        <w:t xml:space="preserve">Database connection configuration of the application </w:t>
+      </w:r>
+      <w:r>
+        <w:rPr>
+          <w:color w:val="EE0000"/>
+        </w:rPr>
+        <w:t>([config file / connection string]).</w:t>
+      </w:r>
+    </w:p>
+    <w:p>
+      <w:pPr>
+        <w:rPr>
+          <w:b/>
+          <w:bCs/>
+        </w:rPr>
+      </w:pPr>
+      <w:r>
+        <w:rPr>
+          <w:b/>
+          <w:bCs/>
+        </w:rPr>
+        <w:t>Proof of Concept:</w:t>
+      </w:r>
+    </w:p>
+    <w:p>
+      <w:r>
+        <w:t>Via the SQL injection in Finding X, query the current database user: ' UNION SELECT 1,current_user(),3,4,5,6-- -. (Screenshot)</w:t>
+      </w:r>
+    </w:p>
+    <w:p>
+      <w:r>
+        <w:t>Result: debian-sys-maint@localhost, confirmed to hold all privileges. (Screenshot)</w:t>
+      </w:r>
+    </w:p>
+    <w:p>
+      <w:pPr>
+        <w:rPr>
+          <w:b/>
+          <w:bCs/>
+        </w:rPr>
+      </w:pPr>
+      <w:r>
+        <w:rPr>
+          <w:b/>
+          <w:bCs/>
+        </w:rPr>
+        <w:t>Impact:</w:t>
+      </w:r>
+    </w:p>
+    <w:p>
+      <w:r>
+        <w:t>Any injection or query-manipulation vulnerability inherits full administrative database privileges. This raises the impact of Finding X from data disclosure to complete database compromise (modification and deletion of records) and, via the FILE privilege, potential read/write access to the underlying host file system. On its own — without a second vulnerability to reach the database — this misconfiguration is not directly exploitable, which is reflected in the Medium rating.</w:t>
+      </w:r>
+    </w:p>
+    <w:p>
+      <w:pPr>
+        <w:rPr>
+          <w:b/>
+          <w:bCs/>
+        </w:rPr>
+      </w:pPr>
+      <w:r>
+        <w:rPr>
+          <w:b/>
+          <w:bCs/>
+        </w:rPr>
+        <w:t>Remediation:</w:t>
+      </w:r>
+    </w:p>
+    <w:p>
+      <w:r>
+        <w:t>Create a dedicated application database user with the minimum required privileges (typically SELECT, plus INSERT/UPDATE only on the specific tables the application requires). Never use debian-sys-maint or any administrative/system account for application connectivity. Remove FILE, GRANT, and DDL privileges from the application account. Verify with SHOW GRANTS FOR '&lt;app_user&gt;'@'&lt;host&gt;'; that only the intended privileges are present.</w:t>
+      </w:r>
+    </w:p>
+    <w:p>
+      <w:pPr>
+        <w:rPr>
+          <w:lang w:val="en-US"/>
+        </w:rPr>
+      </w:pPr>
+    </w:p>
+    <w:p>
+      <w:pPr>
+        <w:pStyle w:val="Heading3"/>
+        <w:rPr>
+          <w:lang w:val="en-US"/>
+        </w:rPr>
+      </w:pPr>
+      <w:r>
+        <w:rPr>
+          <w:lang w:val="en-US"/>
+        </w:rPr>
+        <w:t>2.3.</w:t>
+      </w:r>
+      <w:r>
+        <w:rPr>
+          <w:lang w:val="en-US"/>
+        </w:rPr>
+        <w:t>11</w:t>
+      </w:r>
+      <w:r>
+        <w:rPr>
+          <w:lang w:val="en-US"/>
+        </w:rPr>
+        <w:t xml:space="preserve"> </w:t>
+      </w:r>
+      <w:r>
+        <w:t>Sensitive Credentials Transmitted via GET</w:t>
+      </w:r>
+    </w:p>
+    <w:p>
+      <w:pPr>
+        <w:rPr>
+          <w:color w:val="EE0000"/>
+          <w:lang w:val="en-US"/>
+        </w:rPr>
+      </w:pPr>
+      <w:r>
+        <w:rPr>
+          <w:color w:val="EE0000"/>
+          <w:lang w:val="en-US"/>
+        </w:rPr>
+        <w:t>Lorem ipsum</w:t>
+      </w:r>
+    </w:p>
+    <w:p>
+      <w:pPr>
+        <w:pStyle w:val="Heading3"/>
+        <w:rPr>
+          <w:lang w:val="en-US"/>
+        </w:rPr>
+      </w:pPr>
+      <w:r>
+        <w:rPr>
+          <w:lang w:val="en-US"/>
+        </w:rPr>
+        <w:lastRenderedPageBreak/>
+        <w:t>2.3.</w:t>
+      </w:r>
+      <w:r>
+        <w:rPr>
+          <w:lang w:val="en-US"/>
+        </w:rPr>
+        <w:t>12</w:t>
+      </w:r>
+      <w:r>
+        <w:rPr>
+          <w:lang w:val="en-US"/>
+        </w:rPr>
+        <w:t xml:space="preserve"> </w:t>
+      </w:r>
+      <w:r>
+        <w:t>Directory Listing Enabled</w:t>
+      </w:r>
+    </w:p>
+    <w:p>
+      <w:pPr>
+        <w:rPr>
+          <w:color w:val="EE0000"/>
+          <w:lang w:val="en-US"/>
+        </w:rPr>
+      </w:pPr>
+      <w:r>
+        <w:rPr>
+          <w:color w:val="EE0000"/>
+          <w:lang w:val="en-US"/>
+        </w:rPr>
+        <w:t>Lorem ipsum</w:t>
+      </w:r>
+    </w:p>
+    <w:p>
+      <w:pPr>
+        <w:rPr>
+          <w:lang w:val="en-US"/>
+        </w:rPr>
+      </w:pPr>
+    </w:p>
+    <w:p>
+      <w:pPr>
+        <w:pStyle w:val="Heading1"/>
+        <w:rPr>
+          <w:lang w:val="en-US"/>
+        </w:rPr>
+      </w:pPr>
+      <w:bookmarkStart w:id="21" w:name="_Toc233583542"/>
+      <w:r>
+        <w:rPr>
+          <w:lang w:val="en-US"/>
+        </w:rPr>
+        <w:t xml:space="preserve">3.0 </w:t>
+      </w:r>
+      <w:r>
+        <w:rPr>
+          <w:lang w:val="en-US"/>
+        </w:rPr>
+        <w:t>Informational Findings &amp; Hardening Recommendations</w:t>
+      </w:r>
+      <w:bookmarkEnd w:id="21"/>
+    </w:p>
+    <w:p>
+      <w:pPr>
+        <w:rPr>
+          <w:lang w:val="en-US"/>
+        </w:rPr>
+      </w:pPr>
+      <w:r>
+        <w:rPr>
+          <w:lang w:val="en-US"/>
+        </w:rPr>
+        <w:t>The following observations are not directly exploitable vulnerabilities but represent deviations from security best practice. Addressing them strengthens the overall security posture (defense-in-depth).</w:t>
+      </w:r>
+    </w:p>
+    <w:p>
+      <w:pPr>
+        <w:pStyle w:val="Heading2"/>
+        <w:rPr>
+          <w:lang w:val="en-US"/>
+        </w:rPr>
+      </w:pPr>
+      <w:bookmarkStart w:id="22" w:name="_Toc233583543"/>
+      <w:r>
+        <w:rPr>
+          <w:lang w:val="en-US"/>
+        </w:rPr>
+        <w:t>3.</w:t>
+      </w:r>
+      <w:r>
+        <w:rPr>
+          <w:lang w:val="en-US"/>
+        </w:rPr>
+        <w:t>1 Web server version disclosure</w:t>
+      </w:r>
+      <w:bookmarkEnd w:id="22"/>
+    </w:p>
+    <w:p>
+      <w:pPr>
+        <w:rPr>
+          <w:lang w:val="en-US"/>
+        </w:rPr>
+      </w:pPr>
+      <w:r>
+        <w:rPr>
+          <w:lang w:val="en-US"/>
+        </w:rPr>
+        <w:t>The Server response header reveals the exact web server and OS version (Apache/2.4.41 (Ubuntu)). This assists an attacker in identifying version-specific exploits.</w:t>
+      </w:r>
+    </w:p>
+    <w:p>
+      <w:pPr>
+        <w:rPr>
+          <w:lang w:val="en-US"/>
+        </w:rPr>
+      </w:pPr>
+      <w:r>
+        <w:rPr>
+          <w:lang w:val="en-US"/>
+        </w:rPr>
+        <w:t xml:space="preserve">Recommendation: Suppress version details via </w:t>
       </w:r>
       <w:proofErr w:type="spellStart"/>
       <w:r>
         <w:rPr>
-          <w:color w:val="A04A1E"/>
-          <w:lang w:val="en-US"/>
-        </w:rPr>
-        <w:t>harum</w:t>
+          <w:lang w:val="en-US"/>
+        </w:rPr>
+        <w:t>ServerTokens</w:t>
       </w:r>
       <w:proofErr w:type="spellEnd"/>
       <w:r>
         <w:rPr>
-          <w:color w:val="A04A1E"/>
-          <w:lang w:val="en-US"/>
-        </w:rPr>
-        <w:t xml:space="preserve"> </w:t>
+          <w:lang w:val="en-US"/>
+        </w:rPr>
+        <w:t xml:space="preserve"> Prod and </w:t>
       </w:r>
       <w:proofErr w:type="spellStart"/>
       <w:r>
         <w:rPr>
-          <w:color w:val="A04A1E"/>
-          <w:lang w:val="en-US"/>
-        </w:rPr>
-        <w:t>quidem</w:t>
+          <w:lang w:val="en-US"/>
+        </w:rPr>
+        <w:t>ServerSignature</w:t>
       </w:r>
       <w:proofErr w:type="spellEnd"/>
       <w:r>
         <w:rPr>
-          <w:color w:val="A04A1E"/>
-          <w:lang w:val="en-US"/>
-        </w:rPr>
-        <w:t xml:space="preserve"> rerum facilis est et </w:t>
+          <w:lang w:val="en-US"/>
+        </w:rPr>
+        <w:t xml:space="preserve"> Off.</w:t>
+      </w:r>
+    </w:p>
+    <w:p>
+      <w:pPr>
+        <w:pStyle w:val="Heading2"/>
+        <w:rPr>
+          <w:lang w:val="en-US"/>
+        </w:rPr>
+      </w:pPr>
+      <w:bookmarkStart w:id="23" w:name="_Toc233583544"/>
+      <w:r>
+        <w:rPr>
+          <w:lang w:val="en-US"/>
+        </w:rPr>
+        <w:t>3.</w:t>
+      </w:r>
+      <w:r>
+        <w:rPr>
+          <w:lang w:val="en-US"/>
+        </w:rPr>
+        <w:t>2 Missing HTTP security headers</w:t>
+      </w:r>
+      <w:bookmarkEnd w:id="23"/>
+    </w:p>
+    <w:p>
+      <w:pPr>
+        <w:rPr>
+          <w:lang w:val="en-US"/>
+        </w:rPr>
+      </w:pPr>
+      <w:r>
+        <w:rPr>
+          <w:lang w:val="en-US"/>
+        </w:rPr>
+        <w:t>No Content-Security-Policy, X-Frame-Options, or X-Content-Type-Options headers were observed. Their absence increases exposure to cross-site scripting, clickjacking, and MIME-sniffing attacks. (A CSP would also mitigate the XSS findings as defense-in-depth.)</w:t>
+      </w:r>
+    </w:p>
+    <w:p>
+      <w:pPr>
+        <w:rPr>
+          <w:lang w:val="en-US"/>
+        </w:rPr>
+      </w:pPr>
+    </w:p>
+    <w:p>
+      <w:pPr>
+        <w:rPr>
+          <w:lang w:val="en-US"/>
+        </w:rPr>
+      </w:pPr>
+      <w:r>
+        <w:rPr>
+          <w:lang w:val="en-US"/>
+        </w:rPr>
+        <w:t xml:space="preserve">Recommendation: Implement a restrictive CSP, set X-Frame-Options: DENY (or SAMEORIGIN), X-Content-Type-Options: </w:t>
       </w:r>
       <w:proofErr w:type="spellStart"/>
       <w:r>
         <w:rPr>
-          <w:color w:val="A04A1E"/>
-          <w:lang w:val="en-US"/>
-        </w:rPr>
-        <w:t>expedita</w:t>
+          <w:lang w:val="en-US"/>
+        </w:rPr>
+        <w:t>nosniff</w:t>
       </w:r>
       <w:proofErr w:type="spellEnd"/>
       <w:r>
         <w:rPr>
-          <w:color w:val="A04A1E"/>
-          <w:lang w:val="en-US"/>
-        </w:rPr>
-        <w:t xml:space="preserve"> </w:t>
+          <w:lang w:val="en-US"/>
+        </w:rPr>
+        <w:t>, and a Referrer-Policy.</w:t>
+      </w:r>
+    </w:p>
+    <w:p>
+      <w:pPr>
+        <w:pStyle w:val="Heading2"/>
+        <w:rPr>
+          <w:lang w:val="en-US"/>
+        </w:rPr>
+      </w:pPr>
+      <w:bookmarkStart w:id="24" w:name="_Toc233583545"/>
+      <w:r>
+        <w:rPr>
+          <w:lang w:val="en-US"/>
+        </w:rPr>
+        <w:t>3.3</w:t>
+      </w:r>
+      <w:r>
+        <w:rPr>
+          <w:lang w:val="en-US"/>
+        </w:rPr>
+        <w:t xml:space="preserve"> Verbose error output</w:t>
+      </w:r>
+      <w:bookmarkEnd w:id="24"/>
+    </w:p>
+    <w:p>
+      <w:pPr>
+        <w:rPr>
+          <w:lang w:val="en-US"/>
+        </w:rPr>
+      </w:pPr>
+      <w:r>
+        <w:rPr>
+          <w:lang w:val="en-US"/>
+        </w:rPr>
+        <w:t xml:space="preserve">The application discloses PHP notices and raw array output (e.g. the Array string and notices on </w:t>
       </w:r>
       <w:proofErr w:type="spellStart"/>
       <w:r>
         <w:rPr>
-          <w:color w:val="A04A1E"/>
-          <w:lang w:val="en-US"/>
-        </w:rPr>
-        <w:t>distinctio</w:t>
+          <w:lang w:val="en-US"/>
+        </w:rPr>
+        <w:t>support.php</w:t>
       </w:r>
       <w:proofErr w:type="spellEnd"/>
       <w:r>
         <w:rPr>
-          <w:color w:val="A04A1E"/>
-          <w:lang w:val="en-US"/>
-        </w:rPr>
-        <w:t xml:space="preserve">. Nam libero tempore, cum </w:t>
+          <w:lang w:val="en-US"/>
+        </w:rPr>
+        <w:t>), indicating that error display is enabled in production. This can leak internal paths, variable structures, and implementation details.</w:t>
+      </w:r>
+    </w:p>
+    <w:p>
+      <w:pPr>
+        <w:rPr>
+          <w:lang w:val="en-US"/>
+        </w:rPr>
+      </w:pPr>
+      <w:r>
+        <w:rPr>
+          <w:lang w:val="en-US"/>
+        </w:rPr>
+        <w:t xml:space="preserve">Recommendation: Disable </w:t>
       </w:r>
       <w:proofErr w:type="spellStart"/>
       <w:r>
         <w:rPr>
-          <w:color w:val="A04A1E"/>
-          <w:lang w:val="en-US"/>
-        </w:rPr>
-        <w:t>soluta</w:t>
+          <w:lang w:val="en-US"/>
+        </w:rPr>
+        <w:t>display_errors</w:t>
       </w:r>
       <w:proofErr w:type="spellEnd"/>
       <w:r>
         <w:rPr>
-          <w:color w:val="A04A1E"/>
-          <w:lang w:val="en-US"/>
-        </w:rPr>
-        <w:t xml:space="preserve"> nobis est </w:t>
+          <w:lang w:val="en-US"/>
+        </w:rPr>
+        <w:t xml:space="preserve"> in production and log errors server-side only.</w:t>
+      </w:r>
+    </w:p>
+    <w:p>
+      <w:pPr>
+        <w:pStyle w:val="Heading2"/>
+        <w:rPr>
+          <w:lang w:val="en-US"/>
+        </w:rPr>
+      </w:pPr>
+      <w:bookmarkStart w:id="25" w:name="_Toc233583546"/>
+      <w:r>
+        <w:rPr>
+          <w:lang w:val="en-US"/>
+        </w:rPr>
+        <w:t xml:space="preserve">3.4 </w:t>
+      </w:r>
+      <w:r>
+        <w:rPr>
+          <w:lang w:val="en-US"/>
+        </w:rPr>
+        <w:t>Testing coverage note</w:t>
+      </w:r>
+      <w:bookmarkEnd w:id="25"/>
+    </w:p>
+    <w:p>
+      <w:pPr>
+        <w:rPr>
+          <w:lang w:val="en-US"/>
+        </w:rPr>
+      </w:pPr>
+      <w:r>
+        <w:rPr>
+          <w:lang w:val="en-US"/>
+        </w:rPr>
+        <w:t xml:space="preserve">SQL injection was actively tested on </w:t>
       </w:r>
       <w:proofErr w:type="spellStart"/>
       <w:r>
         <w:rPr>
-          <w:color w:val="A04A1E"/>
-          <w:lang w:val="en-US"/>
-        </w:rPr>
-        <w:t>eligendi</w:t>
+          <w:lang w:val="en-US"/>
+        </w:rPr>
+        <w:t>Admin.php</w:t>
       </w:r>
       <w:proofErr w:type="spellEnd"/>
       <w:r>
         <w:rPr>
-          <w:color w:val="A04A1E"/>
-          <w:lang w:val="en-US"/>
-        </w:rPr>
-        <w:t xml:space="preserve"> </w:t>
+          <w:lang w:val="en-US"/>
+        </w:rPr>
+        <w:t xml:space="preserve"> (error-based, </w:t>
       </w:r>
       <w:proofErr w:type="spellStart"/>
       <w:r>
         <w:rPr>
-          <w:color w:val="A04A1E"/>
-          <w:lang w:val="en-US"/>
-        </w:rPr>
-        <w:t>optio</w:t>
+          <w:lang w:val="en-US"/>
+        </w:rPr>
+        <w:t>boolean</w:t>
       </w:r>
       <w:proofErr w:type="spellEnd"/>
       <w:r>
         <w:rPr>
-          <w:color w:val="A04A1E"/>
-          <w:lang w:val="en-US"/>
-        </w:rPr>
-        <w:t xml:space="preserve"> </w:t>
-      </w:r>
-      <w:proofErr w:type="spellStart"/>
-      <w:r>
-        <w:rPr>
-          <w:color w:val="A04A1E"/>
-          <w:lang w:val="en-US"/>
-        </w:rPr>
-        <w:t>cumque</w:t>
-      </w:r>
-      <w:proofErr w:type="spellEnd"/>
-      <w:r>
-        <w:rPr>
-          <w:color w:val="A04A1E"/>
-          <w:lang w:val="en-US"/>
-        </w:rPr>
-        <w:t xml:space="preserve"> nihil </w:t>
-      </w:r>
-      <w:proofErr w:type="spellStart"/>
-      <w:r>
-        <w:rPr>
-          <w:color w:val="A04A1E"/>
-          <w:lang w:val="en-US"/>
-        </w:rPr>
-        <w:t>impedit</w:t>
-      </w:r>
-      <w:proofErr w:type="spellEnd"/>
-      <w:r>
-        <w:rPr>
-          <w:color w:val="A04A1E"/>
-          <w:lang w:val="en-US"/>
-        </w:rPr>
-        <w:t xml:space="preserve"> quo minus id </w:t>
-      </w:r>
-      <w:proofErr w:type="spellStart"/>
-      <w:r>
-        <w:rPr>
-          <w:color w:val="A04A1E"/>
-          <w:lang w:val="en-US"/>
-        </w:rPr>
-        <w:t>quod</w:t>
-      </w:r>
-      <w:proofErr w:type="spellEnd"/>
-      <w:r>
-        <w:rPr>
-          <w:color w:val="A04A1E"/>
-          <w:lang w:val="en-US"/>
-        </w:rPr>
-        <w:t xml:space="preserve"> </w:t>
-      </w:r>
-      <w:proofErr w:type="spellStart"/>
-      <w:r>
-        <w:rPr>
-          <w:color w:val="A04A1E"/>
-          <w:lang w:val="en-US"/>
-        </w:rPr>
-        <w:t>maxime</w:t>
-      </w:r>
-      <w:proofErr w:type="spellEnd"/>
-      <w:r>
-        <w:rPr>
-          <w:color w:val="A04A1E"/>
-          <w:lang w:val="en-US"/>
-        </w:rPr>
-        <w:t xml:space="preserve"> </w:t>
-      </w:r>
-      <w:proofErr w:type="spellStart"/>
-      <w:r>
-        <w:rPr>
-          <w:color w:val="A04A1E"/>
-          <w:lang w:val="en-US"/>
-        </w:rPr>
-        <w:t>placeat</w:t>
-      </w:r>
-      <w:proofErr w:type="spellEnd"/>
-      <w:r>
-        <w:rPr>
-          <w:color w:val="A04A1E"/>
-          <w:lang w:val="en-US"/>
-        </w:rPr>
-        <w:t xml:space="preserve"> </w:t>
-      </w:r>
-      <w:proofErr w:type="spellStart"/>
-      <w:r>
-        <w:rPr>
-          <w:color w:val="A04A1E"/>
-          <w:lang w:val="en-US"/>
-        </w:rPr>
-        <w:t>facere</w:t>
-      </w:r>
-      <w:proofErr w:type="spellEnd"/>
-      <w:r>
-        <w:rPr>
-          <w:color w:val="A04A1E"/>
-          <w:lang w:val="en-US"/>
-        </w:rPr>
-        <w:t xml:space="preserve"> </w:t>
-      </w:r>
-      <w:proofErr w:type="spellStart"/>
-      <w:r>
-        <w:rPr>
-          <w:color w:val="A04A1E"/>
-          <w:lang w:val="en-US"/>
-        </w:rPr>
-        <w:t>possimus</w:t>
-      </w:r>
-      <w:proofErr w:type="spellEnd"/>
-      <w:r>
-        <w:rPr>
-          <w:color w:val="A04A1E"/>
-          <w:lang w:val="en-US"/>
-        </w:rPr>
-        <w:t xml:space="preserve">, omnis </w:t>
-      </w:r>
-      <w:proofErr w:type="spellStart"/>
-      <w:r>
-        <w:rPr>
-          <w:color w:val="A04A1E"/>
-          <w:lang w:val="en-US"/>
-        </w:rPr>
-        <w:t>voluptas</w:t>
-      </w:r>
-      <w:proofErr w:type="spellEnd"/>
-      <w:r>
-        <w:rPr>
-          <w:color w:val="A04A1E"/>
-          <w:lang w:val="en-US"/>
-        </w:rPr>
-        <w:t xml:space="preserve"> </w:t>
-      </w:r>
-      <w:proofErr w:type="spellStart"/>
-      <w:r>
-        <w:rPr>
-          <w:color w:val="A04A1E"/>
-          <w:lang w:val="en-US"/>
-        </w:rPr>
-        <w:t>assumenda</w:t>
-      </w:r>
-      <w:proofErr w:type="spellEnd"/>
-      <w:r>
-        <w:rPr>
-          <w:color w:val="A04A1E"/>
-          <w:lang w:val="en-US"/>
-        </w:rPr>
-        <w:t xml:space="preserve"> est, omnis dolor </w:t>
-      </w:r>
-      <w:proofErr w:type="spellStart"/>
-      <w:r>
-        <w:rPr>
-          <w:color w:val="A04A1E"/>
-          <w:lang w:val="en-US"/>
-        </w:rPr>
-        <w:t>repellendus</w:t>
-      </w:r>
-      <w:proofErr w:type="spellEnd"/>
-      <w:r>
-        <w:rPr>
-          <w:color w:val="A04A1E"/>
-          <w:lang w:val="en-US"/>
-        </w:rPr>
-        <w:t xml:space="preserve">. </w:t>
-      </w:r>
-      <w:proofErr w:type="spellStart"/>
-      <w:r>
-        <w:rPr>
-          <w:color w:val="A04A1E"/>
-          <w:lang w:val="en-US"/>
-        </w:rPr>
-        <w:t>Temporibus</w:t>
-      </w:r>
-      <w:proofErr w:type="spellEnd"/>
-      <w:r>
-        <w:rPr>
-          <w:color w:val="A04A1E"/>
-          <w:lang w:val="en-US"/>
-        </w:rPr>
-        <w:t xml:space="preserve"> autem </w:t>
-      </w:r>
-      <w:proofErr w:type="spellStart"/>
-      <w:r>
-        <w:rPr>
-          <w:color w:val="A04A1E"/>
-          <w:lang w:val="en-US"/>
-        </w:rPr>
-        <w:t>quibusdam</w:t>
-      </w:r>
-      <w:proofErr w:type="spellEnd"/>
-      <w:r>
-        <w:rPr>
-          <w:color w:val="A04A1E"/>
-          <w:lang w:val="en-US"/>
-        </w:rPr>
-        <w:t xml:space="preserve"> et </w:t>
-      </w:r>
-      <w:proofErr w:type="spellStart"/>
-      <w:r>
-        <w:rPr>
-          <w:color w:val="A04A1E"/>
-          <w:lang w:val="en-US"/>
-        </w:rPr>
-        <w:t>aut</w:t>
-      </w:r>
-      <w:proofErr w:type="spellEnd"/>
-      <w:r>
-        <w:rPr>
-          <w:color w:val="A04A1E"/>
-          <w:lang w:val="en-US"/>
-        </w:rPr>
-        <w:t xml:space="preserve"> </w:t>
-      </w:r>
-      <w:proofErr w:type="spellStart"/>
-      <w:r>
-        <w:rPr>
-          <w:color w:val="A04A1E"/>
-          <w:lang w:val="en-US"/>
-        </w:rPr>
-        <w:t>officiis</w:t>
-      </w:r>
-      <w:proofErr w:type="spellEnd"/>
-      <w:r>
-        <w:rPr>
-          <w:color w:val="A04A1E"/>
-          <w:lang w:val="en-US"/>
-        </w:rPr>
-        <w:t xml:space="preserve"> </w:t>
-      </w:r>
-      <w:proofErr w:type="spellStart"/>
-      <w:r>
-        <w:rPr>
-          <w:color w:val="A04A1E"/>
-          <w:lang w:val="en-US"/>
-        </w:rPr>
-        <w:t>debitis</w:t>
-      </w:r>
-      <w:proofErr w:type="spellEnd"/>
-      <w:r>
-        <w:rPr>
-          <w:color w:val="A04A1E"/>
-          <w:lang w:val="en-US"/>
-        </w:rPr>
-        <w:t xml:space="preserve"> </w:t>
-      </w:r>
-      <w:proofErr w:type="spellStart"/>
-      <w:r>
-        <w:rPr>
-          <w:color w:val="A04A1E"/>
-          <w:lang w:val="en-US"/>
-        </w:rPr>
-        <w:t>aut</w:t>
-      </w:r>
-      <w:proofErr w:type="spellEnd"/>
-      <w:r>
-        <w:rPr>
-          <w:color w:val="A04A1E"/>
-          <w:lang w:val="en-US"/>
-        </w:rPr>
-        <w:t xml:space="preserve"> rerum </w:t>
-      </w:r>
-      <w:proofErr w:type="spellStart"/>
-      <w:r>
-        <w:rPr>
-          <w:color w:val="A04A1E"/>
-          <w:lang w:val="en-US"/>
-        </w:rPr>
-        <w:t>necessitatibus</w:t>
-      </w:r>
-      <w:proofErr w:type="spellEnd"/>
-      <w:r>
-        <w:rPr>
-          <w:color w:val="A04A1E"/>
-          <w:lang w:val="en-US"/>
-        </w:rPr>
-        <w:t xml:space="preserve"> </w:t>
-      </w:r>
-      <w:proofErr w:type="spellStart"/>
-      <w:r>
-        <w:rPr>
-          <w:color w:val="A04A1E"/>
-          <w:lang w:val="en-US"/>
-        </w:rPr>
-        <w:t>saepe</w:t>
-      </w:r>
-      <w:proofErr w:type="spellEnd"/>
-      <w:r>
-        <w:rPr>
-          <w:color w:val="A04A1E"/>
-          <w:lang w:val="en-US"/>
-        </w:rPr>
-        <w:t xml:space="preserve"> </w:t>
-      </w:r>
-      <w:proofErr w:type="spellStart"/>
-      <w:r>
-        <w:rPr>
-          <w:color w:val="A04A1E"/>
-          <w:lang w:val="en-US"/>
-        </w:rPr>
-        <w:t>eveniet</w:t>
-      </w:r>
-      <w:proofErr w:type="spellEnd"/>
-      <w:r>
-        <w:rPr>
-          <w:color w:val="A04A1E"/>
-          <w:lang w:val="en-US"/>
-        </w:rPr>
-        <w:t xml:space="preserve"> </w:t>
-      </w:r>
-      <w:proofErr w:type="spellStart"/>
-      <w:r>
-        <w:rPr>
-          <w:color w:val="A04A1E"/>
-          <w:lang w:val="en-US"/>
-        </w:rPr>
-        <w:t>ut</w:t>
-      </w:r>
-      <w:proofErr w:type="spellEnd"/>
-      <w:r>
-        <w:rPr>
-          <w:color w:val="A04A1E"/>
-          <w:lang w:val="en-US"/>
-        </w:rPr>
-        <w:t xml:space="preserve"> et </w:t>
-      </w:r>
-      <w:proofErr w:type="spellStart"/>
-      <w:r>
-        <w:rPr>
-          <w:color w:val="A04A1E"/>
-          <w:lang w:val="en-US"/>
-        </w:rPr>
-        <w:t>voluptates</w:t>
-      </w:r>
-      <w:proofErr w:type="spellEnd"/>
-      <w:r>
-        <w:rPr>
-          <w:color w:val="A04A1E"/>
-          <w:lang w:val="en-US"/>
-        </w:rPr>
-        <w:t xml:space="preserve"> </w:t>
-      </w:r>
-      <w:proofErr w:type="spellStart"/>
-      <w:r>
-        <w:rPr>
-          <w:color w:val="A04A1E"/>
-          <w:lang w:val="en-US"/>
-        </w:rPr>
-        <w:t>repudiandae</w:t>
-      </w:r>
-      <w:proofErr w:type="spellEnd"/>
-      <w:r>
-        <w:rPr>
-          <w:color w:val="A04A1E"/>
-          <w:lang w:val="en-US"/>
-        </w:rPr>
-        <w:t xml:space="preserve"> </w:t>
-      </w:r>
-      <w:proofErr w:type="spellStart"/>
-      <w:r>
-        <w:rPr>
-          <w:color w:val="A04A1E"/>
-          <w:lang w:val="en-US"/>
-        </w:rPr>
-        <w:t>sint</w:t>
-      </w:r>
-      <w:proofErr w:type="spellEnd"/>
-      <w:r>
-        <w:rPr>
-          <w:color w:val="A04A1E"/>
-          <w:lang w:val="en-US"/>
-        </w:rPr>
-        <w:t xml:space="preserve"> et </w:t>
-      </w:r>
-      <w:proofErr w:type="spellStart"/>
-      <w:r>
-        <w:rPr>
-          <w:color w:val="A04A1E"/>
-          <w:lang w:val="en-US"/>
-        </w:rPr>
-        <w:t>molestiae</w:t>
-      </w:r>
-      <w:proofErr w:type="spellEnd"/>
-      <w:r>
-        <w:rPr>
-          <w:color w:val="A04A1E"/>
-          <w:lang w:val="en-US"/>
-        </w:rPr>
-        <w:t xml:space="preserve"> non </w:t>
-      </w:r>
-      <w:proofErr w:type="spellStart"/>
-      <w:r>
-        <w:rPr>
-          <w:color w:val="A04A1E"/>
-          <w:lang w:val="en-US"/>
-        </w:rPr>
-        <w:t>recusandae</w:t>
-      </w:r>
-      <w:proofErr w:type="spellEnd"/>
-      <w:r>
-        <w:rPr>
-          <w:color w:val="A04A1E"/>
-          <w:lang w:val="en-US"/>
-        </w:rPr>
-        <w:t xml:space="preserve">. </w:t>
-      </w:r>
-      <w:proofErr w:type="spellStart"/>
-      <w:r>
-        <w:rPr>
-          <w:color w:val="A04A1E"/>
-          <w:lang w:val="en-US"/>
-        </w:rPr>
-        <w:t>Itaque</w:t>
-      </w:r>
-      <w:proofErr w:type="spellEnd"/>
-      <w:r>
-        <w:rPr>
-          <w:color w:val="A04A1E"/>
-          <w:lang w:val="en-US"/>
-        </w:rPr>
-        <w:t xml:space="preserve"> </w:t>
-      </w:r>
-      <w:proofErr w:type="spellStart"/>
-      <w:r>
-        <w:rPr>
-          <w:color w:val="A04A1E"/>
-          <w:lang w:val="en-US"/>
-        </w:rPr>
-        <w:t>earum</w:t>
-      </w:r>
-      <w:proofErr w:type="spellEnd"/>
-      <w:r>
-        <w:rPr>
-          <w:color w:val="A04A1E"/>
-          <w:lang w:val="en-US"/>
-        </w:rPr>
-        <w:t xml:space="preserve"> rerum hic </w:t>
-      </w:r>
-      <w:proofErr w:type="spellStart"/>
-      <w:r>
-        <w:rPr>
-          <w:color w:val="A04A1E"/>
-          <w:lang w:val="en-US"/>
-        </w:rPr>
-        <w:t>tenetur</w:t>
-      </w:r>
-      <w:proofErr w:type="spellEnd"/>
-      <w:r>
-        <w:rPr>
-          <w:color w:val="A04A1E"/>
-          <w:lang w:val="en-US"/>
-        </w:rPr>
-        <w:t xml:space="preserve"> a </w:t>
-      </w:r>
-      <w:proofErr w:type="spellStart"/>
-      <w:r>
-        <w:rPr>
-          <w:color w:val="A04A1E"/>
-          <w:lang w:val="en-US"/>
-        </w:rPr>
-        <w:t>sapiente</w:t>
-      </w:r>
-      <w:proofErr w:type="spellEnd"/>
-      <w:r>
-        <w:rPr>
-          <w:color w:val="A04A1E"/>
-          <w:lang w:val="en-US"/>
-        </w:rPr>
-        <w:t xml:space="preserve"> delectus, </w:t>
-      </w:r>
-      <w:proofErr w:type="spellStart"/>
-      <w:r>
-        <w:rPr>
-          <w:color w:val="A04A1E"/>
-          <w:lang w:val="en-US"/>
-        </w:rPr>
-        <w:t>ut</w:t>
-      </w:r>
-      <w:proofErr w:type="spellEnd"/>
-      <w:r>
-        <w:rPr>
-          <w:color w:val="A04A1E"/>
-          <w:lang w:val="en-US"/>
-        </w:rPr>
-        <w:t xml:space="preserve"> </w:t>
-      </w:r>
-      <w:proofErr w:type="spellStart"/>
-      <w:r>
-        <w:rPr>
-          <w:color w:val="A04A1E"/>
-          <w:lang w:val="en-US"/>
-        </w:rPr>
-        <w:t>aut</w:t>
-      </w:r>
-      <w:proofErr w:type="spellEnd"/>
-      <w:r>
-        <w:rPr>
-          <w:color w:val="A04A1E"/>
-          <w:lang w:val="en-US"/>
-        </w:rPr>
-        <w:t xml:space="preserve"> </w:t>
-      </w:r>
-    </w:p>
-    <w:p>
-      <w:pPr>
-        <w:rPr>
-          <w:color w:val="A04A1E"/>
-          <w:lang w:val="en-US"/>
-        </w:rPr>
-      </w:pPr>
-      <w:proofErr w:type="spellStart"/>
-      <w:r>
-        <w:rPr>
-          <w:color w:val="A04A1E"/>
-          <w:lang w:val="en-US"/>
-        </w:rPr>
-        <w:t>consequuntur</w:t>
-      </w:r>
-      <w:proofErr w:type="spellEnd"/>
-      <w:r>
-        <w:rPr>
-          <w:color w:val="A04A1E"/>
-          <w:lang w:val="en-US"/>
-        </w:rPr>
-        <w:t xml:space="preserve"> </w:t>
-      </w:r>
-      <w:proofErr w:type="spellStart"/>
-      <w:r>
-        <w:rPr>
-          <w:color w:val="A04A1E"/>
-          <w:lang w:val="en-US"/>
-        </w:rPr>
-        <w:t>magni</w:t>
-      </w:r>
-      <w:proofErr w:type="spellEnd"/>
-      <w:r>
-        <w:rPr>
-          <w:color w:val="A04A1E"/>
-          <w:lang w:val="en-US"/>
-        </w:rPr>
-        <w:t xml:space="preserve"> </w:t>
-      </w:r>
-      <w:proofErr w:type="spellStart"/>
-      <w:r>
-        <w:rPr>
-          <w:color w:val="A04A1E"/>
-          <w:lang w:val="en-US"/>
-        </w:rPr>
-        <w:t>dolores</w:t>
-      </w:r>
-      <w:proofErr w:type="spellEnd"/>
-      <w:r>
-        <w:rPr>
-          <w:color w:val="A04A1E"/>
-          <w:lang w:val="en-US"/>
-        </w:rPr>
-        <w:t xml:space="preserve"> </w:t>
-      </w:r>
-      <w:proofErr w:type="spellStart"/>
-      <w:r>
-        <w:rPr>
-          <w:color w:val="A04A1E"/>
-          <w:lang w:val="en-US"/>
-        </w:rPr>
-        <w:t>eos</w:t>
-      </w:r>
-      <w:proofErr w:type="spellEnd"/>
-      <w:r>
-        <w:rPr>
-          <w:color w:val="A04A1E"/>
-          <w:lang w:val="en-US"/>
-        </w:rPr>
-        <w:t xml:space="preserve"> qui ratione </w:t>
-      </w:r>
-      <w:proofErr w:type="spellStart"/>
-      <w:r>
-        <w:rPr>
-          <w:color w:val="A04A1E"/>
-          <w:lang w:val="en-US"/>
-        </w:rPr>
-        <w:t>voluptatem</w:t>
-      </w:r>
-      <w:proofErr w:type="spellEnd"/>
-      <w:r>
-        <w:rPr>
-          <w:color w:val="A04A1E"/>
-          <w:lang w:val="en-US"/>
-        </w:rPr>
-        <w:t xml:space="preserve"> </w:t>
-      </w:r>
-      <w:proofErr w:type="spellStart"/>
-      <w:r>
-        <w:rPr>
-          <w:color w:val="A04A1E"/>
-          <w:lang w:val="en-US"/>
-        </w:rPr>
-        <w:t>sequi</w:t>
-      </w:r>
-      <w:proofErr w:type="spellEnd"/>
-      <w:r>
-        <w:rPr>
-          <w:color w:val="A04A1E"/>
-          <w:lang w:val="en-US"/>
-        </w:rPr>
-        <w:t xml:space="preserve"> </w:t>
-      </w:r>
-      <w:proofErr w:type="spellStart"/>
-      <w:r>
-        <w:rPr>
-          <w:color w:val="A04A1E"/>
-          <w:lang w:val="en-US"/>
-        </w:rPr>
-        <w:t>nesciunt</w:t>
-      </w:r>
-      <w:proofErr w:type="spellEnd"/>
-      <w:r>
-        <w:rPr>
-          <w:color w:val="A04A1E"/>
-          <w:lang w:val="en-US"/>
-        </w:rPr>
-        <w:t xml:space="preserve">. </w:t>
-      </w:r>
-      <w:proofErr w:type="spellStart"/>
-      <w:r>
-        <w:rPr>
-          <w:color w:val="A04A1E"/>
-          <w:lang w:val="en-US"/>
-        </w:rPr>
-        <w:t>Neque</w:t>
-      </w:r>
-      <w:proofErr w:type="spellEnd"/>
-      <w:r>
-        <w:rPr>
-          <w:color w:val="A04A1E"/>
-          <w:lang w:val="en-US"/>
-        </w:rPr>
-        <w:t xml:space="preserve"> porro </w:t>
-      </w:r>
-      <w:proofErr w:type="spellStart"/>
-      <w:r>
-        <w:rPr>
-          <w:color w:val="A04A1E"/>
-          <w:lang w:val="en-US"/>
-        </w:rPr>
-        <w:t>quisquam</w:t>
-      </w:r>
-      <w:proofErr w:type="spellEnd"/>
-      <w:r>
-        <w:rPr>
-          <w:color w:val="A04A1E"/>
-          <w:lang w:val="en-US"/>
-        </w:rPr>
-        <w:t xml:space="preserve"> est, qui </w:t>
-      </w:r>
-      <w:proofErr w:type="spellStart"/>
-      <w:r>
-        <w:rPr>
-          <w:color w:val="A04A1E"/>
-          <w:lang w:val="en-US"/>
-        </w:rPr>
-        <w:t>dolorem</w:t>
-      </w:r>
-      <w:proofErr w:type="spellEnd"/>
-      <w:r>
-        <w:rPr>
-          <w:color w:val="A04A1E"/>
-          <w:lang w:val="en-US"/>
-        </w:rPr>
-        <w:t xml:space="preserve"> ipsum quia dolor </w:t>
-      </w:r>
-      <w:proofErr w:type="gramStart"/>
-      <w:r>
-        <w:rPr>
-          <w:color w:val="A04A1E"/>
-          <w:lang w:val="en-US"/>
-        </w:rPr>
-        <w:t>sit</w:t>
-      </w:r>
-      <w:proofErr w:type="gramEnd"/>
-      <w:r>
-        <w:rPr>
-          <w:color w:val="A04A1E"/>
-          <w:lang w:val="en-US"/>
-        </w:rPr>
-        <w:t xml:space="preserve"> </w:t>
-      </w:r>
-      <w:proofErr w:type="spellStart"/>
-      <w:r>
-        <w:rPr>
-          <w:color w:val="A04A1E"/>
-          <w:lang w:val="en-US"/>
-        </w:rPr>
-        <w:t>amet</w:t>
-      </w:r>
-      <w:proofErr w:type="spellEnd"/>
-      <w:r>
-        <w:rPr>
-          <w:color w:val="A04A1E"/>
-          <w:lang w:val="en-US"/>
-        </w:rPr>
-        <w:t xml:space="preserve">, </w:t>
-      </w:r>
-      <w:proofErr w:type="spellStart"/>
-      <w:r>
-        <w:rPr>
-          <w:color w:val="A04A1E"/>
-          <w:lang w:val="en-US"/>
-        </w:rPr>
-        <w:t>consectetur</w:t>
-      </w:r>
-      <w:proofErr w:type="spellEnd"/>
-      <w:r>
-        <w:rPr>
-          <w:color w:val="A04A1E"/>
-          <w:lang w:val="en-US"/>
-        </w:rPr>
-        <w:t xml:space="preserve">, </w:t>
-      </w:r>
-      <w:proofErr w:type="spellStart"/>
-      <w:r>
-        <w:rPr>
-          <w:color w:val="A04A1E"/>
-          <w:lang w:val="en-US"/>
-        </w:rPr>
-        <w:t>adipisci</w:t>
-      </w:r>
-      <w:proofErr w:type="spellEnd"/>
-      <w:r>
-        <w:rPr>
-          <w:color w:val="A04A1E"/>
-          <w:lang w:val="en-US"/>
-        </w:rPr>
-        <w:t xml:space="preserve"> </w:t>
-      </w:r>
-      <w:proofErr w:type="spellStart"/>
-      <w:r>
-        <w:rPr>
-          <w:color w:val="A04A1E"/>
-          <w:lang w:val="en-US"/>
-        </w:rPr>
-        <w:t>velit</w:t>
-      </w:r>
-      <w:proofErr w:type="spellEnd"/>
-      <w:r>
-        <w:rPr>
-          <w:color w:val="A04A1E"/>
-          <w:lang w:val="en-US"/>
-        </w:rPr>
-        <w:t xml:space="preserve">, sed quia non </w:t>
-      </w:r>
-      <w:proofErr w:type="spellStart"/>
-      <w:r>
-        <w:rPr>
-          <w:color w:val="A04A1E"/>
-          <w:lang w:val="en-US"/>
-        </w:rPr>
-        <w:t>numquam</w:t>
-      </w:r>
-      <w:proofErr w:type="spellEnd"/>
-      <w:r>
-        <w:rPr>
-          <w:color w:val="A04A1E"/>
-          <w:lang w:val="en-US"/>
-        </w:rPr>
-        <w:t xml:space="preserve"> eius </w:t>
-      </w:r>
-      <w:proofErr w:type="spellStart"/>
-      <w:r>
-        <w:rPr>
-          <w:color w:val="A04A1E"/>
-          <w:lang w:val="en-US"/>
-        </w:rPr>
-        <w:t>modi</w:t>
-      </w:r>
-      <w:proofErr w:type="spellEnd"/>
-      <w:r>
-        <w:rPr>
-          <w:color w:val="A04A1E"/>
-          <w:lang w:val="en-US"/>
-        </w:rPr>
-        <w:t xml:space="preserve"> </w:t>
-      </w:r>
-      <w:proofErr w:type="spellStart"/>
-      <w:r>
-        <w:rPr>
-          <w:color w:val="A04A1E"/>
-          <w:lang w:val="en-US"/>
-        </w:rPr>
-        <w:t>tempora</w:t>
-      </w:r>
-      <w:proofErr w:type="spellEnd"/>
-      <w:r>
-        <w:rPr>
-          <w:color w:val="A04A1E"/>
-          <w:lang w:val="en-US"/>
-        </w:rPr>
-        <w:t xml:space="preserve"> </w:t>
-      </w:r>
-      <w:proofErr w:type="spellStart"/>
-      <w:r>
-        <w:rPr>
-          <w:color w:val="A04A1E"/>
-          <w:lang w:val="en-US"/>
-        </w:rPr>
-        <w:t>incidunt</w:t>
-      </w:r>
-      <w:proofErr w:type="spellEnd"/>
-      <w:r>
-        <w:rPr>
-          <w:color w:val="A04A1E"/>
-          <w:lang w:val="en-US"/>
-        </w:rPr>
-        <w:t xml:space="preserve"> </w:t>
-      </w:r>
-      <w:proofErr w:type="spellStart"/>
-      <w:r>
-        <w:rPr>
-          <w:color w:val="A04A1E"/>
-          <w:lang w:val="en-US"/>
-        </w:rPr>
-        <w:t>ut</w:t>
-      </w:r>
-      <w:proofErr w:type="spellEnd"/>
-      <w:r>
-        <w:rPr>
-          <w:color w:val="A04A1E"/>
-          <w:lang w:val="en-US"/>
-        </w:rPr>
-        <w:t xml:space="preserve"> labore et dolore </w:t>
-      </w:r>
-      <w:proofErr w:type="spellStart"/>
-      <w:r>
-        <w:rPr>
-          <w:color w:val="A04A1E"/>
-          <w:lang w:val="en-US"/>
-        </w:rPr>
-        <w:t>magnam</w:t>
-      </w:r>
-      <w:proofErr w:type="spellEnd"/>
-      <w:r>
-        <w:rPr>
-          <w:color w:val="A04A1E"/>
-          <w:lang w:val="en-US"/>
-        </w:rPr>
-        <w:t xml:space="preserve"> </w:t>
-      </w:r>
-      <w:proofErr w:type="spellStart"/>
-      <w:r>
-        <w:rPr>
-          <w:color w:val="A04A1E"/>
-          <w:lang w:val="en-US"/>
-        </w:rPr>
-        <w:t>aliquam</w:t>
-      </w:r>
-      <w:proofErr w:type="spellEnd"/>
-      <w:r>
-        <w:rPr>
-          <w:color w:val="A04A1E"/>
-          <w:lang w:val="en-US"/>
-        </w:rPr>
-        <w:t xml:space="preserve"> </w:t>
-      </w:r>
-      <w:proofErr w:type="spellStart"/>
-      <w:r>
-        <w:rPr>
-          <w:color w:val="A04A1E"/>
-          <w:lang w:val="en-US"/>
-        </w:rPr>
-        <w:t>quaerat</w:t>
-      </w:r>
-      <w:proofErr w:type="spellEnd"/>
-      <w:r>
-        <w:rPr>
-          <w:color w:val="A04A1E"/>
-          <w:lang w:val="en-US"/>
-        </w:rPr>
-        <w:t xml:space="preserve"> </w:t>
-      </w:r>
-      <w:proofErr w:type="spellStart"/>
-      <w:r>
-        <w:rPr>
-          <w:color w:val="A04A1E"/>
-          <w:lang w:val="en-US"/>
-        </w:rPr>
-        <w:t>voluptatem</w:t>
-      </w:r>
-      <w:proofErr w:type="spellEnd"/>
-      <w:r>
-        <w:rPr>
-          <w:color w:val="A04A1E"/>
-          <w:lang w:val="en-US"/>
-        </w:rPr>
-        <w:t>.</w:t>
-      </w:r>
-    </w:p>
-    <w:p>
-      <w:pPr>
-        <w:rPr>
-          <w:lang w:val="en-US"/>
-        </w:rPr>
-      </w:pPr>
-    </w:p>
-    <w:p>
-      <w:pPr>
-        <w:rPr>
-          <w:lang w:val="en-US"/>
-        </w:rPr>
-      </w:pPr>
+          <w:lang w:val="en-US"/>
+        </w:rPr>
+        <w:t>-based authentication bypass, and time-based blind techniques) with no exploitable result. This negative result is documented as valid, tested coverage.</w:t>
+      </w:r>
     </w:p>
     <w:sectPr>
       <w:headerReference w:type="default" r:id="rId16"/>
@@ -7672,95 +8573,9 @@
     </w:lvl>
   </w:abstractNum>
   <w:abstractNum w:abstractNumId="2" w15:restartNumberingAfterBreak="0">
-    <w:nsid w:val="32635007"/>
+    <w:nsid w:val="266C2C7E"/>
     <w:multiLevelType w:val="hybridMultilevel"/>
-    <w:tmpl w:val="A37E84DC"/>
-    <w:lvl w:ilvl="0" w:tplc="0809000F">
-      <w:start w:val="1"/>
-      <w:numFmt w:val="decimal"/>
-      <w:lvlText w:val="%1."/>
-      <w:lvlJc w:val="left"/>
-      <w:pPr>
-        <w:ind w:left="720" w:hanging="360"/>
-      </w:pPr>
-    </w:lvl>
-    <w:lvl w:ilvl="1" w:tplc="08090019" w:tentative="1">
-      <w:start w:val="1"/>
-      <w:numFmt w:val="lowerLetter"/>
-      <w:lvlText w:val="%2."/>
-      <w:lvlJc w:val="left"/>
-      <w:pPr>
-        <w:ind w:left="1440" w:hanging="360"/>
-      </w:pPr>
-    </w:lvl>
-    <w:lvl w:ilvl="2" w:tplc="0809001B" w:tentative="1">
-      <w:start w:val="1"/>
-      <w:numFmt w:val="lowerRoman"/>
-      <w:lvlText w:val="%3."/>
-      <w:lvlJc w:val="right"/>
-      <w:pPr>
-        <w:ind w:left="2160" w:hanging="180"/>
-      </w:pPr>
-    </w:lvl>
-    <w:lvl w:ilvl="3" w:tplc="0809000F" w:tentative="1">
-      <w:start w:val="1"/>
-      <w:numFmt w:val="decimal"/>
-      <w:lvlText w:val="%4."/>
-      <w:lvlJc w:val="left"/>
-      <w:pPr>
-        <w:ind w:left="2880" w:hanging="360"/>
-      </w:pPr>
-    </w:lvl>
-    <w:lvl w:ilvl="4" w:tplc="08090019" w:tentative="1">
-      <w:start w:val="1"/>
-      <w:numFmt w:val="lowerLetter"/>
-      <w:lvlText w:val="%5."/>
-      <w:lvlJc w:val="left"/>
-      <w:pPr>
-        <w:ind w:left="3600" w:hanging="360"/>
-      </w:pPr>
-    </w:lvl>
-    <w:lvl w:ilvl="5" w:tplc="0809001B" w:tentative="1">
-      <w:start w:val="1"/>
-      <w:numFmt w:val="lowerRoman"/>
-      <w:lvlText w:val="%6."/>
-      <w:lvlJc w:val="right"/>
-      <w:pPr>
-        <w:ind w:left="4320" w:hanging="180"/>
-      </w:pPr>
-    </w:lvl>
-    <w:lvl w:ilvl="6" w:tplc="0809000F" w:tentative="1">
-      <w:start w:val="1"/>
-      <w:numFmt w:val="decimal"/>
-      <w:lvlText w:val="%7."/>
-      <w:lvlJc w:val="left"/>
-      <w:pPr>
-        <w:ind w:left="5040" w:hanging="360"/>
-      </w:pPr>
-    </w:lvl>
-    <w:lvl w:ilvl="7" w:tplc="08090019" w:tentative="1">
-      <w:start w:val="1"/>
-      <w:numFmt w:val="lowerLetter"/>
-      <w:lvlText w:val="%8."/>
-      <w:lvlJc w:val="left"/>
-      <w:pPr>
-        <w:ind w:left="5760" w:hanging="360"/>
-      </w:pPr>
-    </w:lvl>
-    <w:lvl w:ilvl="8" w:tplc="0809001B" w:tentative="1">
-      <w:start w:val="1"/>
-      <w:numFmt w:val="lowerRoman"/>
-      <w:lvlText w:val="%9."/>
-      <w:lvlJc w:val="right"/>
-      <w:pPr>
-        <w:ind w:left="6480" w:hanging="180"/>
-      </w:pPr>
-    </w:lvl>
-  </w:abstractNum>
-  <w:abstractNum w:abstractNumId="3" w15:restartNumberingAfterBreak="0">
-    <w:nsid w:val="7331660E"/>
-    <w:multiLevelType w:val="hybridMultilevel"/>
-    <w:tmpl w:val="F11E92AC"/>
+    <w:tmpl w:val="2C9E0C92"/>
     <w:lvl w:ilvl="0" w:tplc="08090001">
       <w:start w:val="1"/>
       <w:numFmt w:val="bullet"/>
@@ -7870,8 +8685,379 @@
       </w:rPr>
     </w:lvl>
   </w:abstractNum>
+  <w:abstractNum w:abstractNumId="3" w15:restartNumberingAfterBreak="0">
+    <w:nsid w:val="32635007"/>
+    <w:multiLevelType w:val="hybridMultilevel"/>
+    <w:tmpl w:val="A37E84DC"/>
+    <w:lvl w:ilvl="0" w:tplc="0809000F">
+      <w:start w:val="1"/>
+      <w:numFmt w:val="decimal"/>
+      <w:lvlText w:val="%1."/>
+      <w:lvlJc w:val="left"/>
+      <w:pPr>
+        <w:ind w:left="720" w:hanging="360"/>
+      </w:pPr>
+    </w:lvl>
+    <w:lvl w:ilvl="1" w:tplc="08090019" w:tentative="1">
+      <w:start w:val="1"/>
+      <w:numFmt w:val="lowerLetter"/>
+      <w:lvlText w:val="%2."/>
+      <w:lvlJc w:val="left"/>
+      <w:pPr>
+        <w:ind w:left="1440" w:hanging="360"/>
+      </w:pPr>
+    </w:lvl>
+    <w:lvl w:ilvl="2" w:tplc="0809001B" w:tentative="1">
+      <w:start w:val="1"/>
+      <w:numFmt w:val="lowerRoman"/>
+      <w:lvlText w:val="%3."/>
+      <w:lvlJc w:val="right"/>
+      <w:pPr>
+        <w:ind w:left="2160" w:hanging="180"/>
+      </w:pPr>
+    </w:lvl>
+    <w:lvl w:ilvl="3" w:tplc="0809000F" w:tentative="1">
+      <w:start w:val="1"/>
+      <w:numFmt w:val="decimal"/>
+      <w:lvlText w:val="%4."/>
+      <w:lvlJc w:val="left"/>
+      <w:pPr>
+        <w:ind w:left="2880" w:hanging="360"/>
+      </w:pPr>
+    </w:lvl>
+    <w:lvl w:ilvl="4" w:tplc="08090019" w:tentative="1">
+      <w:start w:val="1"/>
+      <w:numFmt w:val="lowerLetter"/>
+      <w:lvlText w:val="%5."/>
+      <w:lvlJc w:val="left"/>
+      <w:pPr>
+        <w:ind w:left="3600" w:hanging="360"/>
+      </w:pPr>
+    </w:lvl>
+    <w:lvl w:ilvl="5" w:tplc="0809001B" w:tentative="1">
+      <w:start w:val="1"/>
+      <w:numFmt w:val="lowerRoman"/>
+      <w:lvlText w:val="%6."/>
+      <w:lvlJc w:val="right"/>
+      <w:pPr>
+        <w:ind w:left="4320" w:hanging="180"/>
+      </w:pPr>
+    </w:lvl>
+    <w:lvl w:ilvl="6" w:tplc="0809000F" w:tentative="1">
+      <w:start w:val="1"/>
+      <w:numFmt w:val="decimal"/>
+      <w:lvlText w:val="%7."/>
+      <w:lvlJc w:val="left"/>
+      <w:pPr>
+        <w:ind w:left="5040" w:hanging="360"/>
+      </w:pPr>
+    </w:lvl>
+    <w:lvl w:ilvl="7" w:tplc="08090019" w:tentative="1">
+      <w:start w:val="1"/>
+      <w:numFmt w:val="lowerLetter"/>
+      <w:lvlText w:val="%8."/>
+      <w:lvlJc w:val="left"/>
+      <w:pPr>
+        <w:ind w:left="5760" w:hanging="360"/>
+      </w:pPr>
+    </w:lvl>
+    <w:lvl w:ilvl="8" w:tplc="0809001B" w:tentative="1">
+      <w:start w:val="1"/>
+      <w:numFmt w:val="lowerRoman"/>
+      <w:lvlText w:val="%9."/>
+      <w:lvlJc w:val="right"/>
+      <w:pPr>
+        <w:ind w:left="6480" w:hanging="180"/>
+      </w:pPr>
+    </w:lvl>
+  </w:abstractNum>
+  <w:abstractNum w:abstractNumId="4" w15:restartNumberingAfterBreak="0">
+    <w:nsid w:val="46FA17F3"/>
+    <w:multiLevelType w:val="hybridMultilevel"/>
+    <w:tmpl w:val="08B20104"/>
+    <w:lvl w:ilvl="0" w:tplc="0809000F">
+      <w:start w:val="1"/>
+      <w:numFmt w:val="decimal"/>
+      <w:lvlText w:val="%1."/>
+      <w:lvlJc w:val="left"/>
+      <w:pPr>
+        <w:ind w:left="720" w:hanging="360"/>
+      </w:pPr>
+    </w:lvl>
+    <w:lvl w:ilvl="1" w:tplc="08090019" w:tentative="1">
+      <w:start w:val="1"/>
+      <w:numFmt w:val="lowerLetter"/>
+      <w:lvlText w:val="%2."/>
+      <w:lvlJc w:val="left"/>
+      <w:pPr>
+        <w:ind w:left="1440" w:hanging="360"/>
+      </w:pPr>
+    </w:lvl>
+    <w:lvl w:ilvl="2" w:tplc="0809001B" w:tentative="1">
+      <w:start w:val="1"/>
+      <w:numFmt w:val="lowerRoman"/>
+      <w:lvlText w:val="%3."/>
+      <w:lvlJc w:val="right"/>
+      <w:pPr>
+        <w:ind w:left="2160" w:hanging="180"/>
+      </w:pPr>
+    </w:lvl>
+    <w:lvl w:ilvl="3" w:tplc="0809000F" w:tentative="1">
+      <w:start w:val="1"/>
+      <w:numFmt w:val="decimal"/>
+      <w:lvlText w:val="%4."/>
+      <w:lvlJc w:val="left"/>
+      <w:pPr>
+        <w:ind w:left="2880" w:hanging="360"/>
+      </w:pPr>
+    </w:lvl>
+    <w:lvl w:ilvl="4" w:tplc="08090019" w:tentative="1">
+      <w:start w:val="1"/>
+      <w:numFmt w:val="lowerLetter"/>
+      <w:lvlText w:val="%5."/>
+      <w:lvlJc w:val="left"/>
+      <w:pPr>
+        <w:ind w:left="3600" w:hanging="360"/>
+      </w:pPr>
+    </w:lvl>
+    <w:lvl w:ilvl="5" w:tplc="0809001B" w:tentative="1">
+      <w:start w:val="1"/>
+      <w:numFmt w:val="lowerRoman"/>
+      <w:lvlText w:val="%6."/>
+      <w:lvlJc w:val="right"/>
+      <w:pPr>
+        <w:ind w:left="4320" w:hanging="180"/>
+      </w:pPr>
+    </w:lvl>
+    <w:lvl w:ilvl="6" w:tplc="0809000F" w:tentative="1">
+      <w:start w:val="1"/>
+      <w:numFmt w:val="decimal"/>
+      <w:lvlText w:val="%7."/>
+      <w:lvlJc w:val="left"/>
+      <w:pPr>
+        <w:ind w:left="5040" w:hanging="360"/>
+      </w:pPr>
+    </w:lvl>
+    <w:lvl w:ilvl="7" w:tplc="08090019" w:tentative="1">
+      <w:start w:val="1"/>
+      <w:numFmt w:val="lowerLetter"/>
+      <w:lvlText w:val="%8."/>
+      <w:lvlJc w:val="left"/>
+      <w:pPr>
+        <w:ind w:left="5760" w:hanging="360"/>
+      </w:pPr>
+    </w:lvl>
+    <w:lvl w:ilvl="8" w:tplc="0809001B" w:tentative="1">
+      <w:start w:val="1"/>
+      <w:numFmt w:val="lowerRoman"/>
+      <w:lvlText w:val="%9."/>
+      <w:lvlJc w:val="right"/>
+      <w:pPr>
+        <w:ind w:left="6480" w:hanging="180"/>
+      </w:pPr>
+    </w:lvl>
+  </w:abstractNum>
+  <w:abstractNum w:abstractNumId="5" w15:restartNumberingAfterBreak="0">
+    <w:nsid w:val="5ACF7D85"/>
+    <w:multiLevelType w:val="hybridMultilevel"/>
+    <w:tmpl w:val="979A82DC"/>
+    <w:lvl w:ilvl="0" w:tplc="0809000F">
+      <w:start w:val="1"/>
+      <w:numFmt w:val="decimal"/>
+      <w:lvlText w:val="%1."/>
+      <w:lvlJc w:val="left"/>
+      <w:pPr>
+        <w:ind w:left="720" w:hanging="360"/>
+      </w:pPr>
+    </w:lvl>
+    <w:lvl w:ilvl="1" w:tplc="08090019" w:tentative="1">
+      <w:start w:val="1"/>
+      <w:numFmt w:val="lowerLetter"/>
+      <w:lvlText w:val="%2."/>
+      <w:lvlJc w:val="left"/>
+      <w:pPr>
+        <w:ind w:left="1440" w:hanging="360"/>
+      </w:pPr>
+    </w:lvl>
+    <w:lvl w:ilvl="2" w:tplc="0809001B" w:tentative="1">
+      <w:start w:val="1"/>
+      <w:numFmt w:val="lowerRoman"/>
+      <w:lvlText w:val="%3."/>
+      <w:lvlJc w:val="right"/>
+      <w:pPr>
+        <w:ind w:left="2160" w:hanging="180"/>
+      </w:pPr>
+    </w:lvl>
+    <w:lvl w:ilvl="3" w:tplc="0809000F" w:tentative="1">
+      <w:start w:val="1"/>
+      <w:numFmt w:val="decimal"/>
+      <w:lvlText w:val="%4."/>
+      <w:lvlJc w:val="left"/>
+      <w:pPr>
+        <w:ind w:left="2880" w:hanging="360"/>
+      </w:pPr>
+    </w:lvl>
+    <w:lvl w:ilvl="4" w:tplc="08090019" w:tentative="1">
+      <w:start w:val="1"/>
+      <w:numFmt w:val="lowerLetter"/>
+      <w:lvlText w:val="%5."/>
+      <w:lvlJc w:val="left"/>
+      <w:pPr>
+        <w:ind w:left="3600" w:hanging="360"/>
+      </w:pPr>
+    </w:lvl>
+    <w:lvl w:ilvl="5" w:tplc="0809001B" w:tentative="1">
+      <w:start w:val="1"/>
+      <w:numFmt w:val="lowerRoman"/>
+      <w:lvlText w:val="%6."/>
+      <w:lvlJc w:val="right"/>
+      <w:pPr>
+        <w:ind w:left="4320" w:hanging="180"/>
+      </w:pPr>
+    </w:lvl>
+    <w:lvl w:ilvl="6" w:tplc="0809000F" w:tentative="1">
+      <w:start w:val="1"/>
+      <w:numFmt w:val="decimal"/>
+      <w:lvlText w:val="%7."/>
+      <w:lvlJc w:val="left"/>
+      <w:pPr>
+        <w:ind w:left="5040" w:hanging="360"/>
+      </w:pPr>
+    </w:lvl>
+    <w:lvl w:ilvl="7" w:tplc="08090019" w:tentative="1">
+      <w:start w:val="1"/>
+      <w:numFmt w:val="lowerLetter"/>
+      <w:lvlText w:val="%8."/>
+      <w:lvlJc w:val="left"/>
+      <w:pPr>
+        <w:ind w:left="5760" w:hanging="360"/>
+      </w:pPr>
+    </w:lvl>
+    <w:lvl w:ilvl="8" w:tplc="0809001B" w:tentative="1">
+      <w:start w:val="1"/>
+      <w:numFmt w:val="lowerRoman"/>
+      <w:lvlText w:val="%9."/>
+      <w:lvlJc w:val="right"/>
+      <w:pPr>
+        <w:ind w:left="6480" w:hanging="180"/>
+      </w:pPr>
+    </w:lvl>
+  </w:abstractNum>
+  <w:abstractNum w:abstractNumId="6" w15:restartNumberingAfterBreak="0">
+    <w:nsid w:val="7331660E"/>
+    <w:multiLevelType w:val="hybridMultilevel"/>
+    <w:tmpl w:val="F11E92AC"/>
+    <w:lvl w:ilvl="0" w:tplc="08090001">
+      <w:start w:val="1"/>
+      <w:numFmt w:val="bullet"/>
+      <w:lvlText w:val=""/>
+      <w:lvlJc w:val="left"/>
+      <w:pPr>
+        <w:ind w:left="720" w:hanging="360"/>
+      </w:pPr>
+      <w:rPr>
+        <w:rFonts w:ascii="Symbol" w:hAnsi="Symbol" w:hint="default"/>
+      </w:rPr>
+    </w:lvl>
+    <w:lvl w:ilvl="1" w:tplc="08090003" w:tentative="1">
+      <w:start w:val="1"/>
+      <w:numFmt w:val="bullet"/>
+      <w:lvlText w:val="o"/>
+      <w:lvlJc w:val="left"/>
+      <w:pPr>
+        <w:ind w:left="1440" w:hanging="360"/>
+      </w:pPr>
+      <w:rPr>
+        <w:rFonts w:ascii="Courier New" w:hAnsi="Courier New" w:cs="Courier New" w:hint="default"/>
+      </w:rPr>
+    </w:lvl>
+    <w:lvl w:ilvl="2" w:tplc="08090005" w:tentative="1">
+      <w:start w:val="1"/>
+      <w:numFmt w:val="bullet"/>
+      <w:lvlText w:val=""/>
+      <w:lvlJc w:val="left"/>
+      <w:pPr>
+        <w:ind w:left="2160" w:hanging="360"/>
+      </w:pPr>
+      <w:rPr>
+        <w:rFonts w:ascii="Wingdings" w:hAnsi="Wingdings" w:hint="default"/>
+      </w:rPr>
+    </w:lvl>
+    <w:lvl w:ilvl="3" w:tplc="08090001" w:tentative="1">
+      <w:start w:val="1"/>
+      <w:numFmt w:val="bullet"/>
+      <w:lvlText w:val=""/>
+      <w:lvlJc w:val="left"/>
+      <w:pPr>
+        <w:ind w:left="2880" w:hanging="360"/>
+      </w:pPr>
+      <w:rPr>
+        <w:rFonts w:ascii="Symbol" w:hAnsi="Symbol" w:hint="default"/>
+      </w:rPr>
+    </w:lvl>
+    <w:lvl w:ilvl="4" w:tplc="08090003" w:tentative="1">
+      <w:start w:val="1"/>
+      <w:numFmt w:val="bullet"/>
+      <w:lvlText w:val="o"/>
+      <w:lvlJc w:val="left"/>
+      <w:pPr>
+        <w:ind w:left="3600" w:hanging="360"/>
+      </w:pPr>
+      <w:rPr>
+        <w:rFonts w:ascii="Courier New" w:hAnsi="Courier New" w:cs="Courier New" w:hint="default"/>
+      </w:rPr>
+    </w:lvl>
+    <w:lvl w:ilvl="5" w:tplc="08090005" w:tentative="1">
+      <w:start w:val="1"/>
+      <w:numFmt w:val="bullet"/>
+      <w:lvlText w:val=""/>
+      <w:lvlJc w:val="left"/>
+      <w:pPr>
+        <w:ind w:left="4320" w:hanging="360"/>
+      </w:pPr>
+      <w:rPr>
+        <w:rFonts w:ascii="Wingdings" w:hAnsi="Wingdings" w:hint="default"/>
+      </w:rPr>
+    </w:lvl>
+    <w:lvl w:ilvl="6" w:tplc="08090001" w:tentative="1">
+      <w:start w:val="1"/>
+      <w:numFmt w:val="bullet"/>
+      <w:lvlText w:val=""/>
+      <w:lvlJc w:val="left"/>
+      <w:pPr>
+        <w:ind w:left="5040" w:hanging="360"/>
+      </w:pPr>
+      <w:rPr>
+        <w:rFonts w:ascii="Symbol" w:hAnsi="Symbol" w:hint="default"/>
+      </w:rPr>
+    </w:lvl>
+    <w:lvl w:ilvl="7" w:tplc="08090003" w:tentative="1">
+      <w:start w:val="1"/>
+      <w:numFmt w:val="bullet"/>
+      <w:lvlText w:val="o"/>
+      <w:lvlJc w:val="left"/>
+      <w:pPr>
+        <w:ind w:left="5760" w:hanging="360"/>
+      </w:pPr>
+      <w:rPr>
+        <w:rFonts w:ascii="Courier New" w:hAnsi="Courier New" w:cs="Courier New" w:hint="default"/>
+      </w:rPr>
+    </w:lvl>
+    <w:lvl w:ilvl="8" w:tplc="08090005" w:tentative="1">
+      <w:start w:val="1"/>
+      <w:numFmt w:val="bullet"/>
+      <w:lvlText w:val=""/>
+      <w:lvlJc w:val="left"/>
+      <w:pPr>
+        <w:ind w:left="6480" w:hanging="360"/>
+      </w:pPr>
+      <w:rPr>
+        <w:rFonts w:ascii="Wingdings" w:hAnsi="Wingdings" w:hint="default"/>
+      </w:rPr>
+    </w:lvl>
+  </w:abstractNum>
   <w:num w:numId="1" w16cid:durableId="437143038">
-    <w:abstractNumId w:val="3"/>
+    <w:abstractNumId w:val="6"/>
   </w:num>
   <w:num w:numId="2" w16cid:durableId="1824423637">
     <w:abstractNumId w:val="0"/>
@@ -7880,7 +9066,16 @@
     <w:abstractNumId w:val="1"/>
   </w:num>
   <w:num w:numId="4" w16cid:durableId="1289895884">
+    <w:abstractNumId w:val="3"/>
+  </w:num>
+  <w:num w:numId="5" w16cid:durableId="341516048">
+    <w:abstractNumId w:val="5"/>
+  </w:num>
+  <w:num w:numId="6" w16cid:durableId="2085561873">
     <w:abstractNumId w:val="2"/>
+  </w:num>
+  <w:num w:numId="7" w16cid:durableId="172916505">
+    <w:abstractNumId w:val="4"/>
   </w:num>
 </w:numbering>
 </file>
@@ -8486,7 +9681,6 @@
   <w:style w:type="character" w:default="1" w:styleId="DefaultParagraphFont">
     <w:name w:val="Default Paragraph Font"/>
     <w:uiPriority w:val="1"/>
-    <w:semiHidden/>
     <w:unhideWhenUsed/>
   </w:style>
   <w:style w:type="table" w:default="1" w:styleId="TableNormal">
@@ -9418,19 +10612,19 @@
                 <c:formatCode>General</c:formatCode>
                 <c:ptCount val="5"/>
                 <c:pt idx="0">
-                  <c:v>2</c:v>
+                  <c:v>1</c:v>
                 </c:pt>
                 <c:pt idx="1">
-                  <c:v>3</c:v>
+                  <c:v>5</c:v>
                 </c:pt>
                 <c:pt idx="2">
+                  <c:v>5</c:v>
+                </c:pt>
+                <c:pt idx="3">
                   <c:v>1</c:v>
                 </c:pt>
-                <c:pt idx="3">
-                  <c:v>4</c:v>
-                </c:pt>
                 <c:pt idx="4">
-                  <c:v>2</c:v>
+                  <c:v>3</c:v>
                 </c:pt>
               </c:numCache>
             </c:numRef>
